--- a/project_description.docx
+++ b/project_description.docx
@@ -1,150 +1,117 @@
 
 <file path=word/document.xml><?xml version="1.0" encoding="utf-8"?>
-<w:document xmlns:w="http://schemas.openxmlformats.org/wordprocessingml/2006/main" xmlns:m="http://schemas.openxmlformats.org/officeDocument/2006/math" xmlns:r="http://schemas.openxmlformats.org/officeDocument/2006/relationships" xmlns:o="urn:schemas-microsoft-com:office:office" xmlns:v="urn:schemas-microsoft-com:vml" xmlns:w10="urn:schemas-microsoft-com:office:word" xmlns:a="http://schemas.openxmlformats.org/drawingml/2006/main" xmlns:pic="http://schemas.openxmlformats.org/drawingml/2006/picture" xmlns:wp="http://schemas.openxmlformats.org/drawingml/2006/wordprocessingDrawing">
+<w:document xmlns:wpc="http://schemas.microsoft.com/office/word/2010/wordprocessingCanvas" xmlns:cx="http://schemas.microsoft.com/office/drawing/2014/chartex" xmlns:cx1="http://schemas.microsoft.com/office/drawing/2015/9/8/chartex" xmlns:cx2="http://schemas.microsoft.com/office/drawing/2015/10/21/chartex" xmlns:cx3="http://schemas.microsoft.com/office/drawing/2016/5/9/chartex" xmlns:cx4="http://schemas.microsoft.com/office/drawing/2016/5/10/chartex" xmlns:cx5="http://schemas.microsoft.com/office/drawing/2016/5/11/chartex" xmlns:cx6="http://schemas.microsoft.com/office/drawing/2016/5/12/chartex" xmlns:cx7="http://schemas.microsoft.com/office/drawing/2016/5/13/chartex" xmlns:cx8="http://schemas.microsoft.com/office/drawing/2016/5/14/chartex" xmlns:mc="http://schemas.openxmlformats.org/markup-compatibility/2006" xmlns:aink="http://schemas.microsoft.com/office/drawing/2016/ink" xmlns:am3d="http://schemas.microsoft.com/office/drawing/2017/model3d" xmlns:o="urn:schemas-microsoft-com:office:office" xmlns:oel="http://schemas.microsoft.com/office/2019/extlst" xmlns:r="http://schemas.openxmlformats.org/officeDocument/2006/relationships" xmlns:m="http://schemas.openxmlformats.org/officeDocument/2006/math" xmlns:v="urn:schemas-microsoft-com:vml" xmlns:wp14="http://schemas.microsoft.com/office/word/2010/wordprocessingDrawing" xmlns:wp="http://schemas.openxmlformats.org/drawingml/2006/wordprocessingDrawing" xmlns:w10="urn:schemas-microsoft-com:office:word" xmlns:w="http://schemas.openxmlformats.org/wordprocessingml/2006/main" xmlns:w14="http://schemas.microsoft.com/office/word/2010/wordml" xmlns:w15="http://schemas.microsoft.com/office/word/2012/wordml" xmlns:w16cei="http://schemas.microsoft.com/office/word/2026/wordml/cei" xmlns:w16cex="http://schemas.microsoft.com/office/word/2018/wordml/cex" xmlns:w16cid="http://schemas.microsoft.com/office/word/2016/wordml/cid" xmlns:w16="http://schemas.microsoft.com/office/word/2018/wordml" xmlns:w16du="http://schemas.microsoft.com/office/word/2023/wordml/word16du" xmlns:w16sdtdh="http://schemas.microsoft.com/office/word/2020/wordml/sdtdatahash" xmlns:w16sdtfl="http://schemas.microsoft.com/office/word/2024/wordml/sdtformatlock" xmlns:w16se="http://schemas.microsoft.com/office/word/2015/wordml/symex" xmlns:wpg="http://schemas.microsoft.com/office/word/2010/wordprocessingGroup" xmlns:wpi="http://schemas.microsoft.com/office/word/2010/wordprocessingInk" xmlns:wne="http://schemas.microsoft.com/office/word/2006/wordml" xmlns:wps="http://schemas.microsoft.com/office/word/2010/wordprocessingShape" mc:Ignorable="w14 w15 w16se w16cid w16 w16cex w16sdtdh w16sdtfl w16du wp14">
   <w:body>
-    <w:bookmarkStart w:id="22" w:name="Xd4ac416aa19a5a6993364523240068d0a3a4b76"/>
+    <w:p>
+      <w:pPr>
+        <w:pStyle w:val="Title"/>
+      </w:pPr>
+      <w:bookmarkStart w:id="0" w:name="Xd4ac416aa19a5a6993364523240068d0a3a4b76"/>
+      <w:r>
+        <w:t>Project Description</w:t>
+      </w:r>
+    </w:p>
     <w:p>
       <w:pPr>
         <w:pStyle w:val="Heading1"/>
       </w:pPr>
       <w:r>
-        <w:t xml:space="preserve">Project Description: Multi-omics Informed Drug Response Prediction Using Deep Learning</w:t>
-      </w:r>
-    </w:p>
-    <w:bookmarkStart w:id="20" w:name="introduction"/>
+        <w:t>Multi-omics informed drug response prediction for precision medicine</w:t>
+      </w:r>
+    </w:p>
     <w:p>
       <w:pPr>
         <w:pStyle w:val="Heading2"/>
       </w:pPr>
-      <w:r>
-        <w:t xml:space="preserve">1. Introduction</w:t>
-      </w:r>
-    </w:p>
-    <w:p>
-      <w:pPr>
-        <w:pStyle w:val="FirstParagraph"/>
-      </w:pPr>
-      <w:r>
-        <w:t xml:space="preserve">Cancer treatment effectiveness varies significantly between patients due to differences in molecular characteristics. Precision medicine aims to identify effective treatments by using biological information from cancer cells to predict how they respond to specific drugs.</w:t>
-      </w:r>
-    </w:p>
-    <w:p>
-      <w:pPr>
-        <w:pStyle w:val="BodyText"/>
-      </w:pPr>
-      <w:r>
-        <w:t xml:space="preserve">This project implements a deep learning-based drug response prediction model that integrates multiple sources of molecular information, including gene expression, copy number variation, DNA methylation, mutation profiles, and drug molecular structures.</w:t>
-      </w:r>
-    </w:p>
-    <w:p>
-      <w:pPr>
-        <w:pStyle w:val="BodyText"/>
-      </w:pPr>
-      <w:r>
-        <w:t xml:space="preserve">The goal of this project is to predict drug response values (IC50) for cancer cell lines and identify potential drug-cell line interactions.</w:t>
-      </w:r>
-    </w:p>
-    <w:p>
-      <w:r>
-        <w:pict>
-          <v:rect style="width:0;height:1.5pt" o:hralign="center" o:hrstd="t" o:hr="t"/>
-        </w:pict>
-      </w:r>
-    </w:p>
-    <w:bookmarkEnd w:id="20"/>
-    <w:bookmarkStart w:id="21" w:name="project-objectives"/>
+      <w:bookmarkStart w:id="1" w:name="introduction"/>
+      <w:r>
+        <w:t>1. Introduction</w:t>
+      </w:r>
+    </w:p>
     <w:p>
       <w:pPr>
         <w:pStyle w:val="Heading2"/>
-      </w:pPr>
-      <w:r>
-        <w:t xml:space="preserve">2. Project Objectives</w:t>
-      </w:r>
-    </w:p>
-    <w:p>
-      <w:pPr>
-        <w:pStyle w:val="FirstParagraph"/>
-      </w:pPr>
-      <w:r>
-        <w:t xml:space="preserve">The objectives of this project are:</w:t>
-      </w:r>
-    </w:p>
-    <w:p>
-      <w:pPr>
-        <w:pStyle w:val="Compact"/>
+        <w:rPr>
+          <w:rFonts w:asciiTheme="minorHAnsi" w:eastAsiaTheme="minorHAnsi" w:hAnsiTheme="minorHAnsi" w:cstheme="minorBidi"/>
+          <w:color w:val="auto"/>
+          <w:sz w:val="24"/>
+          <w:szCs w:val="24"/>
+        </w:rPr>
+      </w:pPr>
+      <w:bookmarkStart w:id="2" w:name="project-objectives"/>
+      <w:bookmarkEnd w:id="1"/>
+      <w:r>
+        <w:rPr>
+          <w:rFonts w:asciiTheme="minorHAnsi" w:eastAsiaTheme="minorHAnsi" w:hAnsiTheme="minorHAnsi" w:cstheme="minorBidi"/>
+          <w:color w:val="auto"/>
+          <w:sz w:val="24"/>
+          <w:szCs w:val="24"/>
+        </w:rPr>
+        <w:t xml:space="preserve">Treating cancer in patients is hard within precision oncology due to the heterogeneity in cancer cells. Developing predictive methods that estimate drug-responses in cancer cell lines can improve our understanding of treatment effectiveness. The goal of this study is to explore the fundamental and data-driven limitations of the existing advanced learning methods for drug-response prediction for precision oncology. </w:t>
+      </w:r>
+    </w:p>
+    <w:p>
+      <w:r>
+        <w:t xml:space="preserve">To address </w:t>
+      </w:r>
+      <w:proofErr w:type="gramStart"/>
+      <w:r>
+        <w:t>these gap</w:t>
+      </w:r>
+      <w:proofErr w:type="gramEnd"/>
+      <w:r>
+        <w:t>, we studied fifteen recent state-of-the-art methods, focusing on the multi-omics genetic profiles of patients and their drug responsiveness in treatments, to explore the fundamental and data-driven limitations of the existing advanced learning methods. Our comprehensive analysis reports two-fold findings:</w:t>
+      </w:r>
+    </w:p>
+    <w:p>
+      <w:pPr>
+        <w:pStyle w:val="ListParagraph"/>
         <w:numPr>
           <w:ilvl w:val="0"/>
-          <w:numId w:val="1001"/>
+          <w:numId w:val="13"/>
         </w:numPr>
       </w:pPr>
       <w:r>
-        <w:t xml:space="preserve">Develop a deep learning model capable of predicting drug response using multi-omics information.</w:t>
-      </w:r>
-    </w:p>
-    <w:p>
-      <w:pPr>
-        <w:pStyle w:val="Compact"/>
+        <w:t xml:space="preserve">Methods that </w:t>
+      </w:r>
+      <w:proofErr w:type="gramStart"/>
+      <w:r>
+        <w:t>learn</w:t>
+      </w:r>
+      <w:proofErr w:type="gramEnd"/>
+      <w:r>
+        <w:t xml:space="preserve"> molecular and topological manifolds demonstrate richer representation of drug molecules, and better efficacy of drug-response prediction. </w:t>
+      </w:r>
+    </w:p>
+    <w:p>
+      <w:pPr>
+        <w:pStyle w:val="ListParagraph"/>
         <w:numPr>
           <w:ilvl w:val="0"/>
-          <w:numId w:val="1001"/>
+          <w:numId w:val="13"/>
         </w:numPr>
       </w:pPr>
       <w:r>
-        <w:t xml:space="preserve">Integrate heterogeneous biological features into a unified prediction framework.</w:t>
-      </w:r>
-    </w:p>
-    <w:p>
-      <w:pPr>
-        <w:pStyle w:val="Compact"/>
-        <w:numPr>
-          <w:ilvl w:val="0"/>
-          <w:numId w:val="1001"/>
-        </w:numPr>
-      </w:pPr>
-      <w:r>
-        <w:t xml:space="preserve">Use graph neural networks to represent drug molecular structures.</w:t>
-      </w:r>
-    </w:p>
-    <w:p>
-      <w:pPr>
-        <w:pStyle w:val="Compact"/>
-        <w:numPr>
-          <w:ilvl w:val="0"/>
-          <w:numId w:val="1001"/>
-        </w:numPr>
-      </w:pPr>
-      <w:r>
-        <w:t xml:space="preserve">Evaluate model performance using statistical prediction metrics.</w:t>
-      </w:r>
-    </w:p>
-    <w:p>
-      <w:pPr>
-        <w:pStyle w:val="Compact"/>
-        <w:numPr>
-          <w:ilvl w:val="0"/>
-          <w:numId w:val="1001"/>
-        </w:numPr>
-      </w:pPr>
-      <w:r>
-        <w:t xml:space="preserve">Perform biological interpretation through downstream pathway enrichment analysis.</w:t>
-      </w:r>
-    </w:p>
-    <w:p>
-      <w:r>
-        <w:pict>
-          <v:rect style="width:0;height:1.5pt" o:hralign="center" o:hrstd="t" o:hr="t"/>
-        </w:pict>
-      </w:r>
-    </w:p>
-    <w:bookmarkEnd w:id="21"/>
-    <w:bookmarkEnd w:id="22"/>
-    <w:bookmarkStart w:id="26" w:name="dataset-description"/>
-    <w:p>
-      <w:pPr>
-        <w:pStyle w:val="Heading1"/>
-      </w:pPr>
-      <w:r>
-        <w:t xml:space="preserve">3. Dataset Description</w:t>
+        <w:t xml:space="preserve">We identify the core design principles for developing an effective computational framework. </w:t>
+      </w:r>
+    </w:p>
+    <w:p>
+      <w:r>
+        <w:t>Following these principles, we reproduce a framework that combines latent representation of high-dimensional multi-omics data, locality features, and spatial relations of drug-tissue interactions. Our implementation achieves comparable performance with exiting platform across multiple metrics. The network preserves the most salient features across multi-omics data and drug molecular representations, especially when complete data points are not available.</w:t>
+      </w:r>
+    </w:p>
+    <w:p>
+      <w:pPr>
+        <w:pStyle w:val="Heading2"/>
+      </w:pPr>
+      <w:bookmarkStart w:id="3" w:name="dataset-description"/>
+      <w:bookmarkEnd w:id="0"/>
+      <w:bookmarkEnd w:id="2"/>
+      <w:r>
+        <w:t>2</w:t>
+      </w:r>
+      <w:r>
+        <w:t>. Dataset Description</w:t>
       </w:r>
     </w:p>
     <w:p>
@@ -152,16 +119,19 @@
         <w:pStyle w:val="FirstParagraph"/>
       </w:pPr>
       <w:r>
-        <w:t xml:space="preserve">The model utilizes publicly available cancer drug response and molecular profiling datasets.</w:t>
-      </w:r>
-    </w:p>
-    <w:bookmarkStart w:id="23" w:name="drug-response-data"/>
-    <w:p>
-      <w:pPr>
-        <w:pStyle w:val="Heading2"/>
-      </w:pPr>
-      <w:r>
-        <w:t xml:space="preserve">3.1 Drug Response Data</w:t>
+        <w:t>The model utilizes publicly available cancer drug response and molecular profiling datasets.</w:t>
+      </w:r>
+    </w:p>
+    <w:p>
+      <w:pPr>
+        <w:pStyle w:val="Heading3"/>
+      </w:pPr>
+      <w:bookmarkStart w:id="4" w:name="drug-response-data"/>
+      <w:r>
+        <w:t>2</w:t>
+      </w:r>
+      <w:r>
+        <w:t>.1 Drug Response Data</w:t>
       </w:r>
     </w:p>
     <w:p>
@@ -169,7 +139,7 @@
         <w:pStyle w:val="FirstParagraph"/>
       </w:pPr>
       <w:r>
-        <w:t xml:space="preserve">Drug response measurements are obtained from the Genomics of Drug Sensitivity in Cancer (GDSC) database.</w:t>
+        <w:t>Drug response measurements are obtained from the Genomics of Drug Sensitivity in Cancer (GDSC) database.</w:t>
       </w:r>
     </w:p>
     <w:p>
@@ -177,44 +147,40 @@
         <w:pStyle w:val="BodyText"/>
       </w:pPr>
       <w:r>
-        <w:t xml:space="preserve">The response variable is:</w:t>
-      </w:r>
-    </w:p>
-    <w:p>
-      <w:pPr>
-        <w:pStyle w:val="BodyText"/>
-      </w:pPr>
+        <w:t>The response variable is</w:t>
+      </w:r>
+      <w:r>
+        <w:t xml:space="preserve"> </w:t>
+      </w:r>
       <w:r>
         <w:rPr>
           <w:b/>
           <w:bCs/>
         </w:rPr>
-        <w:t xml:space="preserve">IC50 (half maximal inhibitory concentration)</w:t>
-      </w:r>
-    </w:p>
-    <w:p>
-      <w:pPr>
-        <w:pStyle w:val="BodyText"/>
-      </w:pPr>
-      <w:r>
-        <w:t xml:space="preserve">Lower IC50 values indicate higher drug sensitivity, while higher IC50 values indicate resistance.</w:t>
-      </w:r>
-    </w:p>
-    <w:p>
-      <w:r>
-        <w:pict>
-          <v:rect style="width:0;height:1.5pt" o:hralign="center" o:hrstd="t" o:hr="t"/>
-        </w:pict>
-      </w:r>
-    </w:p>
-    <w:bookmarkEnd w:id="23"/>
-    <w:bookmarkStart w:id="24" w:name="multi-omics-data"/>
-    <w:p>
-      <w:pPr>
-        <w:pStyle w:val="Heading2"/>
-      </w:pPr>
-      <w:r>
-        <w:t xml:space="preserve">3.2 Multi-omics Data</w:t>
+        <w:t>IC50</w:t>
+      </w:r>
+      <w:r>
+        <w:t xml:space="preserve"> (half maximal inhibitory concentration)</w:t>
+      </w:r>
+      <w:r>
+        <w:t xml:space="preserve">. </w:t>
+      </w:r>
+      <w:r>
+        <w:t>Lower IC50 values indicate higher drug sensitivity, while higher IC50 values indicate resistance.</w:t>
+      </w:r>
+    </w:p>
+    <w:p>
+      <w:pPr>
+        <w:pStyle w:val="Heading3"/>
+      </w:pPr>
+      <w:bookmarkStart w:id="5" w:name="multi-omics-data"/>
+      <w:bookmarkEnd w:id="4"/>
+      <w:r>
+        <w:lastRenderedPageBreak/>
+        <w:t>2</w:t>
+      </w:r>
+      <w:r>
+        <w:t>.2 Multi-omics Data</w:t>
       </w:r>
     </w:p>
     <w:p>
@@ -222,195 +188,226 @@
         <w:pStyle w:val="FirstParagraph"/>
       </w:pPr>
       <w:r>
-        <w:t xml:space="preserve">The model incorporates four molecular feature types:</w:t>
+        <w:t>The model incorporates four molecular feature types:</w:t>
       </w:r>
     </w:p>
     <w:tbl>
       <w:tblPr>
         <w:tblStyle w:val="Table"/>
-        <w:tblW w:type="pct" w:w="5000"/>
+        <w:tblW w:w="5000" w:type="pct"/>
         <w:tblLayout w:type="fixed"/>
-        <w:tblLook w:firstRow="1" w:lastRow="0" w:firstColumn="0" w:lastColumn="0" w:noHBand="0" w:noVBand="0" w:val="0020"/>
+        <w:tblLook w:val="0020" w:firstRow="1" w:lastRow="0" w:firstColumn="0" w:lastColumn="0" w:noHBand="0" w:noVBand="0"/>
       </w:tblPr>
       <w:tblGrid>
-        <w:gridCol w:w="2640"/>
-        <w:gridCol w:w="2640"/>
-        <w:gridCol w:w="2640"/>
+        <w:gridCol w:w="3192"/>
+        <w:gridCol w:w="3192"/>
+        <w:gridCol w:w="3192"/>
       </w:tblGrid>
       <w:tr>
         <w:trPr>
-          <w:tblHeader w:val="on"/>
+          <w:cnfStyle w:val="100000000000" w:firstRow="1" w:lastRow="0" w:firstColumn="0" w:lastColumn="0" w:oddVBand="0" w:evenVBand="0" w:oddHBand="0" w:evenHBand="0" w:firstRowFirstColumn="0" w:firstRowLastColumn="0" w:lastRowFirstColumn="0" w:lastRowLastColumn="0"/>
+          <w:tblHeader/>
         </w:trPr>
         <w:tc>
-          <w:tcPr/>
+          <w:tcPr>
+            <w:tcW w:w="2640" w:type="dxa"/>
+          </w:tcPr>
           <w:p>
             <w:pPr>
               <w:pStyle w:val="Compact"/>
             </w:pPr>
             <w:r>
-              <w:t xml:space="preserve">Feature</w:t>
+              <w:t>Feature</w:t>
             </w:r>
           </w:p>
         </w:tc>
         <w:tc>
-          <w:tcPr/>
+          <w:tcPr>
+            <w:tcW w:w="2640" w:type="dxa"/>
+          </w:tcPr>
           <w:p>
             <w:pPr>
               <w:pStyle w:val="Compact"/>
             </w:pPr>
             <w:r>
-              <w:t xml:space="preserve">Description</w:t>
+              <w:t>Description</w:t>
             </w:r>
           </w:p>
         </w:tc>
         <w:tc>
-          <w:tcPr/>
+          <w:tcPr>
+            <w:tcW w:w="2640" w:type="dxa"/>
+          </w:tcPr>
           <w:p>
             <w:pPr>
               <w:pStyle w:val="Compact"/>
             </w:pPr>
             <w:r>
-              <w:t xml:space="preserve">Representation</w:t>
+              <w:t>Representation</w:t>
             </w:r>
           </w:p>
         </w:tc>
       </w:tr>
       <w:tr>
         <w:tc>
-          <w:tcPr/>
+          <w:tcPr>
+            <w:tcW w:w="2640" w:type="dxa"/>
+          </w:tcPr>
           <w:p>
             <w:pPr>
               <w:pStyle w:val="Compact"/>
             </w:pPr>
             <w:r>
-              <w:t xml:space="preserve">RNA Expression</w:t>
+              <w:t>RNA Expression</w:t>
             </w:r>
           </w:p>
         </w:tc>
         <w:tc>
-          <w:tcPr/>
+          <w:tcPr>
+            <w:tcW w:w="2640" w:type="dxa"/>
+          </w:tcPr>
           <w:p>
             <w:pPr>
               <w:pStyle w:val="Compact"/>
             </w:pPr>
             <w:r>
-              <w:t xml:space="preserve">Gene expression levels</w:t>
+              <w:t>Gene expression levels</w:t>
             </w:r>
           </w:p>
         </w:tc>
         <w:tc>
-          <w:tcPr/>
+          <w:tcPr>
+            <w:tcW w:w="2640" w:type="dxa"/>
+          </w:tcPr>
           <w:p>
             <w:pPr>
               <w:pStyle w:val="Compact"/>
             </w:pPr>
             <w:r>
-              <w:t xml:space="preserve">512-dimensional feature vector</w:t>
+              <w:t>512-dimensional feature vector</w:t>
             </w:r>
           </w:p>
         </w:tc>
       </w:tr>
       <w:tr>
         <w:tc>
-          <w:tcPr/>
+          <w:tcPr>
+            <w:tcW w:w="2640" w:type="dxa"/>
+          </w:tcPr>
           <w:p>
             <w:pPr>
               <w:pStyle w:val="Compact"/>
             </w:pPr>
             <w:r>
-              <w:t xml:space="preserve">CNV</w:t>
+              <w:t>CNV</w:t>
             </w:r>
           </w:p>
         </w:tc>
         <w:tc>
-          <w:tcPr/>
+          <w:tcPr>
+            <w:tcW w:w="2640" w:type="dxa"/>
+          </w:tcPr>
           <w:p>
             <w:pPr>
               <w:pStyle w:val="Compact"/>
             </w:pPr>
             <w:r>
-              <w:t xml:space="preserve">Copy number variation</w:t>
+              <w:t>Copy number variation</w:t>
             </w:r>
           </w:p>
         </w:tc>
         <w:tc>
-          <w:tcPr/>
+          <w:tcPr>
+            <w:tcW w:w="2640" w:type="dxa"/>
+          </w:tcPr>
           <w:p>
             <w:pPr>
               <w:pStyle w:val="Compact"/>
             </w:pPr>
             <w:r>
-              <w:t xml:space="preserve">512-dimensional feature vector</w:t>
+              <w:t>512-dimensional feature vector</w:t>
             </w:r>
           </w:p>
         </w:tc>
       </w:tr>
       <w:tr>
         <w:tc>
-          <w:tcPr/>
+          <w:tcPr>
+            <w:tcW w:w="2640" w:type="dxa"/>
+          </w:tcPr>
           <w:p>
             <w:pPr>
               <w:pStyle w:val="Compact"/>
             </w:pPr>
             <w:r>
-              <w:t xml:space="preserve">DNA Methylation</w:t>
+              <w:t>DNA Methylation</w:t>
             </w:r>
           </w:p>
         </w:tc>
         <w:tc>
-          <w:tcPr/>
+          <w:tcPr>
+            <w:tcW w:w="2640" w:type="dxa"/>
+          </w:tcPr>
           <w:p>
             <w:pPr>
               <w:pStyle w:val="Compact"/>
             </w:pPr>
             <w:r>
-              <w:t xml:space="preserve">Epigenetic regulation information</w:t>
+              <w:t>Epigenetic regulation information</w:t>
             </w:r>
           </w:p>
         </w:tc>
         <w:tc>
-          <w:tcPr/>
+          <w:tcPr>
+            <w:tcW w:w="2640" w:type="dxa"/>
+          </w:tcPr>
           <w:p>
             <w:pPr>
               <w:pStyle w:val="Compact"/>
             </w:pPr>
             <w:r>
-              <w:t xml:space="preserve">378-dimensional feature vector</w:t>
+              <w:t>378-dimensional feature vector</w:t>
             </w:r>
           </w:p>
         </w:tc>
       </w:tr>
       <w:tr>
         <w:tc>
-          <w:tcPr/>
+          <w:tcPr>
+            <w:tcW w:w="2640" w:type="dxa"/>
+          </w:tcPr>
           <w:p>
             <w:pPr>
               <w:pStyle w:val="Compact"/>
             </w:pPr>
             <w:r>
-              <w:t xml:space="preserve">Mutation</w:t>
+              <w:t>Mutation</w:t>
             </w:r>
           </w:p>
         </w:tc>
         <w:tc>
-          <w:tcPr/>
+          <w:tcPr>
+            <w:tcW w:w="2640" w:type="dxa"/>
+          </w:tcPr>
           <w:p>
             <w:pPr>
               <w:pStyle w:val="Compact"/>
             </w:pPr>
             <w:r>
-              <w:t xml:space="preserve">Genetic mutation profile</w:t>
+              <w:t>Genetic mutation profile</w:t>
             </w:r>
           </w:p>
         </w:tc>
         <w:tc>
-          <w:tcPr/>
+          <w:tcPr>
+            <w:tcW w:w="2640" w:type="dxa"/>
+          </w:tcPr>
           <w:p>
             <w:pPr>
               <w:pStyle w:val="Compact"/>
             </w:pPr>
             <w:r>
-              <w:t xml:space="preserve">2028-dimensional feature vector</w:t>
+              <w:t>2028-dimensional feature vector</w:t>
             </w:r>
           </w:p>
         </w:tc>
@@ -421,24 +418,20 @@
         <w:pStyle w:val="BodyText"/>
       </w:pPr>
       <w:r>
-        <w:t xml:space="preserve">Each omics dataset undergoes preprocessing before being provided to the model.</w:t>
-      </w:r>
-    </w:p>
-    <w:p>
-      <w:r>
-        <w:pict>
-          <v:rect style="width:0;height:1.5pt" o:hralign="center" o:hrstd="t" o:hr="t"/>
-        </w:pict>
-      </w:r>
-    </w:p>
-    <w:bookmarkEnd w:id="24"/>
-    <w:bookmarkStart w:id="25" w:name="drug-molecular-structure-data"/>
-    <w:p>
-      <w:pPr>
-        <w:pStyle w:val="Heading2"/>
-      </w:pPr>
-      <w:r>
-        <w:t xml:space="preserve">3.3 Drug Molecular Structure Data</w:t>
+        <w:t>Each omics dataset undergoes preprocessing before being provided to the model.</w:t>
+      </w:r>
+    </w:p>
+    <w:p>
+      <w:pPr>
+        <w:pStyle w:val="Heading3"/>
+      </w:pPr>
+      <w:bookmarkStart w:id="6" w:name="drug-molecular-structure-data"/>
+      <w:bookmarkEnd w:id="5"/>
+      <w:r>
+        <w:t>2</w:t>
+      </w:r>
+      <w:r>
+        <w:t>.3 Drug Molecular Structure Data</w:t>
       </w:r>
     </w:p>
     <w:p>
@@ -446,7 +439,7 @@
         <w:pStyle w:val="FirstParagraph"/>
       </w:pPr>
       <w:r>
-        <w:t xml:space="preserve">Drug structures are obtained from SMILES representations.</w:t>
+        <w:t>Drug structures are obtained from SMILES representations.</w:t>
       </w:r>
     </w:p>
     <w:p>
@@ -454,7 +447,7 @@
         <w:pStyle w:val="BodyText"/>
       </w:pPr>
       <w:r>
-        <w:t xml:space="preserve">SMILES strings are converted into molecular graphs:</w:t>
+        <w:t>SMILES strings are converted into molecular graphs:</w:t>
       </w:r>
     </w:p>
     <w:p>
@@ -462,11 +455,11 @@
         <w:pStyle w:val="Compact"/>
         <w:numPr>
           <w:ilvl w:val="0"/>
-          <w:numId w:val="1002"/>
+          <w:numId w:val="3"/>
         </w:numPr>
       </w:pPr>
       <w:r>
-        <w:t xml:space="preserve">Nodes represent atoms.</w:t>
+        <w:t>Nodes represent atoms.</w:t>
       </w:r>
     </w:p>
     <w:p>
@@ -474,11 +467,11 @@
         <w:pStyle w:val="Compact"/>
         <w:numPr>
           <w:ilvl w:val="0"/>
-          <w:numId w:val="1002"/>
+          <w:numId w:val="3"/>
         </w:numPr>
       </w:pPr>
       <w:r>
-        <w:t xml:space="preserve">Edges represent chemical bonds.</w:t>
+        <w:t>Edges represent chemical bonds.</w:t>
       </w:r>
     </w:p>
     <w:p>
@@ -486,29 +479,25 @@
         <w:pStyle w:val="Compact"/>
         <w:numPr>
           <w:ilvl w:val="0"/>
-          <w:numId w:val="1002"/>
+          <w:numId w:val="3"/>
         </w:numPr>
       </w:pPr>
       <w:r>
-        <w:t xml:space="preserve">Graph features are processed using a Graph Neural Network.</w:t>
-      </w:r>
-    </w:p>
-    <w:p>
-      <w:r>
-        <w:pict>
-          <v:rect style="width:0;height:1.5pt" o:hralign="center" o:hrstd="t" o:hr="t"/>
-        </w:pict>
-      </w:r>
-    </w:p>
-    <w:bookmarkEnd w:id="25"/>
-    <w:bookmarkEnd w:id="26"/>
-    <w:bookmarkStart w:id="30" w:name="data-preprocessing"/>
-    <w:p>
-      <w:pPr>
-        <w:pStyle w:val="Heading1"/>
-      </w:pPr>
-      <w:r>
-        <w:t xml:space="preserve">4. Data Preprocessing</w:t>
+        <w:t>Graph features are processed using a Graph Neural Network.</w:t>
+      </w:r>
+    </w:p>
+    <w:p>
+      <w:pPr>
+        <w:pStyle w:val="Heading2"/>
+      </w:pPr>
+      <w:bookmarkStart w:id="7" w:name="data-preprocessing"/>
+      <w:bookmarkEnd w:id="3"/>
+      <w:bookmarkEnd w:id="6"/>
+      <w:r>
+        <w:t>3</w:t>
+      </w:r>
+      <w:r>
+        <w:t>. Data Preprocessing</w:t>
       </w:r>
     </w:p>
     <w:p>
@@ -516,7 +505,7 @@
         <w:pStyle w:val="FirstParagraph"/>
       </w:pPr>
       <w:r>
-        <w:t xml:space="preserve">The preprocessing pipeline converts raw biological datasets into model-compatible inputs.</w:t>
+        <w:t>The preprocessing pipeline converts raw biological datasets into model-compatible inputs.</w:t>
       </w:r>
     </w:p>
     <w:p>
@@ -524,16 +513,19 @@
         <w:pStyle w:val="BodyText"/>
       </w:pPr>
       <w:r>
-        <w:t xml:space="preserve">The main preprocessing steps include:</w:t>
-      </w:r>
-    </w:p>
-    <w:bookmarkStart w:id="27" w:name="data-integration"/>
-    <w:p>
-      <w:pPr>
-        <w:pStyle w:val="Heading2"/>
-      </w:pPr>
-      <w:r>
-        <w:t xml:space="preserve">4.1 Data Integration</w:t>
+        <w:t>The main preprocessing steps include:</w:t>
+      </w:r>
+    </w:p>
+    <w:p>
+      <w:pPr>
+        <w:pStyle w:val="Heading3"/>
+      </w:pPr>
+      <w:bookmarkStart w:id="8" w:name="data-integration"/>
+      <w:r>
+        <w:t>3</w:t>
+      </w:r>
+      <w:r>
+        <w:t>.1 Data Integration</w:t>
       </w:r>
     </w:p>
     <w:p>
@@ -541,7 +533,7 @@
         <w:pStyle w:val="FirstParagraph"/>
       </w:pPr>
       <w:r>
-        <w:t xml:space="preserve">Datasets are matched based on:</w:t>
+        <w:t>Datasets are matched based on:</w:t>
       </w:r>
     </w:p>
     <w:p>
@@ -549,11 +541,11 @@
         <w:pStyle w:val="Compact"/>
         <w:numPr>
           <w:ilvl w:val="0"/>
-          <w:numId w:val="1003"/>
+          <w:numId w:val="4"/>
         </w:numPr>
       </w:pPr>
       <w:r>
-        <w:t xml:space="preserve">Drug identifiers</w:t>
+        <w:t>Drug identifiers</w:t>
       </w:r>
     </w:p>
     <w:p>
@@ -561,11 +553,11 @@
         <w:pStyle w:val="Compact"/>
         <w:numPr>
           <w:ilvl w:val="0"/>
-          <w:numId w:val="1003"/>
+          <w:numId w:val="4"/>
         </w:numPr>
       </w:pPr>
       <w:r>
-        <w:t xml:space="preserve">Cell line identifiers</w:t>
+        <w:t>Cell line identifiers</w:t>
       </w:r>
     </w:p>
     <w:p>
@@ -573,24 +565,20 @@
         <w:pStyle w:val="FirstParagraph"/>
       </w:pPr>
       <w:r>
-        <w:t xml:space="preserve">Only overlapping drug-cell line pairs across datasets are retained.</w:t>
-      </w:r>
-    </w:p>
-    <w:p>
-      <w:r>
-        <w:pict>
-          <v:rect style="width:0;height:1.5pt" o:hralign="center" o:hrstd="t" o:hr="t"/>
-        </w:pict>
-      </w:r>
-    </w:p>
-    <w:bookmarkEnd w:id="27"/>
-    <w:bookmarkStart w:id="28" w:name="feature-normalization"/>
-    <w:p>
-      <w:pPr>
-        <w:pStyle w:val="Heading2"/>
-      </w:pPr>
-      <w:r>
-        <w:t xml:space="preserve">4.2 Feature Normalization</w:t>
+        <w:t>Only overlapping drug-cell line pairs across datasets are retained.</w:t>
+      </w:r>
+    </w:p>
+    <w:p>
+      <w:pPr>
+        <w:pStyle w:val="Heading3"/>
+      </w:pPr>
+      <w:bookmarkStart w:id="9" w:name="feature-normalization"/>
+      <w:bookmarkEnd w:id="8"/>
+      <w:r>
+        <w:t>3</w:t>
+      </w:r>
+      <w:r>
+        <w:t>.2 Feature Normalization</w:t>
       </w:r>
     </w:p>
     <w:p>
@@ -598,7 +586,7 @@
         <w:pStyle w:val="FirstParagraph"/>
       </w:pPr>
       <w:r>
-        <w:t xml:space="preserve">Continuous molecular features are normalized using Min-Max normalization:</w:t>
+        <w:t>Continuous molecular features are normalized using Min-Max normalization:</w:t>
       </w:r>
     </w:p>
     <w:p>
@@ -606,19 +594,7 @@
         <w:pStyle w:val="BodyText"/>
       </w:pPr>
       <w:r>
-        <w:t xml:space="preserve">[</w:t>
-      </w:r>
-      <w:r>
-        <w:t xml:space="preserve"> </w:t>
-      </w:r>
-      <w:r>
-        <w:t xml:space="preserve">X_{normalized}=</w:t>
-      </w:r>
-      <w:r>
-        <w:t xml:space="preserve"> </w:t>
-      </w:r>
-      <w:r>
-        <w:t xml:space="preserve">]</w:t>
+        <w:t>[ X_{normalized}= ]</w:t>
       </w:r>
     </w:p>
     <w:p>
@@ -626,24 +602,29 @@
         <w:pStyle w:val="BodyText"/>
       </w:pPr>
       <w:r>
-        <w:t xml:space="preserve">This ensures different omics datasets are placed on comparable scales.</w:t>
-      </w:r>
-    </w:p>
-    <w:p>
-      <w:r>
-        <w:pict>
-          <v:rect style="width:0;height:1.5pt" o:hralign="center" o:hrstd="t" o:hr="t"/>
-        </w:pict>
-      </w:r>
-    </w:p>
-    <w:bookmarkEnd w:id="28"/>
-    <w:bookmarkStart w:id="29" w:name="dataset-splitting"/>
-    <w:p>
-      <w:pPr>
-        <w:pStyle w:val="Heading2"/>
-      </w:pPr>
-      <w:r>
-        <w:t xml:space="preserve">4.3 Dataset Splitting</w:t>
+        <w:lastRenderedPageBreak/>
+        <w:t xml:space="preserve">This ensures different omics </w:t>
+      </w:r>
+      <w:proofErr w:type="gramStart"/>
+      <w:r>
+        <w:t>datasets</w:t>
+      </w:r>
+      <w:proofErr w:type="gramEnd"/>
+      <w:r>
+        <w:t xml:space="preserve"> are placed on comparable scales.</w:t>
+      </w:r>
+    </w:p>
+    <w:p>
+      <w:pPr>
+        <w:pStyle w:val="Heading3"/>
+      </w:pPr>
+      <w:bookmarkStart w:id="10" w:name="dataset-splitting"/>
+      <w:bookmarkEnd w:id="9"/>
+      <w:r>
+        <w:t>3</w:t>
+      </w:r>
+      <w:r>
+        <w:t>.3 Dataset Splitting</w:t>
       </w:r>
     </w:p>
     <w:p>
@@ -651,7 +632,7 @@
         <w:pStyle w:val="FirstParagraph"/>
       </w:pPr>
       <w:r>
-        <w:t xml:space="preserve">The dataset is divided using 5-fold cross-validation.</w:t>
+        <w:t>The dataset is divided using 5-fold cross-validation.</w:t>
       </w:r>
     </w:p>
     <w:p>
@@ -659,7 +640,7 @@
         <w:pStyle w:val="BodyText"/>
       </w:pPr>
       <w:r>
-        <w:t xml:space="preserve">Each fold contains:</w:t>
+        <w:t>Each fold contains:</w:t>
       </w:r>
     </w:p>
     <w:p>
@@ -667,11 +648,11 @@
         <w:pStyle w:val="Compact"/>
         <w:numPr>
           <w:ilvl w:val="0"/>
-          <w:numId w:val="1004"/>
+          <w:numId w:val="5"/>
         </w:numPr>
       </w:pPr>
       <w:r>
-        <w:t xml:space="preserve">Training dataset</w:t>
+        <w:t>Training dataset</w:t>
       </w:r>
     </w:p>
     <w:p>
@@ -679,11 +660,11 @@
         <w:pStyle w:val="Compact"/>
         <w:numPr>
           <w:ilvl w:val="0"/>
-          <w:numId w:val="1004"/>
+          <w:numId w:val="5"/>
         </w:numPr>
       </w:pPr>
       <w:r>
-        <w:t xml:space="preserve">Validation dataset</w:t>
+        <w:t>Validation dataset</w:t>
       </w:r>
     </w:p>
     <w:p>
@@ -691,11 +672,11 @@
         <w:pStyle w:val="Compact"/>
         <w:numPr>
           <w:ilvl w:val="0"/>
-          <w:numId w:val="1004"/>
+          <w:numId w:val="5"/>
         </w:numPr>
       </w:pPr>
       <w:r>
-        <w:t xml:space="preserve">Testing dataset</w:t>
+        <w:t>Testing dataset</w:t>
       </w:r>
     </w:p>
     <w:p>
@@ -703,7 +684,7 @@
         <w:pStyle w:val="FirstParagraph"/>
       </w:pPr>
       <w:r>
-        <w:t xml:space="preserve">The validation dataset is used for:</w:t>
+        <w:t>The validation dataset is used for:</w:t>
       </w:r>
     </w:p>
     <w:p>
@@ -711,11 +692,11 @@
         <w:pStyle w:val="Compact"/>
         <w:numPr>
           <w:ilvl w:val="0"/>
-          <w:numId w:val="1005"/>
+          <w:numId w:val="6"/>
         </w:numPr>
       </w:pPr>
       <w:r>
-        <w:t xml:space="preserve">Early stopping</w:t>
+        <w:t>Early stopping</w:t>
       </w:r>
     </w:p>
     <w:p>
@@ -723,11 +704,11 @@
         <w:pStyle w:val="Compact"/>
         <w:numPr>
           <w:ilvl w:val="0"/>
-          <w:numId w:val="1005"/>
+          <w:numId w:val="6"/>
         </w:numPr>
       </w:pPr>
       <w:r>
-        <w:t xml:space="preserve">Model selection</w:t>
+        <w:t>Model selection</w:t>
       </w:r>
     </w:p>
     <w:p>
@@ -735,25 +716,21 @@
         <w:pStyle w:val="FirstParagraph"/>
       </w:pPr>
       <w:r>
-        <w:t xml:space="preserve">The testing dataset is only used for final performance evaluation.</w:t>
-      </w:r>
-    </w:p>
-    <w:p>
-      <w:r>
-        <w:pict>
-          <v:rect style="width:0;height:1.5pt" o:hralign="center" o:hrstd="t" o:hr="t"/>
-        </w:pict>
-      </w:r>
-    </w:p>
-    <w:bookmarkEnd w:id="29"/>
-    <w:bookmarkEnd w:id="30"/>
-    <w:bookmarkStart w:id="36" w:name="model-architecture"/>
-    <w:p>
-      <w:pPr>
-        <w:pStyle w:val="Heading1"/>
-      </w:pPr>
-      <w:r>
-        <w:t xml:space="preserve">5. Model Architecture</w:t>
+        <w:t>The testing dataset is only used for final performance evaluation.</w:t>
+      </w:r>
+    </w:p>
+    <w:p>
+      <w:pPr>
+        <w:pStyle w:val="Heading2"/>
+      </w:pPr>
+      <w:bookmarkStart w:id="11" w:name="model-architecture"/>
+      <w:bookmarkEnd w:id="7"/>
+      <w:bookmarkEnd w:id="10"/>
+      <w:r>
+        <w:t>4</w:t>
+      </w:r>
+      <w:r>
+        <w:t>. Model Architecture</w:t>
       </w:r>
     </w:p>
     <w:p>
@@ -761,7 +738,7 @@
         <w:pStyle w:val="FirstParagraph"/>
       </w:pPr>
       <w:r>
-        <w:t xml:space="preserve">The proposed model consists of three major components:</w:t>
+        <w:t>The proposed model consists of three major components:</w:t>
       </w:r>
     </w:p>
     <w:p>
@@ -769,11 +746,11 @@
         <w:pStyle w:val="Compact"/>
         <w:numPr>
           <w:ilvl w:val="0"/>
-          <w:numId w:val="1006"/>
+          <w:numId w:val="7"/>
         </w:numPr>
       </w:pPr>
       <w:r>
-        <w:t xml:space="preserve">Multi-omics feature extraction</w:t>
+        <w:t>Multi-omics feature extraction</w:t>
       </w:r>
     </w:p>
     <w:p>
@@ -781,11 +758,11 @@
         <w:pStyle w:val="Compact"/>
         <w:numPr>
           <w:ilvl w:val="0"/>
-          <w:numId w:val="1006"/>
+          <w:numId w:val="7"/>
         </w:numPr>
       </w:pPr>
       <w:r>
-        <w:t xml:space="preserve">Drug molecular representation learning</w:t>
+        <w:t>Drug molecular representation learning</w:t>
       </w:r>
     </w:p>
     <w:p>
@@ -793,27 +770,24 @@
         <w:pStyle w:val="Compact"/>
         <w:numPr>
           <w:ilvl w:val="0"/>
-          <w:numId w:val="1006"/>
+          <w:numId w:val="7"/>
         </w:numPr>
       </w:pPr>
       <w:r>
-        <w:t xml:space="preserve">Drug response prediction</w:t>
-      </w:r>
-    </w:p>
-    <w:p>
-      <w:r>
-        <w:pict>
-          <v:rect style="width:0;height:1.5pt" o:hralign="center" o:hrstd="t" o:hr="t"/>
-        </w:pict>
-      </w:r>
-    </w:p>
-    <w:bookmarkStart w:id="33" w:name="multi-omics-feature-extraction"/>
-    <w:p>
-      <w:pPr>
-        <w:pStyle w:val="Heading2"/>
-      </w:pPr>
-      <w:r>
-        <w:t xml:space="preserve">5.1 Multi-omics Feature Extraction</w:t>
+        <w:t>Drug response prediction</w:t>
+      </w:r>
+    </w:p>
+    <w:p/>
+    <w:p>
+      <w:pPr>
+        <w:pStyle w:val="Heading3"/>
+      </w:pPr>
+      <w:bookmarkStart w:id="12" w:name="multi-omics-feature-extraction"/>
+      <w:r>
+        <w:t>4</w:t>
+      </w:r>
+      <w:r>
+        <w:t>.1 Multi-omics Feature Extraction</w:t>
       </w:r>
     </w:p>
     <w:p>
@@ -821,16 +795,255 @@
         <w:pStyle w:val="FirstParagraph"/>
       </w:pPr>
       <w:r>
-        <w:t xml:space="preserve">Each biological modality is processed independently.</w:t>
-      </w:r>
-    </w:p>
-    <w:bookmarkStart w:id="31" w:name="rna-and-cnv"/>
+        <w:t>Each biological modality is processed independently.</w:t>
+      </w:r>
+    </w:p>
+    <w:p>
+      <w:pPr>
+        <w:pStyle w:val="Heading5"/>
+      </w:pPr>
+      <w:bookmarkStart w:id="13" w:name="rna-and-cnv"/>
+      <w:r>
+        <w:t>RNA and CNV</w:t>
+      </w:r>
+    </w:p>
+    <w:p>
+      <w:pPr>
+        <w:pStyle w:val="FirstParagraph"/>
+      </w:pPr>
+      <w:r>
+        <w:t>RNA and CNV features are passed through fully connected neural networks.</w:t>
+      </w:r>
+    </w:p>
+    <w:p>
+      <w:pPr>
+        <w:pStyle w:val="BodyText"/>
+      </w:pPr>
+      <w:r>
+        <w:t>Architecture:</w:t>
+      </w:r>
+    </w:p>
+    <w:p>
+      <w:pPr>
+        <w:pStyle w:val="SourceCode"/>
+      </w:pPr>
+      <w:r>
+        <w:rPr>
+          <w:rStyle w:val="VerbatimChar"/>
+        </w:rPr>
+        <w:t>Input Features</w:t>
+      </w:r>
+      <w:r>
+        <w:br/>
+      </w:r>
+      <w:r>
+        <w:rPr>
+          <w:rStyle w:val="VerbatimChar"/>
+        </w:rPr>
+        <w:t xml:space="preserve">      |</w:t>
+      </w:r>
+      <w:r>
+        <w:br/>
+      </w:r>
+      <w:r>
+        <w:rPr>
+          <w:rStyle w:val="VerbatimChar"/>
+        </w:rPr>
+        <w:t>Linear Layer</w:t>
+      </w:r>
+      <w:r>
+        <w:br/>
+      </w:r>
+      <w:r>
+        <w:rPr>
+          <w:rStyle w:val="VerbatimChar"/>
+        </w:rPr>
+        <w:t xml:space="preserve">      |</w:t>
+      </w:r>
+      <w:r>
+        <w:br/>
+      </w:r>
+      <w:r>
+        <w:rPr>
+          <w:rStyle w:val="VerbatimChar"/>
+        </w:rPr>
+        <w:t>Batch Normalization</w:t>
+      </w:r>
+      <w:r>
+        <w:br/>
+      </w:r>
+      <w:r>
+        <w:rPr>
+          <w:rStyle w:val="VerbatimChar"/>
+        </w:rPr>
+        <w:t xml:space="preserve">      |</w:t>
+      </w:r>
+      <w:r>
+        <w:br/>
+      </w:r>
+      <w:r>
+        <w:rPr>
+          <w:rStyle w:val="VerbatimChar"/>
+        </w:rPr>
+        <w:t>ReLU Activation</w:t>
+      </w:r>
+      <w:r>
+        <w:br/>
+      </w:r>
+      <w:r>
+        <w:rPr>
+          <w:rStyle w:val="VerbatimChar"/>
+        </w:rPr>
+        <w:t xml:space="preserve">      |</w:t>
+      </w:r>
+      <w:r>
+        <w:br/>
+      </w:r>
+      <w:r>
+        <w:rPr>
+          <w:rStyle w:val="VerbatimChar"/>
+        </w:rPr>
+        <w:t>Latent Representation</w:t>
+      </w:r>
+    </w:p>
+    <w:p>
+      <w:pPr>
+        <w:pStyle w:val="FirstParagraph"/>
+      </w:pPr>
+      <w:r>
+        <w:t>The networks reduce high-dimensional biological features into compact embeddings.</w:t>
+      </w:r>
+    </w:p>
+    <w:p>
+      <w:pPr>
+        <w:pStyle w:val="Heading5"/>
+      </w:pPr>
+      <w:bookmarkStart w:id="14" w:name="dna-methylation-and-mutation"/>
+      <w:bookmarkEnd w:id="13"/>
+      <w:r>
+        <w:lastRenderedPageBreak/>
+        <w:t>DNA Methylation and Mutation</w:t>
+      </w:r>
+    </w:p>
+    <w:p>
+      <w:pPr>
+        <w:pStyle w:val="FirstParagraph"/>
+      </w:pPr>
+      <w:r>
+        <w:t>DNA methylation and mutation features are processed using convolutional neural networks.</w:t>
+      </w:r>
+    </w:p>
+    <w:p>
+      <w:pPr>
+        <w:pStyle w:val="BodyText"/>
+      </w:pPr>
+      <w:r>
+        <w:t>Architecture:</w:t>
+      </w:r>
+    </w:p>
+    <w:p>
+      <w:pPr>
+        <w:pStyle w:val="SourceCode"/>
+      </w:pPr>
+      <w:r>
+        <w:rPr>
+          <w:rStyle w:val="VerbatimChar"/>
+        </w:rPr>
+        <w:t>Input Vector</w:t>
+      </w:r>
+      <w:r>
+        <w:br/>
+      </w:r>
+      <w:r>
+        <w:rPr>
+          <w:rStyle w:val="VerbatimChar"/>
+        </w:rPr>
+        <w:t xml:space="preserve">      |</w:t>
+      </w:r>
+      <w:r>
+        <w:br/>
+      </w:r>
+      <w:r>
+        <w:rPr>
+          <w:rStyle w:val="VerbatimChar"/>
+        </w:rPr>
+        <w:t>Conv1D Layers</w:t>
+      </w:r>
+      <w:r>
+        <w:br/>
+      </w:r>
+      <w:r>
+        <w:rPr>
+          <w:rStyle w:val="VerbatimChar"/>
+        </w:rPr>
+        <w:t xml:space="preserve">      |</w:t>
+      </w:r>
+      <w:r>
+        <w:br/>
+      </w:r>
+      <w:r>
+        <w:rPr>
+          <w:rStyle w:val="VerbatimChar"/>
+        </w:rPr>
+        <w:t>Pooling</w:t>
+      </w:r>
+      <w:r>
+        <w:br/>
+      </w:r>
+      <w:r>
+        <w:rPr>
+          <w:rStyle w:val="VerbatimChar"/>
+        </w:rPr>
+        <w:t xml:space="preserve">      |</w:t>
+      </w:r>
+      <w:r>
+        <w:br/>
+      </w:r>
+      <w:r>
+        <w:rPr>
+          <w:rStyle w:val="VerbatimChar"/>
+        </w:rPr>
+        <w:t>Fully Connected Layers</w:t>
+      </w:r>
+      <w:r>
+        <w:br/>
+      </w:r>
+      <w:r>
+        <w:rPr>
+          <w:rStyle w:val="VerbatimChar"/>
+        </w:rPr>
+        <w:t xml:space="preserve">      |</w:t>
+      </w:r>
+      <w:r>
+        <w:br/>
+      </w:r>
+      <w:r>
+        <w:rPr>
+          <w:rStyle w:val="VerbatimChar"/>
+        </w:rPr>
+        <w:t>Feature Embedding</w:t>
+      </w:r>
+    </w:p>
+    <w:p>
+      <w:pPr>
+        <w:pStyle w:val="FirstParagraph"/>
+      </w:pPr>
+      <w:r>
+        <w:t>CNN layers capture local patterns within genomic features.</w:t>
+      </w:r>
+    </w:p>
     <w:p>
       <w:pPr>
         <w:pStyle w:val="Heading3"/>
       </w:pPr>
-      <w:r>
-        <w:t xml:space="preserve">RNA and CNV</w:t>
+      <w:bookmarkStart w:id="15" w:name="drug-graph-neural-network"/>
+      <w:bookmarkEnd w:id="12"/>
+      <w:bookmarkEnd w:id="14"/>
+      <w:r>
+        <w:t>4</w:t>
+      </w:r>
+      <w:r>
+        <w:t>.2 Drug Graph Neural Network</w:t>
       </w:r>
     </w:p>
     <w:p>
@@ -838,7 +1051,7 @@
         <w:pStyle w:val="FirstParagraph"/>
       </w:pPr>
       <w:r>
-        <w:t xml:space="preserve">RNA and CNV features are passed through fully connected neural networks.</w:t>
+        <w:t>Drug molecules are represented as graphs.</w:t>
       </w:r>
     </w:p>
     <w:p>
@@ -846,256 +1059,7 @@
         <w:pStyle w:val="BodyText"/>
       </w:pPr>
       <w:r>
-        <w:t xml:space="preserve">Architecture:</w:t>
-      </w:r>
-    </w:p>
-    <w:p>
-      <w:pPr>
-        <w:pStyle w:val="SourceCode"/>
-      </w:pPr>
-      <w:r>
-        <w:rPr>
-          <w:rStyle w:val="VerbatimChar"/>
-        </w:rPr>
-        <w:t xml:space="preserve">Input Features</w:t>
-      </w:r>
-      <w:r>
-        <w:br/>
-      </w:r>
-      <w:r>
-        <w:rPr>
-          <w:rStyle w:val="VerbatimChar"/>
-        </w:rPr>
-        <w:t xml:space="preserve">      |</w:t>
-      </w:r>
-      <w:r>
-        <w:br/>
-      </w:r>
-      <w:r>
-        <w:rPr>
-          <w:rStyle w:val="VerbatimChar"/>
-        </w:rPr>
-        <w:t xml:space="preserve">Linear Layer</w:t>
-      </w:r>
-      <w:r>
-        <w:br/>
-      </w:r>
-      <w:r>
-        <w:rPr>
-          <w:rStyle w:val="VerbatimChar"/>
-        </w:rPr>
-        <w:t xml:space="preserve">      |</w:t>
-      </w:r>
-      <w:r>
-        <w:br/>
-      </w:r>
-      <w:r>
-        <w:rPr>
-          <w:rStyle w:val="VerbatimChar"/>
-        </w:rPr>
-        <w:t xml:space="preserve">Batch Normalization</w:t>
-      </w:r>
-      <w:r>
-        <w:br/>
-      </w:r>
-      <w:r>
-        <w:rPr>
-          <w:rStyle w:val="VerbatimChar"/>
-        </w:rPr>
-        <w:t xml:space="preserve">      |</w:t>
-      </w:r>
-      <w:r>
-        <w:br/>
-      </w:r>
-      <w:r>
-        <w:rPr>
-          <w:rStyle w:val="VerbatimChar"/>
-        </w:rPr>
-        <w:t xml:space="preserve">ReLU Activation</w:t>
-      </w:r>
-      <w:r>
-        <w:br/>
-      </w:r>
-      <w:r>
-        <w:rPr>
-          <w:rStyle w:val="VerbatimChar"/>
-        </w:rPr>
-        <w:t xml:space="preserve">      |</w:t>
-      </w:r>
-      <w:r>
-        <w:br/>
-      </w:r>
-      <w:r>
-        <w:rPr>
-          <w:rStyle w:val="VerbatimChar"/>
-        </w:rPr>
-        <w:t xml:space="preserve">Latent Representation</w:t>
-      </w:r>
-    </w:p>
-    <w:p>
-      <w:pPr>
-        <w:pStyle w:val="FirstParagraph"/>
-      </w:pPr>
-      <w:r>
-        <w:t xml:space="preserve">The networks reduce high-dimensional biological features into compact embeddings.</w:t>
-      </w:r>
-    </w:p>
-    <w:p>
-      <w:r>
-        <w:pict>
-          <v:rect style="width:0;height:1.5pt" o:hralign="center" o:hrstd="t" o:hr="t"/>
-        </w:pict>
-      </w:r>
-    </w:p>
-    <w:bookmarkEnd w:id="31"/>
-    <w:bookmarkStart w:id="32" w:name="dna-methylation-and-mutation"/>
-    <w:p>
-      <w:pPr>
-        <w:pStyle w:val="Heading3"/>
-      </w:pPr>
-      <w:r>
-        <w:t xml:space="preserve">DNA Methylation and Mutation</w:t>
-      </w:r>
-    </w:p>
-    <w:p>
-      <w:pPr>
-        <w:pStyle w:val="FirstParagraph"/>
-      </w:pPr>
-      <w:r>
-        <w:t xml:space="preserve">DNA methylation and mutation features are processed using convolutional neural networks.</w:t>
-      </w:r>
-    </w:p>
-    <w:p>
-      <w:pPr>
-        <w:pStyle w:val="BodyText"/>
-      </w:pPr>
-      <w:r>
-        <w:t xml:space="preserve">Architecture:</w:t>
-      </w:r>
-    </w:p>
-    <w:p>
-      <w:pPr>
-        <w:pStyle w:val="SourceCode"/>
-      </w:pPr>
-      <w:r>
-        <w:rPr>
-          <w:rStyle w:val="VerbatimChar"/>
-        </w:rPr>
-        <w:t xml:space="preserve">Input Vector</w:t>
-      </w:r>
-      <w:r>
-        <w:br/>
-      </w:r>
-      <w:r>
-        <w:rPr>
-          <w:rStyle w:val="VerbatimChar"/>
-        </w:rPr>
-        <w:t xml:space="preserve">      |</w:t>
-      </w:r>
-      <w:r>
-        <w:br/>
-      </w:r>
-      <w:r>
-        <w:rPr>
-          <w:rStyle w:val="VerbatimChar"/>
-        </w:rPr>
-        <w:t xml:space="preserve">Conv1D Layers</w:t>
-      </w:r>
-      <w:r>
-        <w:br/>
-      </w:r>
-      <w:r>
-        <w:rPr>
-          <w:rStyle w:val="VerbatimChar"/>
-        </w:rPr>
-        <w:t xml:space="preserve">      |</w:t>
-      </w:r>
-      <w:r>
-        <w:br/>
-      </w:r>
-      <w:r>
-        <w:rPr>
-          <w:rStyle w:val="VerbatimChar"/>
-        </w:rPr>
-        <w:t xml:space="preserve">Pooling</w:t>
-      </w:r>
-      <w:r>
-        <w:br/>
-      </w:r>
-      <w:r>
-        <w:rPr>
-          <w:rStyle w:val="VerbatimChar"/>
-        </w:rPr>
-        <w:t xml:space="preserve">      |</w:t>
-      </w:r>
-      <w:r>
-        <w:br/>
-      </w:r>
-      <w:r>
-        <w:rPr>
-          <w:rStyle w:val="VerbatimChar"/>
-        </w:rPr>
-        <w:t xml:space="preserve">Fully Connected Layers</w:t>
-      </w:r>
-      <w:r>
-        <w:br/>
-      </w:r>
-      <w:r>
-        <w:rPr>
-          <w:rStyle w:val="VerbatimChar"/>
-        </w:rPr>
-        <w:t xml:space="preserve">      |</w:t>
-      </w:r>
-      <w:r>
-        <w:br/>
-      </w:r>
-      <w:r>
-        <w:rPr>
-          <w:rStyle w:val="VerbatimChar"/>
-        </w:rPr>
-        <w:t xml:space="preserve">Feature Embedding</w:t>
-      </w:r>
-    </w:p>
-    <w:p>
-      <w:pPr>
-        <w:pStyle w:val="FirstParagraph"/>
-      </w:pPr>
-      <w:r>
-        <w:t xml:space="preserve">CNN layers capture local patterns within genomic features.</w:t>
-      </w:r>
-    </w:p>
-    <w:p>
-      <w:r>
-        <w:pict>
-          <v:rect style="width:0;height:1.5pt" o:hralign="center" o:hrstd="t" o:hr="t"/>
-        </w:pict>
-      </w:r>
-    </w:p>
-    <w:bookmarkEnd w:id="32"/>
-    <w:bookmarkEnd w:id="33"/>
-    <w:bookmarkStart w:id="34" w:name="drug-graph-neural-network"/>
-    <w:p>
-      <w:pPr>
-        <w:pStyle w:val="Heading2"/>
-      </w:pPr>
-      <w:r>
-        <w:t xml:space="preserve">5.2 Drug Graph Neural Network</w:t>
-      </w:r>
-    </w:p>
-    <w:p>
-      <w:pPr>
-        <w:pStyle w:val="FirstParagraph"/>
-      </w:pPr>
-      <w:r>
-        <w:t xml:space="preserve">Drug molecules are represented as graphs.</w:t>
-      </w:r>
-    </w:p>
-    <w:p>
-      <w:pPr>
-        <w:pStyle w:val="BodyText"/>
-      </w:pPr>
-      <w:r>
-        <w:t xml:space="preserve">The GNN learns structural features from:</w:t>
+        <w:t>The GNN learns structural features from:</w:t>
       </w:r>
     </w:p>
     <w:p>
@@ -1103,11 +1067,11 @@
         <w:pStyle w:val="Compact"/>
         <w:numPr>
           <w:ilvl w:val="0"/>
-          <w:numId w:val="1007"/>
+          <w:numId w:val="8"/>
         </w:numPr>
       </w:pPr>
       <w:r>
-        <w:t xml:space="preserve">Atom properties</w:t>
+        <w:t>Atom properties</w:t>
       </w:r>
     </w:p>
     <w:p>
@@ -1115,11 +1079,11 @@
         <w:pStyle w:val="Compact"/>
         <w:numPr>
           <w:ilvl w:val="0"/>
-          <w:numId w:val="1007"/>
+          <w:numId w:val="8"/>
         </w:numPr>
       </w:pPr>
       <w:r>
-        <w:t xml:space="preserve">Chemical bonds</w:t>
+        <w:t>Chemical bonds</w:t>
       </w:r>
     </w:p>
     <w:p>
@@ -1127,11 +1091,11 @@
         <w:pStyle w:val="Compact"/>
         <w:numPr>
           <w:ilvl w:val="0"/>
-          <w:numId w:val="1007"/>
+          <w:numId w:val="8"/>
         </w:numPr>
       </w:pPr>
       <w:r>
-        <w:t xml:space="preserve">Molecular topology</w:t>
+        <w:t>Molecular topology</w:t>
       </w:r>
     </w:p>
     <w:p>
@@ -1139,24 +1103,209 @@
         <w:pStyle w:val="FirstParagraph"/>
       </w:pPr>
       <w:r>
-        <w:t xml:space="preserve">The output is a drug embedding vector representing molecular characteristics.</w:t>
-      </w:r>
-    </w:p>
-    <w:p>
-      <w:r>
-        <w:pict>
-          <v:rect style="width:0;height:1.5pt" o:hralign="center" o:hrstd="t" o:hr="t"/>
-        </w:pict>
-      </w:r>
-    </w:p>
-    <w:bookmarkEnd w:id="34"/>
-    <w:bookmarkStart w:id="35" w:name="feature-fusion-and-prediction"/>
+        <w:t>The output is a drug embedding vector representing molecular characteristics.</w:t>
+      </w:r>
+    </w:p>
+    <w:p>
+      <w:pPr>
+        <w:pStyle w:val="Heading3"/>
+      </w:pPr>
+      <w:bookmarkStart w:id="16" w:name="feature-fusion-and-prediction"/>
+      <w:bookmarkEnd w:id="15"/>
+      <w:r>
+        <w:t>4</w:t>
+      </w:r>
+      <w:r>
+        <w:t>.3 Feature Fusion and Prediction</w:t>
+      </w:r>
+    </w:p>
+    <w:p>
+      <w:pPr>
+        <w:pStyle w:val="FirstParagraph"/>
+      </w:pPr>
+      <w:r>
+        <w:t>The learned embeddings from all modalities are concatenated:</w:t>
+      </w:r>
+    </w:p>
+    <w:p>
+      <w:pPr>
+        <w:pStyle w:val="SourceCode"/>
+      </w:pPr>
+      <w:r>
+        <w:rPr>
+          <w:rStyle w:val="VerbatimChar"/>
+        </w:rPr>
+        <w:t>Drug Embedding</w:t>
+      </w:r>
+      <w:r>
+        <w:br/>
+      </w:r>
+      <w:r>
+        <w:rPr>
+          <w:rStyle w:val="VerbatimChar"/>
+        </w:rPr>
+        <w:t xml:space="preserve">      +</w:t>
+      </w:r>
+      <w:r>
+        <w:br/>
+      </w:r>
+      <w:r>
+        <w:rPr>
+          <w:rStyle w:val="VerbatimChar"/>
+        </w:rPr>
+        <w:t>RNA Embedding</w:t>
+      </w:r>
+      <w:r>
+        <w:br/>
+      </w:r>
+      <w:r>
+        <w:rPr>
+          <w:rStyle w:val="VerbatimChar"/>
+        </w:rPr>
+        <w:t xml:space="preserve">      +</w:t>
+      </w:r>
+      <w:r>
+        <w:br/>
+      </w:r>
+      <w:r>
+        <w:rPr>
+          <w:rStyle w:val="VerbatimChar"/>
+        </w:rPr>
+        <w:t>CNV Embedding</w:t>
+      </w:r>
+      <w:r>
+        <w:br/>
+      </w:r>
+      <w:r>
+        <w:rPr>
+          <w:rStyle w:val="VerbatimChar"/>
+        </w:rPr>
+        <w:t xml:space="preserve">      +</w:t>
+      </w:r>
+      <w:r>
+        <w:br/>
+      </w:r>
+      <w:r>
+        <w:rPr>
+          <w:rStyle w:val="VerbatimChar"/>
+        </w:rPr>
+        <w:t>Methylation Embedding</w:t>
+      </w:r>
+      <w:r>
+        <w:br/>
+      </w:r>
+      <w:r>
+        <w:rPr>
+          <w:rStyle w:val="VerbatimChar"/>
+        </w:rPr>
+        <w:t xml:space="preserve">      +</w:t>
+      </w:r>
+      <w:r>
+        <w:br/>
+      </w:r>
+      <w:r>
+        <w:rPr>
+          <w:rStyle w:val="VerbatimChar"/>
+        </w:rPr>
+        <w:t>Mutation Embedding</w:t>
+      </w:r>
+      <w:r>
+        <w:br/>
+      </w:r>
+      <w:r>
+        <w:br/>
+      </w:r>
+      <w:r>
+        <w:rPr>
+          <w:rStyle w:val="VerbatimChar"/>
+        </w:rPr>
+        <w:t xml:space="preserve">             |</w:t>
+      </w:r>
+      <w:r>
+        <w:br/>
+      </w:r>
+      <w:r>
+        <w:rPr>
+          <w:rStyle w:val="VerbatimChar"/>
+        </w:rPr>
+        <w:t xml:space="preserve">             v</w:t>
+      </w:r>
+      <w:r>
+        <w:br/>
+      </w:r>
+      <w:r>
+        <w:br/>
+      </w:r>
+      <w:r>
+        <w:rPr>
+          <w:rStyle w:val="VerbatimChar"/>
+        </w:rPr>
+        <w:t>Fully Connected Prediction Network</w:t>
+      </w:r>
+      <w:r>
+        <w:br/>
+      </w:r>
+      <w:r>
+        <w:br/>
+      </w:r>
+      <w:r>
+        <w:rPr>
+          <w:rStyle w:val="VerbatimChar"/>
+        </w:rPr>
+        <w:lastRenderedPageBreak/>
+        <w:t xml:space="preserve">             |</w:t>
+      </w:r>
+      <w:r>
+        <w:br/>
+      </w:r>
+      <w:r>
+        <w:rPr>
+          <w:rStyle w:val="VerbatimChar"/>
+        </w:rPr>
+        <w:t xml:space="preserve">             v</w:t>
+      </w:r>
+      <w:r>
+        <w:br/>
+      </w:r>
+      <w:r>
+        <w:br/>
+      </w:r>
+      <w:r>
+        <w:rPr>
+          <w:rStyle w:val="VerbatimChar"/>
+        </w:rPr>
+        <w:t>Predicted IC50</w:t>
+      </w:r>
+    </w:p>
+    <w:p>
+      <w:pPr>
+        <w:pStyle w:val="FirstParagraph"/>
+      </w:pPr>
+      <w:r>
+        <w:t>A sigmoid activation function produces the final normalized IC50 prediction.</w:t>
+      </w:r>
+    </w:p>
     <w:p>
       <w:pPr>
         <w:pStyle w:val="Heading2"/>
       </w:pPr>
-      <w:r>
-        <w:t xml:space="preserve">5.3 Feature Fusion and Prediction</w:t>
+      <w:bookmarkStart w:id="17" w:name="model-training"/>
+      <w:bookmarkEnd w:id="11"/>
+      <w:bookmarkEnd w:id="16"/>
+      <w:r>
+        <w:t>5</w:t>
+      </w:r>
+      <w:r>
+        <w:t>. Model Training</w:t>
+      </w:r>
+    </w:p>
+    <w:p>
+      <w:pPr>
+        <w:pStyle w:val="Heading3"/>
+      </w:pPr>
+      <w:bookmarkStart w:id="18" w:name="training-configuration"/>
+      <w:r>
+        <w:t>Training Configuration</w:t>
       </w:r>
     </w:p>
     <w:p>
@@ -1164,398 +1313,228 @@
         <w:pStyle w:val="FirstParagraph"/>
       </w:pPr>
       <w:r>
-        <w:t xml:space="preserve">The learned embeddings from all modalities are concatenated:</w:t>
-      </w:r>
-    </w:p>
-    <w:p>
-      <w:pPr>
-        <w:pStyle w:val="SourceCode"/>
-      </w:pPr>
-      <w:r>
-        <w:rPr>
-          <w:rStyle w:val="VerbatimChar"/>
-        </w:rPr>
-        <w:t xml:space="preserve">Drug Embedding</w:t>
-      </w:r>
-      <w:r>
-        <w:br/>
-      </w:r>
-      <w:r>
-        <w:rPr>
-          <w:rStyle w:val="VerbatimChar"/>
-        </w:rPr>
-        <w:t xml:space="preserve">      +</w:t>
-      </w:r>
-      <w:r>
-        <w:br/>
-      </w:r>
-      <w:r>
-        <w:rPr>
-          <w:rStyle w:val="VerbatimChar"/>
-        </w:rPr>
-        <w:t xml:space="preserve">RNA Embedding</w:t>
-      </w:r>
-      <w:r>
-        <w:br/>
-      </w:r>
-      <w:r>
-        <w:rPr>
-          <w:rStyle w:val="VerbatimChar"/>
-        </w:rPr>
-        <w:t xml:space="preserve">      +</w:t>
-      </w:r>
-      <w:r>
-        <w:br/>
-      </w:r>
-      <w:r>
-        <w:rPr>
-          <w:rStyle w:val="VerbatimChar"/>
-        </w:rPr>
-        <w:t xml:space="preserve">CNV Embedding</w:t>
-      </w:r>
-      <w:r>
-        <w:br/>
-      </w:r>
-      <w:r>
-        <w:rPr>
-          <w:rStyle w:val="VerbatimChar"/>
-        </w:rPr>
-        <w:t xml:space="preserve">      +</w:t>
-      </w:r>
-      <w:r>
-        <w:br/>
-      </w:r>
-      <w:r>
-        <w:rPr>
-          <w:rStyle w:val="VerbatimChar"/>
-        </w:rPr>
-        <w:t xml:space="preserve">Methylation Embedding</w:t>
-      </w:r>
-      <w:r>
-        <w:br/>
-      </w:r>
-      <w:r>
-        <w:rPr>
-          <w:rStyle w:val="VerbatimChar"/>
-        </w:rPr>
-        <w:t xml:space="preserve">      +</w:t>
-      </w:r>
-      <w:r>
-        <w:br/>
-      </w:r>
-      <w:r>
-        <w:rPr>
-          <w:rStyle w:val="VerbatimChar"/>
-        </w:rPr>
-        <w:t xml:space="preserve">Mutation Embedding</w:t>
-      </w:r>
-      <w:r>
-        <w:br/>
-      </w:r>
-      <w:r>
-        <w:br/>
-      </w:r>
-      <w:r>
-        <w:rPr>
-          <w:rStyle w:val="VerbatimChar"/>
-        </w:rPr>
-        <w:t xml:space="preserve">             |</w:t>
-      </w:r>
-      <w:r>
-        <w:br/>
-      </w:r>
-      <w:r>
-        <w:rPr>
-          <w:rStyle w:val="VerbatimChar"/>
-        </w:rPr>
-        <w:t xml:space="preserve">             v</w:t>
-      </w:r>
-      <w:r>
-        <w:br/>
-      </w:r>
-      <w:r>
-        <w:br/>
-      </w:r>
-      <w:r>
-        <w:rPr>
-          <w:rStyle w:val="VerbatimChar"/>
-        </w:rPr>
-        <w:t xml:space="preserve">Fully Connected Prediction Network</w:t>
-      </w:r>
-      <w:r>
-        <w:br/>
-      </w:r>
-      <w:r>
-        <w:br/>
-      </w:r>
-      <w:r>
-        <w:rPr>
-          <w:rStyle w:val="VerbatimChar"/>
-        </w:rPr>
-        <w:t xml:space="preserve">             |</w:t>
-      </w:r>
-      <w:r>
-        <w:br/>
-      </w:r>
-      <w:r>
-        <w:rPr>
-          <w:rStyle w:val="VerbatimChar"/>
-        </w:rPr>
-        <w:t xml:space="preserve">             v</w:t>
-      </w:r>
-      <w:r>
-        <w:br/>
-      </w:r>
-      <w:r>
-        <w:br/>
-      </w:r>
-      <w:r>
-        <w:rPr>
-          <w:rStyle w:val="VerbatimChar"/>
-        </w:rPr>
-        <w:t xml:space="preserve">Predicted IC50</w:t>
-      </w:r>
-    </w:p>
-    <w:p>
-      <w:pPr>
-        <w:pStyle w:val="FirstParagraph"/>
-      </w:pPr>
-      <w:r>
-        <w:t xml:space="preserve">A sigmoid activation function produces the final normalized IC50 prediction.</w:t>
-      </w:r>
-    </w:p>
-    <w:p>
-      <w:r>
-        <w:pict>
-          <v:rect style="width:0;height:1.5pt" o:hralign="center" o:hrstd="t" o:hr="t"/>
-        </w:pict>
-      </w:r>
-    </w:p>
-    <w:bookmarkEnd w:id="35"/>
-    <w:bookmarkEnd w:id="36"/>
-    <w:bookmarkStart w:id="39" w:name="model-training"/>
-    <w:p>
-      <w:pPr>
-        <w:pStyle w:val="Heading1"/>
-      </w:pPr>
-      <w:r>
-        <w:t xml:space="preserve">6. Model Training</w:t>
-      </w:r>
-    </w:p>
-    <w:bookmarkStart w:id="37" w:name="training-configuration"/>
-    <w:p>
-      <w:pPr>
-        <w:pStyle w:val="Heading2"/>
-      </w:pPr>
-      <w:r>
-        <w:t xml:space="preserve">Training Configuration</w:t>
-      </w:r>
-    </w:p>
-    <w:p>
-      <w:pPr>
-        <w:pStyle w:val="FirstParagraph"/>
-      </w:pPr>
-      <w:r>
-        <w:t xml:space="preserve">Default hyperparameters:</w:t>
+        <w:t>Default hyperparameters:</w:t>
       </w:r>
     </w:p>
     <w:tbl>
       <w:tblPr>
         <w:tblStyle w:val="Table"/>
-        <w:tblW w:type="auto" w:w="0"/>
-        <w:tblLook w:firstRow="1" w:lastRow="0" w:firstColumn="0" w:lastColumn="0" w:noHBand="0" w:noVBand="0" w:val="0020"/>
+        <w:tblW w:w="0" w:type="auto"/>
+        <w:tblLook w:val="0020" w:firstRow="1" w:lastRow="0" w:firstColumn="0" w:lastColumn="0" w:noHBand="0" w:noVBand="0"/>
       </w:tblPr>
       <w:tblGrid>
-        <w:gridCol w:w="3960"/>
-        <w:gridCol w:w="3960"/>
+        <w:gridCol w:w="2659"/>
+        <w:gridCol w:w="2270"/>
       </w:tblGrid>
       <w:tr>
         <w:trPr>
-          <w:tblHeader w:val="on"/>
+          <w:cnfStyle w:val="100000000000" w:firstRow="1" w:lastRow="0" w:firstColumn="0" w:lastColumn="0" w:oddVBand="0" w:evenVBand="0" w:oddHBand="0" w:evenHBand="0" w:firstRowFirstColumn="0" w:firstRowLastColumn="0" w:lastRowFirstColumn="0" w:lastRowLastColumn="0"/>
+          <w:tblHeader/>
         </w:trPr>
         <w:tc>
-          <w:tcPr/>
+          <w:tcPr>
+            <w:tcW w:w="0" w:type="auto"/>
+          </w:tcPr>
           <w:p>
             <w:pPr>
               <w:pStyle w:val="Compact"/>
             </w:pPr>
             <w:r>
-              <w:t xml:space="preserve">Parameter</w:t>
+              <w:t>Parameter</w:t>
             </w:r>
           </w:p>
         </w:tc>
         <w:tc>
-          <w:tcPr/>
+          <w:tcPr>
+            <w:tcW w:w="0" w:type="auto"/>
+          </w:tcPr>
           <w:p>
             <w:pPr>
               <w:pStyle w:val="Compact"/>
             </w:pPr>
             <w:r>
-              <w:t xml:space="preserve">Value</w:t>
+              <w:t>Value</w:t>
             </w:r>
           </w:p>
         </w:tc>
       </w:tr>
       <w:tr>
         <w:tc>
-          <w:tcPr/>
+          <w:tcPr>
+            <w:tcW w:w="0" w:type="auto"/>
+          </w:tcPr>
           <w:p>
             <w:pPr>
               <w:pStyle w:val="Compact"/>
             </w:pPr>
             <w:r>
-              <w:t xml:space="preserve">Optimizer</w:t>
+              <w:t>Optimizer</w:t>
             </w:r>
           </w:p>
         </w:tc>
         <w:tc>
-          <w:tcPr/>
+          <w:tcPr>
+            <w:tcW w:w="0" w:type="auto"/>
+          </w:tcPr>
           <w:p>
             <w:pPr>
               <w:pStyle w:val="Compact"/>
             </w:pPr>
             <w:r>
-              <w:t xml:space="preserve">Adam</w:t>
+              <w:t>Adam</w:t>
             </w:r>
           </w:p>
         </w:tc>
       </w:tr>
       <w:tr>
         <w:tc>
-          <w:tcPr/>
+          <w:tcPr>
+            <w:tcW w:w="0" w:type="auto"/>
+          </w:tcPr>
           <w:p>
             <w:pPr>
               <w:pStyle w:val="Compact"/>
             </w:pPr>
             <w:r>
-              <w:t xml:space="preserve">Learning Rate</w:t>
+              <w:t>Learning Rate</w:t>
             </w:r>
           </w:p>
         </w:tc>
         <w:tc>
-          <w:tcPr/>
+          <w:tcPr>
+            <w:tcW w:w="0" w:type="auto"/>
+          </w:tcPr>
           <w:p>
             <w:pPr>
               <w:pStyle w:val="Compact"/>
             </w:pPr>
             <w:r>
-              <w:t xml:space="preserve">1e-4</w:t>
+              <w:t>1e-4</w:t>
             </w:r>
           </w:p>
         </w:tc>
       </w:tr>
       <w:tr>
         <w:tc>
-          <w:tcPr/>
+          <w:tcPr>
+            <w:tcW w:w="0" w:type="auto"/>
+          </w:tcPr>
           <w:p>
             <w:pPr>
               <w:pStyle w:val="Compact"/>
             </w:pPr>
             <w:r>
-              <w:t xml:space="preserve">Batch Size</w:t>
+              <w:t>Batch Size</w:t>
             </w:r>
           </w:p>
         </w:tc>
         <w:tc>
-          <w:tcPr/>
+          <w:tcPr>
+            <w:tcW w:w="0" w:type="auto"/>
+          </w:tcPr>
           <w:p>
             <w:pPr>
               <w:pStyle w:val="Compact"/>
             </w:pPr>
             <w:r>
-              <w:t xml:space="preserve">1024</w:t>
+              <w:t>1024</w:t>
             </w:r>
           </w:p>
         </w:tc>
       </w:tr>
       <w:tr>
         <w:tc>
-          <w:tcPr/>
+          <w:tcPr>
+            <w:tcW w:w="0" w:type="auto"/>
+          </w:tcPr>
           <w:p>
             <w:pPr>
               <w:pStyle w:val="Compact"/>
             </w:pPr>
             <w:r>
-              <w:t xml:space="preserve">Maximum Epochs</w:t>
+              <w:t>Maximum Epochs</w:t>
             </w:r>
           </w:p>
         </w:tc>
         <w:tc>
-          <w:tcPr/>
+          <w:tcPr>
+            <w:tcW w:w="0" w:type="auto"/>
+          </w:tcPr>
           <w:p>
             <w:pPr>
               <w:pStyle w:val="Compact"/>
             </w:pPr>
             <w:r>
-              <w:t xml:space="preserve">300</w:t>
+              <w:t>300</w:t>
             </w:r>
           </w:p>
         </w:tc>
       </w:tr>
       <w:tr>
         <w:tc>
-          <w:tcPr/>
+          <w:tcPr>
+            <w:tcW w:w="0" w:type="auto"/>
+          </w:tcPr>
           <w:p>
             <w:pPr>
               <w:pStyle w:val="Compact"/>
             </w:pPr>
             <w:r>
-              <w:t xml:space="preserve">Loss Function</w:t>
+              <w:t>Loss Function</w:t>
             </w:r>
           </w:p>
         </w:tc>
         <w:tc>
-          <w:tcPr/>
+          <w:tcPr>
+            <w:tcW w:w="0" w:type="auto"/>
+          </w:tcPr>
           <w:p>
             <w:pPr>
               <w:pStyle w:val="Compact"/>
             </w:pPr>
             <w:r>
-              <w:t xml:space="preserve">Mean Squared Error</w:t>
+              <w:t>Mean Squared Error</w:t>
             </w:r>
           </w:p>
         </w:tc>
       </w:tr>
       <w:tr>
         <w:tc>
-          <w:tcPr/>
+          <w:tcPr>
+            <w:tcW w:w="0" w:type="auto"/>
+          </w:tcPr>
           <w:p>
             <w:pPr>
               <w:pStyle w:val="Compact"/>
             </w:pPr>
             <w:r>
-              <w:t xml:space="preserve">Early Stopping Patience</w:t>
+              <w:t>Early Stopping Patience</w:t>
             </w:r>
           </w:p>
         </w:tc>
         <w:tc>
-          <w:tcPr/>
+          <w:tcPr>
+            <w:tcW w:w="0" w:type="auto"/>
+          </w:tcPr>
           <w:p>
             <w:pPr>
               <w:pStyle w:val="Compact"/>
             </w:pPr>
             <w:r>
-              <w:t xml:space="preserve">30 epochs</w:t>
+              <w:t>30 epochs</w:t>
             </w:r>
           </w:p>
         </w:tc>
       </w:tr>
     </w:tbl>
     <w:p>
-      <w:r>
-        <w:pict>
-          <v:rect style="width:0;height:1.5pt" o:hralign="center" o:hrstd="t" o:hr="t"/>
-        </w:pict>
-      </w:r>
-    </w:p>
-    <w:bookmarkEnd w:id="37"/>
-    <w:bookmarkStart w:id="38" w:name="training-procedure"/>
-    <w:p>
-      <w:pPr>
-        <w:pStyle w:val="Heading2"/>
-      </w:pPr>
-      <w:r>
-        <w:t xml:space="preserve">Training Procedure</w:t>
+      <w:pPr>
+        <w:pStyle w:val="Heading3"/>
+      </w:pPr>
+      <w:bookmarkStart w:id="19" w:name="training-procedure"/>
+      <w:bookmarkEnd w:id="18"/>
+      <w:r>
+        <w:t>Training Procedure</w:t>
       </w:r>
     </w:p>
     <w:p>
@@ -1563,7 +1542,7 @@
         <w:pStyle w:val="FirstParagraph"/>
       </w:pPr>
       <w:r>
-        <w:t xml:space="preserve">For each cross-validation fold:</w:t>
+        <w:t>For each cross-validation fold:</w:t>
       </w:r>
     </w:p>
     <w:p>
@@ -1571,11 +1550,11 @@
         <w:pStyle w:val="Compact"/>
         <w:numPr>
           <w:ilvl w:val="0"/>
-          <w:numId w:val="1008"/>
+          <w:numId w:val="9"/>
         </w:numPr>
       </w:pPr>
       <w:r>
-        <w:t xml:space="preserve">Initialize model.</w:t>
+        <w:t>Initialize model.</w:t>
       </w:r>
     </w:p>
     <w:p>
@@ -1583,11 +1562,11 @@
         <w:pStyle w:val="Compact"/>
         <w:numPr>
           <w:ilvl w:val="0"/>
-          <w:numId w:val="1008"/>
+          <w:numId w:val="9"/>
         </w:numPr>
       </w:pPr>
       <w:r>
-        <w:t xml:space="preserve">Train using training dataset.</w:t>
+        <w:t>Train using training dataset.</w:t>
       </w:r>
     </w:p>
     <w:p>
@@ -1595,11 +1574,11 @@
         <w:pStyle w:val="Compact"/>
         <w:numPr>
           <w:ilvl w:val="0"/>
-          <w:numId w:val="1008"/>
+          <w:numId w:val="9"/>
         </w:numPr>
       </w:pPr>
       <w:r>
-        <w:t xml:space="preserve">Evaluate performance on validation dataset.</w:t>
+        <w:t>Evaluate performance on validation dataset.</w:t>
       </w:r>
     </w:p>
     <w:p>
@@ -1607,11 +1586,11 @@
         <w:pStyle w:val="Compact"/>
         <w:numPr>
           <w:ilvl w:val="0"/>
-          <w:numId w:val="1008"/>
+          <w:numId w:val="9"/>
         </w:numPr>
       </w:pPr>
       <w:r>
-        <w:t xml:space="preserve">Save the model with the lowest validation MSE.</w:t>
+        <w:t>Save the model with the lowest validation MSE.</w:t>
       </w:r>
     </w:p>
     <w:p>
@@ -1619,11 +1598,11 @@
         <w:pStyle w:val="Compact"/>
         <w:numPr>
           <w:ilvl w:val="0"/>
-          <w:numId w:val="1008"/>
+          <w:numId w:val="9"/>
         </w:numPr>
       </w:pPr>
       <w:r>
-        <w:t xml:space="preserve">Stop training if validation performance does not improve.</w:t>
+        <w:t>Stop training if validation performance does not improve.</w:t>
       </w:r>
     </w:p>
     <w:p>
@@ -1631,29 +1610,25 @@
         <w:pStyle w:val="Compact"/>
         <w:numPr>
           <w:ilvl w:val="0"/>
-          <w:numId w:val="1008"/>
+          <w:numId w:val="9"/>
         </w:numPr>
       </w:pPr>
       <w:r>
-        <w:t xml:space="preserve">Evaluate final model on the test dataset.</w:t>
-      </w:r>
-    </w:p>
-    <w:p>
-      <w:r>
-        <w:pict>
-          <v:rect style="width:0;height:1.5pt" o:hralign="center" o:hrstd="t" o:hr="t"/>
-        </w:pict>
-      </w:r>
-    </w:p>
-    <w:bookmarkEnd w:id="38"/>
-    <w:bookmarkEnd w:id="39"/>
-    <w:bookmarkStart w:id="44" w:name="model-evaluation"/>
-    <w:p>
-      <w:pPr>
-        <w:pStyle w:val="Heading1"/>
-      </w:pPr>
-      <w:r>
-        <w:t xml:space="preserve">7. Model Evaluation</w:t>
+        <w:t>Evaluate final model on the test dataset.</w:t>
+      </w:r>
+    </w:p>
+    <w:p>
+      <w:pPr>
+        <w:pStyle w:val="Heading2"/>
+      </w:pPr>
+      <w:bookmarkStart w:id="20" w:name="model-evaluation"/>
+      <w:bookmarkEnd w:id="17"/>
+      <w:bookmarkEnd w:id="19"/>
+      <w:r>
+        <w:t>6</w:t>
+      </w:r>
+      <w:r>
+        <w:t>. Model Evaluation</w:t>
       </w:r>
     </w:p>
     <w:p>
@@ -1661,16 +1636,129 @@
         <w:pStyle w:val="FirstParagraph"/>
       </w:pPr>
       <w:r>
-        <w:t xml:space="preserve">The model performance is evaluated using:</w:t>
-      </w:r>
-    </w:p>
-    <w:bookmarkStart w:id="40" w:name="root-mean-square-error-rmse"/>
+        <w:t>The model performance is evaluated using:</w:t>
+      </w:r>
+    </w:p>
+    <w:p>
+      <w:pPr>
+        <w:pStyle w:val="ListParagraph"/>
+        <w:numPr>
+          <w:ilvl w:val="0"/>
+          <w:numId w:val="15"/>
+        </w:numPr>
+      </w:pPr>
+      <w:bookmarkStart w:id="21" w:name="root-mean-square-error-rmse"/>
+      <w:r>
+        <w:rPr>
+          <w:b/>
+          <w:bCs/>
+        </w:rPr>
+        <w:t>Root Mean Square Error (RMSE)</w:t>
+      </w:r>
+      <w:r>
+        <w:t>: m</w:t>
+      </w:r>
+      <w:r>
+        <w:t>easures average prediction error.</w:t>
+      </w:r>
+      <w:r>
+        <w:t xml:space="preserve"> </w:t>
+      </w:r>
+      <w:r>
+        <w:t>Lower values indicate better prediction accuracy.</w:t>
+      </w:r>
+      <w:bookmarkStart w:id="22" w:name="pearson-correlation-coefficient-pcc"/>
+      <w:bookmarkEnd w:id="21"/>
+    </w:p>
+    <w:p>
+      <w:pPr>
+        <w:pStyle w:val="ListParagraph"/>
+        <w:numPr>
+          <w:ilvl w:val="0"/>
+          <w:numId w:val="15"/>
+        </w:numPr>
+      </w:pPr>
+      <w:r>
+        <w:rPr>
+          <w:b/>
+          <w:bCs/>
+        </w:rPr>
+        <w:t>Pearson Correlation Coefficient (PCC)</w:t>
+      </w:r>
+      <w:r>
+        <w:t>: m</w:t>
+      </w:r>
+      <w:r>
+        <w:t>easures correlation between predicted and actual drug responses</w:t>
+      </w:r>
+      <w:r>
+        <w:t xml:space="preserve">. </w:t>
+      </w:r>
+      <w:r>
+        <w:t>Values closer to 1 indicate stronger agreement.</w:t>
+      </w:r>
+      <w:bookmarkStart w:id="23" w:name="r²-score"/>
+      <w:bookmarkEnd w:id="22"/>
+    </w:p>
+    <w:p>
+      <w:pPr>
+        <w:pStyle w:val="ListParagraph"/>
+        <w:numPr>
+          <w:ilvl w:val="0"/>
+          <w:numId w:val="15"/>
+        </w:numPr>
+      </w:pPr>
+      <w:r>
+        <w:rPr>
+          <w:b/>
+          <w:bCs/>
+        </w:rPr>
+        <w:t>R² Score</w:t>
+      </w:r>
+      <w:r>
+        <w:t>: m</w:t>
+      </w:r>
+      <w:r>
+        <w:t>easures how much variance in drug response is explained by the model.</w:t>
+      </w:r>
+    </w:p>
+    <w:p>
+      <w:pPr>
+        <w:pStyle w:val="ListParagraph"/>
+        <w:numPr>
+          <w:ilvl w:val="0"/>
+          <w:numId w:val="15"/>
+        </w:numPr>
+      </w:pPr>
+      <w:bookmarkStart w:id="24" w:name="mean-absolute-percentage-error-mape"/>
+      <w:bookmarkEnd w:id="23"/>
+      <w:r>
+        <w:rPr>
+          <w:b/>
+          <w:bCs/>
+        </w:rPr>
+        <w:t>Mean Absolute Percentage Error (MAPE)</w:t>
+      </w:r>
+      <w:r>
+        <w:t>: m</w:t>
+      </w:r>
+      <w:r>
+        <w:t>easures relative prediction error.</w:t>
+      </w:r>
+    </w:p>
     <w:p>
       <w:pPr>
         <w:pStyle w:val="Heading2"/>
       </w:pPr>
-      <w:r>
-        <w:t xml:space="preserve">Root Mean Square Error (RMSE)</w:t>
+      <w:bookmarkStart w:id="25" w:name="biological-interpretation"/>
+      <w:bookmarkEnd w:id="20"/>
+      <w:bookmarkEnd w:id="24"/>
+      <w:r>
+        <w:lastRenderedPageBreak/>
+        <w:t>7</w:t>
+      </w:r>
+      <w:r>
+        <w:t>. Biological Interpretation</w:t>
       </w:r>
     </w:p>
     <w:p>
@@ -1678,7 +1766,7 @@
         <w:pStyle w:val="FirstParagraph"/>
       </w:pPr>
       <w:r>
-        <w:t xml:space="preserve">Measures average prediction error.</w:t>
+        <w:t>After prediction, the model outputs predicted drug responses for different cancer cell lines.</w:t>
       </w:r>
     </w:p>
     <w:p>
@@ -1686,24 +1774,16 @@
         <w:pStyle w:val="BodyText"/>
       </w:pPr>
       <w:r>
-        <w:t xml:space="preserve">Lower values indicate better prediction accuracy.</w:t>
-      </w:r>
-    </w:p>
-    <w:p>
-      <w:r>
-        <w:pict>
-          <v:rect style="width:0;height:1.5pt" o:hralign="center" o:hrstd="t" o:hr="t"/>
-        </w:pict>
-      </w:r>
-    </w:p>
-    <w:bookmarkEnd w:id="40"/>
-    <w:bookmarkStart w:id="41" w:name="pearson-correlation-coefficient-pcc"/>
-    <w:p>
-      <w:pPr>
-        <w:pStyle w:val="Heading2"/>
-      </w:pPr>
-      <w:r>
-        <w:t xml:space="preserve">Pearson Correlation Coefficient (PCC)</w:t>
+        <w:t>The top-performing predicted drug responses are selected for downstream analysis.</w:t>
+      </w:r>
+    </w:p>
+    <w:p>
+      <w:pPr>
+        <w:pStyle w:val="Heading3"/>
+      </w:pPr>
+      <w:bookmarkStart w:id="26" w:name="gene-ontology-go-enrichment-analysis"/>
+      <w:r>
+        <w:t>Enrichment Analysis</w:t>
       </w:r>
     </w:p>
     <w:p>
@@ -1711,7 +1791,31 @@
         <w:pStyle w:val="FirstParagraph"/>
       </w:pPr>
       <w:r>
-        <w:t xml:space="preserve">Measures correlation between predicted and actual drug responses.</w:t>
+        <w:t>Gene Ontology (</w:t>
+      </w:r>
+      <w:r>
+        <w:t>GO</w:t>
+      </w:r>
+      <w:r>
+        <w:t>)</w:t>
+      </w:r>
+      <w:r>
+        <w:t xml:space="preserve"> enrichment</w:t>
+      </w:r>
+      <w:r>
+        <w:t xml:space="preserve"> </w:t>
+      </w:r>
+      <w:r>
+        <w:t>Kyoto Encyclopedia of Genes and Genomes</w:t>
+      </w:r>
+      <w:r>
+        <w:t xml:space="preserve"> </w:t>
+      </w:r>
+      <w:r>
+        <w:t xml:space="preserve">(KEGG) enrichment </w:t>
+      </w:r>
+      <w:r>
+        <w:t>analysis is performed to identify biological pathways associated with predicted drug responses.</w:t>
       </w:r>
     </w:p>
     <w:p>
@@ -1719,116 +1823,7 @@
         <w:pStyle w:val="BodyText"/>
       </w:pPr>
       <w:r>
-        <w:t xml:space="preserve">Values closer to 1 indicate stronger agreement.</w:t>
-      </w:r>
-    </w:p>
-    <w:p>
-      <w:r>
-        <w:pict>
-          <v:rect style="width:0;height:1.5pt" o:hralign="center" o:hrstd="t" o:hr="t"/>
-        </w:pict>
-      </w:r>
-    </w:p>
-    <w:bookmarkEnd w:id="41"/>
-    <w:bookmarkStart w:id="42" w:name="r²-score"/>
-    <w:p>
-      <w:pPr>
-        <w:pStyle w:val="Heading2"/>
-      </w:pPr>
-      <w:r>
-        <w:t xml:space="preserve">R² Score</w:t>
-      </w:r>
-    </w:p>
-    <w:p>
-      <w:pPr>
-        <w:pStyle w:val="FirstParagraph"/>
-      </w:pPr>
-      <w:r>
-        <w:t xml:space="preserve">Measures how much variance in drug response is explained by the model.</w:t>
-      </w:r>
-    </w:p>
-    <w:p>
-      <w:r>
-        <w:pict>
-          <v:rect style="width:0;height:1.5pt" o:hralign="center" o:hrstd="t" o:hr="t"/>
-        </w:pict>
-      </w:r>
-    </w:p>
-    <w:bookmarkEnd w:id="42"/>
-    <w:bookmarkStart w:id="43" w:name="mean-absolute-percentage-error-mape"/>
-    <w:p>
-      <w:pPr>
-        <w:pStyle w:val="Heading2"/>
-      </w:pPr>
-      <w:r>
-        <w:t xml:space="preserve">Mean Absolute Percentage Error (MAPE)</w:t>
-      </w:r>
-    </w:p>
-    <w:p>
-      <w:pPr>
-        <w:pStyle w:val="FirstParagraph"/>
-      </w:pPr>
-      <w:r>
-        <w:t xml:space="preserve">Measures relative prediction error.</w:t>
-      </w:r>
-    </w:p>
-    <w:p>
-      <w:r>
-        <w:pict>
-          <v:rect style="width:0;height:1.5pt" o:hralign="center" o:hrstd="t" o:hr="t"/>
-        </w:pict>
-      </w:r>
-    </w:p>
-    <w:bookmarkEnd w:id="43"/>
-    <w:bookmarkEnd w:id="44"/>
-    <w:bookmarkStart w:id="46" w:name="biological-interpretation"/>
-    <w:p>
-      <w:pPr>
-        <w:pStyle w:val="Heading1"/>
-      </w:pPr>
-      <w:r>
-        <w:t xml:space="preserve">8. Biological Interpretation</w:t>
-      </w:r>
-    </w:p>
-    <w:p>
-      <w:pPr>
-        <w:pStyle w:val="FirstParagraph"/>
-      </w:pPr>
-      <w:r>
-        <w:t xml:space="preserve">After prediction, the model outputs predicted drug responses for different cancer cell lines.</w:t>
-      </w:r>
-    </w:p>
-    <w:p>
-      <w:pPr>
-        <w:pStyle w:val="BodyText"/>
-      </w:pPr>
-      <w:r>
-        <w:t xml:space="preserve">The top-performing predicted drug responses are selected for downstream analysis.</w:t>
-      </w:r>
-    </w:p>
-    <w:bookmarkStart w:id="45" w:name="gene-ontology-go-enrichment-analysis"/>
-    <w:p>
-      <w:pPr>
-        <w:pStyle w:val="Heading2"/>
-      </w:pPr>
-      <w:r>
-        <w:t xml:space="preserve">Gene Ontology (GO) Enrichment Analysis</w:t>
-      </w:r>
-    </w:p>
-    <w:p>
-      <w:pPr>
-        <w:pStyle w:val="FirstParagraph"/>
-      </w:pPr>
-      <w:r>
-        <w:t xml:space="preserve">GO enrichment analysis is performed to identify biological pathways associated with predicted drug responses.</w:t>
-      </w:r>
-    </w:p>
-    <w:p>
-      <w:pPr>
-        <w:pStyle w:val="BodyText"/>
-      </w:pPr>
-      <w:r>
-        <w:t xml:space="preserve">The analysis includes:</w:t>
+        <w:t>The analysis includes:</w:t>
       </w:r>
     </w:p>
     <w:p>
@@ -1836,11 +1831,11 @@
         <w:pStyle w:val="Compact"/>
         <w:numPr>
           <w:ilvl w:val="0"/>
-          <w:numId w:val="1009"/>
+          <w:numId w:val="10"/>
         </w:numPr>
       </w:pPr>
       <w:r>
-        <w:t xml:space="preserve">Selecting highly ranked predicted drug responses.</w:t>
+        <w:t>Selecting highly ranked predicted drug responses.</w:t>
       </w:r>
     </w:p>
     <w:p>
@@ -1848,11 +1843,11 @@
         <w:pStyle w:val="Compact"/>
         <w:numPr>
           <w:ilvl w:val="0"/>
-          <w:numId w:val="1009"/>
+          <w:numId w:val="10"/>
         </w:numPr>
       </w:pPr>
       <w:r>
-        <w:t xml:space="preserve">Identifying associated genes/pathways.</w:t>
+        <w:t>Identifying associated genes/pathways.</w:t>
       </w:r>
     </w:p>
     <w:p>
@@ -1860,11 +1855,11 @@
         <w:pStyle w:val="Compact"/>
         <w:numPr>
           <w:ilvl w:val="0"/>
-          <w:numId w:val="1009"/>
+          <w:numId w:val="10"/>
         </w:numPr>
       </w:pPr>
       <w:r>
-        <w:t xml:space="preserve">Performing enrichment analysis using ClusterProfiler.</w:t>
+        <w:t>Performing enrichment analysis using ClusterProfiler.</w:t>
       </w:r>
     </w:p>
     <w:p>
@@ -1872,11 +1867,11 @@
         <w:pStyle w:val="Compact"/>
         <w:numPr>
           <w:ilvl w:val="0"/>
-          <w:numId w:val="1009"/>
+          <w:numId w:val="10"/>
         </w:numPr>
       </w:pPr>
       <w:r>
-        <w:t xml:space="preserve">Interpreting biological processes involved.</w:t>
+        <w:t>Interpreting biological processes involved.</w:t>
       </w:r>
     </w:p>
     <w:p>
@@ -1884,25 +1879,21 @@
         <w:pStyle w:val="FirstParagraph"/>
       </w:pPr>
       <w:r>
-        <w:t xml:space="preserve">This provides biological insight beyond prediction accuracy.</w:t>
-      </w:r>
-    </w:p>
-    <w:p>
-      <w:r>
-        <w:pict>
-          <v:rect style="width:0;height:1.5pt" o:hralign="center" o:hrstd="t" o:hr="t"/>
-        </w:pict>
-      </w:r>
-    </w:p>
-    <w:bookmarkEnd w:id="45"/>
-    <w:bookmarkEnd w:id="46"/>
-    <w:bookmarkStart w:id="47" w:name="repository-organization"/>
-    <w:p>
-      <w:pPr>
-        <w:pStyle w:val="Heading1"/>
-      </w:pPr>
-      <w:r>
-        <w:t xml:space="preserve">9. Repository Organization</w:t>
+        <w:t>This provides biological insight beyond prediction accuracy.</w:t>
+      </w:r>
+    </w:p>
+    <w:p>
+      <w:pPr>
+        <w:pStyle w:val="Heading2"/>
+      </w:pPr>
+      <w:bookmarkStart w:id="27" w:name="repository-organization"/>
+      <w:bookmarkEnd w:id="25"/>
+      <w:bookmarkEnd w:id="26"/>
+      <w:r>
+        <w:t>8</w:t>
+      </w:r>
+      <w:r>
+        <w:t>. Repository Organization</w:t>
       </w:r>
     </w:p>
     <w:p>
@@ -1913,7 +1904,7 @@
         <w:rPr>
           <w:rStyle w:val="VerbatimChar"/>
         </w:rPr>
-        <w:t xml:space="preserve">DeepMoDRP/</w:t>
+        <w:t>DeepMoDRP/</w:t>
       </w:r>
       <w:r>
         <w:br/>
@@ -1925,7 +1916,7 @@
         <w:rPr>
           <w:rStyle w:val="VerbatimChar"/>
         </w:rPr>
-        <w:t xml:space="preserve">model/</w:t>
+        <w:t>model/</w:t>
       </w:r>
       <w:r>
         <w:br/>
@@ -1955,7 +1946,7 @@
         <w:rPr>
           <w:rStyle w:val="VerbatimChar"/>
         </w:rPr>
-        <w:t xml:space="preserve">pre_process/</w:t>
+        <w:t>pre_process/</w:t>
       </w:r>
       <w:r>
         <w:br/>
@@ -1976,7 +1967,7 @@
         <w:rPr>
           <w:rStyle w:val="VerbatimChar"/>
         </w:rPr>
-        <w:t xml:space="preserve">analysis/</w:t>
+        <w:t>analysis/</w:t>
       </w:r>
       <w:r>
         <w:br/>
@@ -1997,7 +1988,7 @@
         <w:rPr>
           <w:rStyle w:val="VerbatimChar"/>
         </w:rPr>
-        <w:t xml:space="preserve">datasets/</w:t>
+        <w:t>datasets/</w:t>
       </w:r>
       <w:r>
         <w:br/>
@@ -2018,7 +2009,7 @@
         <w:rPr>
           <w:rStyle w:val="VerbatimChar"/>
         </w:rPr>
-        <w:t xml:space="preserve">example_run.py</w:t>
+        <w:t>example_run.py</w:t>
       </w:r>
       <w:r>
         <w:br/>
@@ -2027,24 +2018,20 @@
         <w:rPr>
           <w:rStyle w:val="VerbatimChar"/>
         </w:rPr>
-        <w:t xml:space="preserve">README.md</w:t>
-      </w:r>
-    </w:p>
-    <w:p>
-      <w:r>
-        <w:pict>
-          <v:rect style="width:0;height:1.5pt" o:hralign="center" o:hrstd="t" o:hr="t"/>
-        </w:pict>
-      </w:r>
-    </w:p>
-    <w:bookmarkEnd w:id="47"/>
-    <w:bookmarkStart w:id="48" w:name="running-the-project"/>
-    <w:p>
-      <w:pPr>
-        <w:pStyle w:val="Heading1"/>
-      </w:pPr>
-      <w:r>
-        <w:t xml:space="preserve">10. Running the Project</w:t>
+        <w:t>README.md</w:t>
+      </w:r>
+    </w:p>
+    <w:p>
+      <w:pPr>
+        <w:pStyle w:val="Heading2"/>
+      </w:pPr>
+      <w:bookmarkStart w:id="28" w:name="running-the-project"/>
+      <w:bookmarkEnd w:id="27"/>
+      <w:r>
+        <w:t>9</w:t>
+      </w:r>
+      <w:r>
+        <w:t>. Running the Project</w:t>
       </w:r>
     </w:p>
     <w:p>
@@ -2052,7 +2039,7 @@
         <w:pStyle w:val="FirstParagraph"/>
       </w:pPr>
       <w:r>
-        <w:t xml:space="preserve">The complete workflow can be executed with:</w:t>
+        <w:t>The complete workflow can be executed with:</w:t>
       </w:r>
     </w:p>
     <w:p>
@@ -2063,7 +2050,7 @@
         <w:rPr>
           <w:rStyle w:val="ExtensionTok"/>
         </w:rPr>
-        <w:t xml:space="preserve">python</w:t>
+        <w:t>python</w:t>
       </w:r>
       <w:r>
         <w:rPr>
@@ -2077,7 +2064,7 @@
         <w:pStyle w:val="FirstParagraph"/>
       </w:pPr>
       <w:r>
-        <w:t xml:space="preserve">This script automatically performs:</w:t>
+        <w:t>This script automatically performs:</w:t>
       </w:r>
     </w:p>
     <w:p>
@@ -2085,11 +2072,12 @@
         <w:pStyle w:val="Compact"/>
         <w:numPr>
           <w:ilvl w:val="0"/>
-          <w:numId w:val="1010"/>
+          <w:numId w:val="11"/>
         </w:numPr>
       </w:pPr>
       <w:r>
-        <w:t xml:space="preserve">Data preprocessing</w:t>
+        <w:lastRenderedPageBreak/>
+        <w:t>Data preprocessing</w:t>
       </w:r>
     </w:p>
     <w:p>
@@ -2097,11 +2085,11 @@
         <w:pStyle w:val="Compact"/>
         <w:numPr>
           <w:ilvl w:val="0"/>
-          <w:numId w:val="1010"/>
+          <w:numId w:val="11"/>
         </w:numPr>
       </w:pPr>
       <w:r>
-        <w:t xml:space="preserve">Model training</w:t>
+        <w:t>Model training</w:t>
       </w:r>
     </w:p>
     <w:p>
@@ -2109,11 +2097,11 @@
         <w:pStyle w:val="Compact"/>
         <w:numPr>
           <w:ilvl w:val="0"/>
-          <w:numId w:val="1010"/>
+          <w:numId w:val="11"/>
         </w:numPr>
       </w:pPr>
       <w:r>
-        <w:t xml:space="preserve">Model validation</w:t>
+        <w:t>Model validation</w:t>
       </w:r>
     </w:p>
     <w:p>
@@ -2121,11 +2109,11 @@
         <w:pStyle w:val="Compact"/>
         <w:numPr>
           <w:ilvl w:val="0"/>
-          <w:numId w:val="1010"/>
+          <w:numId w:val="11"/>
         </w:numPr>
       </w:pPr>
       <w:r>
-        <w:t xml:space="preserve">Model testing</w:t>
+        <w:t>Model testing</w:t>
       </w:r>
     </w:p>
     <w:p>
@@ -2133,28 +2121,27 @@
         <w:pStyle w:val="Compact"/>
         <w:numPr>
           <w:ilvl w:val="0"/>
-          <w:numId w:val="1010"/>
+          <w:numId w:val="11"/>
         </w:numPr>
       </w:pPr>
       <w:r>
-        <w:t xml:space="preserve">Metric reporting</w:t>
-      </w:r>
-    </w:p>
-    <w:p>
-      <w:r>
-        <w:pict>
-          <v:rect style="width:0;height:1.5pt" o:hralign="center" o:hrstd="t" o:hr="t"/>
-        </w:pict>
-      </w:r>
-    </w:p>
-    <w:bookmarkEnd w:id="48"/>
-    <w:bookmarkStart w:id="49" w:name="future-improvements"/>
-    <w:p>
-      <w:pPr>
-        <w:pStyle w:val="Heading1"/>
-      </w:pPr>
-      <w:r>
-        <w:t xml:space="preserve">11. Future Improvements</w:t>
+        <w:t>Metric reporting</w:t>
+      </w:r>
+    </w:p>
+    <w:p>
+      <w:pPr>
+        <w:pStyle w:val="Heading2"/>
+      </w:pPr>
+      <w:bookmarkStart w:id="29" w:name="future-improvements"/>
+      <w:bookmarkEnd w:id="28"/>
+      <w:r>
+        <w:t>1</w:t>
+      </w:r>
+      <w:r>
+        <w:t>0</w:t>
+      </w:r>
+      <w:r>
+        <w:t>. Future Improvements</w:t>
       </w:r>
     </w:p>
     <w:p>
@@ -2162,95 +2149,93 @@
         <w:pStyle w:val="FirstParagraph"/>
       </w:pPr>
       <w:r>
-        <w:t xml:space="preserve">Potential improvements include:</w:t>
-      </w:r>
-    </w:p>
-    <w:p>
-      <w:pPr>
-        <w:pStyle w:val="Compact"/>
+        <w:t xml:space="preserve">Current deep learning frameworks are becoming increasingly effective in drug-response prediction because of richer feature representation. Within our principled design, we demonstrate that tailoring encoder topologies to specific multi-omics modalities, extending beyond sparse versus dense data categorizations, is essential for capturing distinct biological signals. </w:t>
+      </w:r>
+    </w:p>
+    <w:p>
+      <w:pPr>
+        <w:pStyle w:val="FirstParagraph"/>
+      </w:pPr>
+      <w:r>
+        <w:t>Potential improvements</w:t>
+      </w:r>
+      <w:r>
+        <w:t xml:space="preserve"> in the future</w:t>
+      </w:r>
+      <w:r>
+        <w:t xml:space="preserve"> include:</w:t>
+      </w:r>
+    </w:p>
+    <w:p>
+      <w:pPr>
+        <w:pStyle w:val="FirstParagraph"/>
         <w:numPr>
           <w:ilvl w:val="0"/>
-          <w:numId w:val="1011"/>
+          <w:numId w:val="14"/>
         </w:numPr>
       </w:pPr>
       <w:r>
-        <w:t xml:space="preserve">Incorporating additional omics datasets.</w:t>
-      </w:r>
-    </w:p>
-    <w:p>
-      <w:pPr>
-        <w:pStyle w:val="Compact"/>
+        <w:t>Exploring</w:t>
+      </w:r>
+      <w:r>
+        <w:t xml:space="preserve"> various </w:t>
+      </w:r>
+      <w:proofErr w:type="gramStart"/>
+      <w:r>
+        <w:t>architecture</w:t>
+      </w:r>
+      <w:proofErr w:type="gramEnd"/>
+      <w:r>
+        <w:t xml:space="preserve"> within the principled design.</w:t>
+      </w:r>
+      <w:r>
+        <w:t xml:space="preserve"> </w:t>
+      </w:r>
+    </w:p>
+    <w:p>
+      <w:pPr>
+        <w:pStyle w:val="FirstParagraph"/>
         <w:numPr>
           <w:ilvl w:val="0"/>
-          <w:numId w:val="1011"/>
+          <w:numId w:val="14"/>
         </w:numPr>
       </w:pPr>
       <w:r>
-        <w:t xml:space="preserve">Testing on independent external datasets.</w:t>
-      </w:r>
-    </w:p>
-    <w:p>
-      <w:pPr>
-        <w:pStyle w:val="Compact"/>
-        <w:numPr>
-          <w:ilvl w:val="0"/>
-          <w:numId w:val="1011"/>
-        </w:numPr>
-      </w:pPr>
-      <w:r>
-        <w:t xml:space="preserve">Exploring attention-based fusion methods.</w:t>
-      </w:r>
-    </w:p>
-    <w:p>
-      <w:pPr>
-        <w:pStyle w:val="Compact"/>
-        <w:numPr>
-          <w:ilvl w:val="0"/>
-          <w:numId w:val="1011"/>
-        </w:numPr>
-      </w:pPr>
-      <w:r>
-        <w:t xml:space="preserve">Improving biological interpretability of predictions.</w:t>
-      </w:r>
-    </w:p>
-    <w:bookmarkEnd w:id="49"/>
+        <w:t>H</w:t>
+      </w:r>
+      <w:r>
+        <w:t xml:space="preserve">ighlighting the field's dependence on cell-line-based multi-omics data which are conducted </w:t>
+      </w:r>
+      <w:r>
+        <w:rPr>
+          <w:i/>
+          <w:iCs/>
+        </w:rPr>
+        <w:t>in vitro</w:t>
+      </w:r>
+      <w:r>
+        <w:t xml:space="preserve"> experiments, which might limit clinical transferability when in treating actual tumors. Hence, our future endeavor will focus on multi-source patient data to enhance generalizability and clinical applicability.</w:t>
+      </w:r>
+      <w:bookmarkEnd w:id="29"/>
+    </w:p>
     <w:sectPr>
       <w:footnotePr>
         <w:numRestart w:val="eachSect"/>
       </w:footnotePr>
+      <w:pgSz w:w="12240" w:h="15840"/>
+      <w:pgMar w:top="1440" w:right="1440" w:bottom="1440" w:left="1440" w:header="720" w:footer="720" w:gutter="0"/>
+      <w:cols w:space="720"/>
     </w:sectPr>
   </w:body>
 </w:document>
 </file>
 
-<file path=word/comments.xml><?xml version="1.0" encoding="utf-8"?>
-<w:comments xmlns:w="http://schemas.openxmlformats.org/wordprocessingml/2006/main" xmlns:m="http://schemas.openxmlformats.org/officeDocument/2006/math" xmlns:r="http://schemas.openxmlformats.org/officeDocument/2006/relationships" xmlns:o="urn:schemas-microsoft-com:office:office" xmlns:v="urn:schemas-microsoft-com:vml" xmlns:w10="urn:schemas-microsoft-com:office:word" xmlns:a="http://schemas.openxmlformats.org/drawingml/2006/main" xmlns:pic="http://schemas.openxmlformats.org/drawingml/2006/picture" xmlns:wp="http://schemas.openxmlformats.org/drawingml/2006/wordprocessingDrawing"/>
-</file>
-
-<file path=word/footnotes.xml><?xml version="1.0" encoding="utf-8"?>
-<w:footnotes xmlns:w="http://schemas.openxmlformats.org/wordprocessingml/2006/main" xmlns:m="http://schemas.openxmlformats.org/officeDocument/2006/math" xmlns:r="http://schemas.openxmlformats.org/officeDocument/2006/relationships" xmlns:o="urn:schemas-microsoft-com:office:office" xmlns:v="urn:schemas-microsoft-com:vml" xmlns:w10="urn:schemas-microsoft-com:office:word" xmlns:a="http://schemas.openxmlformats.org/drawingml/2006/main" xmlns:pic="http://schemas.openxmlformats.org/drawingml/2006/picture" xmlns:wp="http://schemas.openxmlformats.org/drawingml/2006/wordprocessingDrawing">
-  <w:footnote w:type="continuationSeparator" w:id="0">
-    <w:p>
-      <w:r>
-        <w:continuationSeparator/>
-      </w:r>
-    </w:p>
-  </w:footnote>
-  <w:footnote w:type="separator" w:id="-1">
-    <w:p>
-      <w:r>
-        <w:separator/>
-      </w:r>
-    </w:p>
-  </w:footnote>
-</w:footnotes>
-</file>
-
 <file path=word/numbering.xml><?xml version="1.0" encoding="utf-8"?>
-<w:numbering xmlns:w="http://schemas.openxmlformats.org/wordprocessingml/2006/main">
-  <w:abstractNum w:abstractNumId="990">
+<w:numbering xmlns:wpc="http://schemas.microsoft.com/office/word/2010/wordprocessingCanvas" xmlns:cx="http://schemas.microsoft.com/office/drawing/2014/chartex" xmlns:cx1="http://schemas.microsoft.com/office/drawing/2015/9/8/chartex" xmlns:cx2="http://schemas.microsoft.com/office/drawing/2015/10/21/chartex" xmlns:cx3="http://schemas.microsoft.com/office/drawing/2016/5/9/chartex" xmlns:cx4="http://schemas.microsoft.com/office/drawing/2016/5/10/chartex" xmlns:cx5="http://schemas.microsoft.com/office/drawing/2016/5/11/chartex" xmlns:cx6="http://schemas.microsoft.com/office/drawing/2016/5/12/chartex" xmlns:cx7="http://schemas.microsoft.com/office/drawing/2016/5/13/chartex" xmlns:cx8="http://schemas.microsoft.com/office/drawing/2016/5/14/chartex" xmlns:mc="http://schemas.openxmlformats.org/markup-compatibility/2006" xmlns:aink="http://schemas.microsoft.com/office/drawing/2016/ink" xmlns:am3d="http://schemas.microsoft.com/office/drawing/2017/model3d" xmlns:o="urn:schemas-microsoft-com:office:office" xmlns:oel="http://schemas.microsoft.com/office/2019/extlst" xmlns:r="http://schemas.openxmlformats.org/officeDocument/2006/relationships" xmlns:m="http://schemas.openxmlformats.org/officeDocument/2006/math" xmlns:v="urn:schemas-microsoft-com:vml" xmlns:wp14="http://schemas.microsoft.com/office/word/2010/wordprocessingDrawing" xmlns:wp="http://schemas.openxmlformats.org/drawingml/2006/wordprocessingDrawing" xmlns:w10="urn:schemas-microsoft-com:office:word" xmlns:w="http://schemas.openxmlformats.org/wordprocessingml/2006/main" xmlns:w14="http://schemas.microsoft.com/office/word/2010/wordml" xmlns:w15="http://schemas.microsoft.com/office/word/2012/wordml" xmlns:w16cei="http://schemas.microsoft.com/office/word/2026/wordml/cei" xmlns:w16cex="http://schemas.microsoft.com/office/word/2018/wordml/cex" xmlns:w16cid="http://schemas.microsoft.com/office/word/2016/wordml/cid" xmlns:w16="http://schemas.microsoft.com/office/word/2018/wordml" xmlns:w16du="http://schemas.microsoft.com/office/word/2023/wordml/word16du" xmlns:w16sdtdh="http://schemas.microsoft.com/office/word/2020/wordml/sdtdatahash" xmlns:w16sdtfl="http://schemas.microsoft.com/office/word/2024/wordml/sdtformatlock" xmlns:w16se="http://schemas.microsoft.com/office/word/2015/wordml/symex" xmlns:wpg="http://schemas.microsoft.com/office/word/2010/wordprocessingGroup" xmlns:wpi="http://schemas.microsoft.com/office/word/2010/wordprocessingInk" xmlns:wne="http://schemas.microsoft.com/office/word/2006/wordml" xmlns:wps="http://schemas.microsoft.com/office/word/2010/wordprocessingShape" mc:Ignorable="w14 w15 w16se w16cid w16 w16cex w16sdtdh w16sdtfl w16du wp14">
+  <w:abstractNum w:abstractNumId="0" w15:restartNumberingAfterBreak="0">
     <w:nsid w:val="0000A990"/>
     <w:multiLevelType w:val="multilevel"/>
+    <w:tmpl w:val="0DF02E46"/>
     <w:lvl w:ilvl="0">
       <w:numFmt w:val="bullet"/>
       <w:lvlText w:val=" "/>
@@ -2324,9 +2309,227 @@
       </w:pPr>
     </w:lvl>
   </w:abstractNum>
-  <w:abstractNum w:abstractNumId="99411">
+  <w:abstractNum w:abstractNumId="1" w15:restartNumberingAfterBreak="0">
+    <w:nsid w:val="0000A991"/>
+    <w:multiLevelType w:val="multilevel"/>
+    <w:tmpl w:val="0C14ABCA"/>
+    <w:lvl w:ilvl="0">
+      <w:numFmt w:val="bullet"/>
+      <w:lvlText w:val=""/>
+      <w:lvlJc w:val="left"/>
+      <w:pPr>
+        <w:ind w:left="720" w:hanging="360"/>
+      </w:pPr>
+      <w:rPr>
+        <w:rFonts w:ascii="Symbol" w:hAnsi="Symbol" w:cs="Symbol" w:hint="default"/>
+      </w:rPr>
+    </w:lvl>
+    <w:lvl w:ilvl="1">
+      <w:numFmt w:val="bullet"/>
+      <w:lvlText w:val="o"/>
+      <w:lvlJc w:val="left"/>
+      <w:pPr>
+        <w:ind w:left="1440" w:hanging="360"/>
+      </w:pPr>
+      <w:rPr>
+        <w:rFonts w:ascii="Courier New" w:hAnsi="Courier New" w:cs="Courier New" w:hint="default"/>
+      </w:rPr>
+    </w:lvl>
+    <w:lvl w:ilvl="2">
+      <w:numFmt w:val="bullet"/>
+      <w:lvlText w:val=""/>
+      <w:lvlJc w:val="left"/>
+      <w:pPr>
+        <w:ind w:left="2160" w:hanging="360"/>
+      </w:pPr>
+      <w:rPr>
+        <w:rFonts w:ascii="Wingdings" w:hAnsi="Wingdings" w:cs="Wingdings" w:hint="default"/>
+      </w:rPr>
+    </w:lvl>
+    <w:lvl w:ilvl="3">
+      <w:numFmt w:val="bullet"/>
+      <w:lvlText w:val=""/>
+      <w:lvlJc w:val="left"/>
+      <w:pPr>
+        <w:ind w:left="2880" w:hanging="360"/>
+      </w:pPr>
+      <w:rPr>
+        <w:rFonts w:ascii="Symbol" w:hAnsi="Symbol" w:cs="Symbol" w:hint="default"/>
+      </w:rPr>
+    </w:lvl>
+    <w:lvl w:ilvl="4">
+      <w:numFmt w:val="bullet"/>
+      <w:lvlText w:val="o"/>
+      <w:lvlJc w:val="left"/>
+      <w:pPr>
+        <w:ind w:left="3600" w:hanging="360"/>
+      </w:pPr>
+      <w:rPr>
+        <w:rFonts w:ascii="Courier New" w:hAnsi="Courier New" w:cs="Courier New" w:hint="default"/>
+      </w:rPr>
+    </w:lvl>
+    <w:lvl w:ilvl="5">
+      <w:numFmt w:val="bullet"/>
+      <w:lvlText w:val=""/>
+      <w:lvlJc w:val="left"/>
+      <w:pPr>
+        <w:ind w:left="4320" w:hanging="360"/>
+      </w:pPr>
+      <w:rPr>
+        <w:rFonts w:ascii="Wingdings" w:hAnsi="Wingdings" w:cs="Wingdings" w:hint="default"/>
+      </w:rPr>
+    </w:lvl>
+    <w:lvl w:ilvl="6">
+      <w:numFmt w:val="bullet"/>
+      <w:lvlText w:val=""/>
+      <w:lvlJc w:val="left"/>
+      <w:pPr>
+        <w:ind w:left="5040" w:hanging="360"/>
+      </w:pPr>
+      <w:rPr>
+        <w:rFonts w:ascii="Symbol" w:hAnsi="Symbol" w:cs="Symbol" w:hint="default"/>
+      </w:rPr>
+    </w:lvl>
+    <w:lvl w:ilvl="7">
+      <w:numFmt w:val="bullet"/>
+      <w:lvlText w:val="o"/>
+      <w:lvlJc w:val="left"/>
+      <w:pPr>
+        <w:ind w:left="5760" w:hanging="360"/>
+      </w:pPr>
+      <w:rPr>
+        <w:rFonts w:ascii="Courier New" w:hAnsi="Courier New" w:cs="Courier New" w:hint="default"/>
+      </w:rPr>
+    </w:lvl>
+    <w:lvl w:ilvl="8">
+      <w:numFmt w:val="bullet"/>
+      <w:lvlText w:val=""/>
+      <w:lvlJc w:val="left"/>
+      <w:pPr>
+        <w:ind w:left="6480" w:hanging="360"/>
+      </w:pPr>
+      <w:rPr>
+        <w:rFonts w:ascii="Wingdings" w:hAnsi="Wingdings" w:cs="Wingdings" w:hint="default"/>
+      </w:rPr>
+    </w:lvl>
+  </w:abstractNum>
+  <w:abstractNum w:abstractNumId="2" w15:restartNumberingAfterBreak="0">
+    <w:nsid w:val="003C3DAC"/>
+    <w:multiLevelType w:val="hybridMultilevel"/>
+    <w:tmpl w:val="C77801C0"/>
+    <w:lvl w:ilvl="0" w:tplc="BAC0F474">
+      <w:start w:val="11"/>
+      <w:numFmt w:val="bullet"/>
+      <w:lvlText w:val="-"/>
+      <w:lvlJc w:val="left"/>
+      <w:pPr>
+        <w:ind w:left="720" w:hanging="360"/>
+      </w:pPr>
+      <w:rPr>
+        <w:rFonts w:ascii="Aptos" w:eastAsiaTheme="minorHAnsi" w:hAnsi="Aptos" w:cstheme="minorBidi" w:hint="default"/>
+      </w:rPr>
+    </w:lvl>
+    <w:lvl w:ilvl="1" w:tplc="04090003">
+      <w:start w:val="1"/>
+      <w:numFmt w:val="bullet"/>
+      <w:lvlText w:val="o"/>
+      <w:lvlJc w:val="left"/>
+      <w:pPr>
+        <w:ind w:left="1440" w:hanging="360"/>
+      </w:pPr>
+      <w:rPr>
+        <w:rFonts w:ascii="Courier New" w:hAnsi="Courier New" w:cs="Courier New" w:hint="default"/>
+      </w:rPr>
+    </w:lvl>
+    <w:lvl w:ilvl="2" w:tplc="04090005" w:tentative="1">
+      <w:start w:val="1"/>
+      <w:numFmt w:val="bullet"/>
+      <w:lvlText w:val=""/>
+      <w:lvlJc w:val="left"/>
+      <w:pPr>
+        <w:ind w:left="2160" w:hanging="360"/>
+      </w:pPr>
+      <w:rPr>
+        <w:rFonts w:ascii="Wingdings" w:hAnsi="Wingdings" w:hint="default"/>
+      </w:rPr>
+    </w:lvl>
+    <w:lvl w:ilvl="3" w:tplc="04090001" w:tentative="1">
+      <w:start w:val="1"/>
+      <w:numFmt w:val="bullet"/>
+      <w:lvlText w:val=""/>
+      <w:lvlJc w:val="left"/>
+      <w:pPr>
+        <w:ind w:left="2880" w:hanging="360"/>
+      </w:pPr>
+      <w:rPr>
+        <w:rFonts w:ascii="Symbol" w:hAnsi="Symbol" w:hint="default"/>
+      </w:rPr>
+    </w:lvl>
+    <w:lvl w:ilvl="4" w:tplc="04090003" w:tentative="1">
+      <w:start w:val="1"/>
+      <w:numFmt w:val="bullet"/>
+      <w:lvlText w:val="o"/>
+      <w:lvlJc w:val="left"/>
+      <w:pPr>
+        <w:ind w:left="3600" w:hanging="360"/>
+      </w:pPr>
+      <w:rPr>
+        <w:rFonts w:ascii="Courier New" w:hAnsi="Courier New" w:cs="Courier New" w:hint="default"/>
+      </w:rPr>
+    </w:lvl>
+    <w:lvl w:ilvl="5" w:tplc="04090005" w:tentative="1">
+      <w:start w:val="1"/>
+      <w:numFmt w:val="bullet"/>
+      <w:lvlText w:val=""/>
+      <w:lvlJc w:val="left"/>
+      <w:pPr>
+        <w:ind w:left="4320" w:hanging="360"/>
+      </w:pPr>
+      <w:rPr>
+        <w:rFonts w:ascii="Wingdings" w:hAnsi="Wingdings" w:hint="default"/>
+      </w:rPr>
+    </w:lvl>
+    <w:lvl w:ilvl="6" w:tplc="04090001" w:tentative="1">
+      <w:start w:val="1"/>
+      <w:numFmt w:val="bullet"/>
+      <w:lvlText w:val=""/>
+      <w:lvlJc w:val="left"/>
+      <w:pPr>
+        <w:ind w:left="5040" w:hanging="360"/>
+      </w:pPr>
+      <w:rPr>
+        <w:rFonts w:ascii="Symbol" w:hAnsi="Symbol" w:hint="default"/>
+      </w:rPr>
+    </w:lvl>
+    <w:lvl w:ilvl="7" w:tplc="04090003" w:tentative="1">
+      <w:start w:val="1"/>
+      <w:numFmt w:val="bullet"/>
+      <w:lvlText w:val="o"/>
+      <w:lvlJc w:val="left"/>
+      <w:pPr>
+        <w:ind w:left="5760" w:hanging="360"/>
+      </w:pPr>
+      <w:rPr>
+        <w:rFonts w:ascii="Courier New" w:hAnsi="Courier New" w:cs="Courier New" w:hint="default"/>
+      </w:rPr>
+    </w:lvl>
+    <w:lvl w:ilvl="8" w:tplc="04090005" w:tentative="1">
+      <w:start w:val="1"/>
+      <w:numFmt w:val="bullet"/>
+      <w:lvlText w:val=""/>
+      <w:lvlJc w:val="left"/>
+      <w:pPr>
+        <w:ind w:left="6480" w:hanging="360"/>
+      </w:pPr>
+      <w:rPr>
+        <w:rFonts w:ascii="Wingdings" w:hAnsi="Wingdings" w:hint="default"/>
+      </w:rPr>
+    </w:lvl>
+  </w:abstractNum>
+  <w:abstractNum w:abstractNumId="3" w15:restartNumberingAfterBreak="0">
     <w:nsid w:val="00A99411"/>
     <w:multiLevelType w:val="multilevel"/>
+    <w:tmpl w:val="344C911E"/>
     <w:lvl w:ilvl="0">
       <w:start w:val="1"/>
       <w:numFmt w:val="decimal"/>
@@ -2409,21 +2612,113 @@
       </w:pPr>
     </w:lvl>
   </w:abstractNum>
-  <w:abstractNum w:abstractNumId="991">
-    <w:nsid w:val="0000A991"/>
-    <w:multiLevelType w:val="multilevel"/>
-    <w:lvl w:ilvl="0">
+  <w:abstractNum w:abstractNumId="4" w15:restartNumberingAfterBreak="0">
+    <w:nsid w:val="081C549E"/>
+    <w:multiLevelType w:val="hybridMultilevel"/>
+    <w:tmpl w:val="4F1A232C"/>
+    <w:lvl w:ilvl="0" w:tplc="F82A0FB8">
+      <w:start w:val="1"/>
+      <w:numFmt w:val="lowerRoman"/>
+      <w:lvlText w:val="(%1)"/>
+      <w:lvlJc w:val="left"/>
+      <w:pPr>
+        <w:ind w:left="1080" w:hanging="720"/>
+      </w:pPr>
+      <w:rPr>
+        <w:rFonts w:hint="default"/>
+      </w:rPr>
+    </w:lvl>
+    <w:lvl w:ilvl="1" w:tplc="04090019" w:tentative="1">
+      <w:start w:val="1"/>
+      <w:numFmt w:val="lowerLetter"/>
+      <w:lvlText w:val="%2."/>
+      <w:lvlJc w:val="left"/>
+      <w:pPr>
+        <w:ind w:left="1440" w:hanging="360"/>
+      </w:pPr>
+    </w:lvl>
+    <w:lvl w:ilvl="2" w:tplc="0409001B" w:tentative="1">
+      <w:start w:val="1"/>
+      <w:numFmt w:val="lowerRoman"/>
+      <w:lvlText w:val="%3."/>
+      <w:lvlJc w:val="right"/>
+      <w:pPr>
+        <w:ind w:left="2160" w:hanging="180"/>
+      </w:pPr>
+    </w:lvl>
+    <w:lvl w:ilvl="3" w:tplc="0409000F" w:tentative="1">
+      <w:start w:val="1"/>
+      <w:numFmt w:val="decimal"/>
+      <w:lvlText w:val="%4."/>
+      <w:lvlJc w:val="left"/>
+      <w:pPr>
+        <w:ind w:left="2880" w:hanging="360"/>
+      </w:pPr>
+    </w:lvl>
+    <w:lvl w:ilvl="4" w:tplc="04090019" w:tentative="1">
+      <w:start w:val="1"/>
+      <w:numFmt w:val="lowerLetter"/>
+      <w:lvlText w:val="%5."/>
+      <w:lvlJc w:val="left"/>
+      <w:pPr>
+        <w:ind w:left="3600" w:hanging="360"/>
+      </w:pPr>
+    </w:lvl>
+    <w:lvl w:ilvl="5" w:tplc="0409001B" w:tentative="1">
+      <w:start w:val="1"/>
+      <w:numFmt w:val="lowerRoman"/>
+      <w:lvlText w:val="%6."/>
+      <w:lvlJc w:val="right"/>
+      <w:pPr>
+        <w:ind w:left="4320" w:hanging="180"/>
+      </w:pPr>
+    </w:lvl>
+    <w:lvl w:ilvl="6" w:tplc="0409000F" w:tentative="1">
+      <w:start w:val="1"/>
+      <w:numFmt w:val="decimal"/>
+      <w:lvlText w:val="%7."/>
+      <w:lvlJc w:val="left"/>
+      <w:pPr>
+        <w:ind w:left="5040" w:hanging="360"/>
+      </w:pPr>
+    </w:lvl>
+    <w:lvl w:ilvl="7" w:tplc="04090019" w:tentative="1">
+      <w:start w:val="1"/>
+      <w:numFmt w:val="lowerLetter"/>
+      <w:lvlText w:val="%8."/>
+      <w:lvlJc w:val="left"/>
+      <w:pPr>
+        <w:ind w:left="5760" w:hanging="360"/>
+      </w:pPr>
+    </w:lvl>
+    <w:lvl w:ilvl="8" w:tplc="0409001B" w:tentative="1">
+      <w:start w:val="1"/>
+      <w:numFmt w:val="lowerRoman"/>
+      <w:lvlText w:val="%9."/>
+      <w:lvlJc w:val="right"/>
+      <w:pPr>
+        <w:ind w:left="6480" w:hanging="180"/>
+      </w:pPr>
+    </w:lvl>
+  </w:abstractNum>
+  <w:abstractNum w:abstractNumId="5" w15:restartNumberingAfterBreak="0">
+    <w:nsid w:val="4A7535B4"/>
+    <w:multiLevelType w:val="hybridMultilevel"/>
+    <w:tmpl w:val="52FE4222"/>
+    <w:lvl w:ilvl="0" w:tplc="DCDEC752">
+      <w:start w:val="11"/>
       <w:numFmt w:val="bullet"/>
-      <w:lvlText w:val=""/>
+      <w:lvlText w:val="-"/>
       <w:lvlJc w:val="left"/>
       <w:pPr>
         <w:ind w:left="720" w:hanging="360"/>
       </w:pPr>
       <w:rPr>
-        <w:rFonts w:ascii="Symbol" w:hAnsi="Symbol" w:cs="Symbol" w:hint="default"/>
+        <w:rFonts w:ascii="Aptos" w:eastAsiaTheme="minorHAnsi" w:hAnsi="Aptos" w:cstheme="minorBidi" w:hint="default"/>
       </w:rPr>
     </w:lvl>
-    <w:lvl w:ilvl="1">
+    <w:lvl w:ilvl="1" w:tplc="04090003" w:tentative="1">
+      <w:start w:val="1"/>
       <w:numFmt w:val="bullet"/>
       <w:lvlText w:val="o"/>
       <w:lvlJc w:val="left"/>
@@ -2434,7 +2729,8 @@
         <w:rFonts w:ascii="Courier New" w:hAnsi="Courier New" w:cs="Courier New" w:hint="default"/>
       </w:rPr>
     </w:lvl>
-    <w:lvl w:ilvl="2">
+    <w:lvl w:ilvl="2" w:tplc="04090005" w:tentative="1">
+      <w:start w:val="1"/>
       <w:numFmt w:val="bullet"/>
       <w:lvlText w:val=""/>
       <w:lvlJc w:val="left"/>
@@ -2442,10 +2738,11 @@
         <w:ind w:left="2160" w:hanging="360"/>
       </w:pPr>
       <w:rPr>
-        <w:rFonts w:ascii="Wingdings" w:hAnsi="Wingdings" w:cs="Wingdings" w:hint="default"/>
+        <w:rFonts w:ascii="Wingdings" w:hAnsi="Wingdings" w:hint="default"/>
       </w:rPr>
     </w:lvl>
-    <w:lvl w:ilvl="3">
+    <w:lvl w:ilvl="3" w:tplc="04090001" w:tentative="1">
+      <w:start w:val="1"/>
       <w:numFmt w:val="bullet"/>
       <w:lvlText w:val=""/>
       <w:lvlJc w:val="left"/>
@@ -2453,10 +2750,11 @@
         <w:ind w:left="2880" w:hanging="360"/>
       </w:pPr>
       <w:rPr>
-        <w:rFonts w:ascii="Symbol" w:hAnsi="Symbol" w:cs="Symbol" w:hint="default"/>
+        <w:rFonts w:ascii="Symbol" w:hAnsi="Symbol" w:hint="default"/>
       </w:rPr>
     </w:lvl>
-    <w:lvl w:ilvl="4">
+    <w:lvl w:ilvl="4" w:tplc="04090003" w:tentative="1">
+      <w:start w:val="1"/>
       <w:numFmt w:val="bullet"/>
       <w:lvlText w:val="o"/>
       <w:lvlJc w:val="left"/>
@@ -2467,7 +2765,8 @@
         <w:rFonts w:ascii="Courier New" w:hAnsi="Courier New" w:cs="Courier New" w:hint="default"/>
       </w:rPr>
     </w:lvl>
-    <w:lvl w:ilvl="5">
+    <w:lvl w:ilvl="5" w:tplc="04090005" w:tentative="1">
+      <w:start w:val="1"/>
       <w:numFmt w:val="bullet"/>
       <w:lvlText w:val=""/>
       <w:lvlJc w:val="left"/>
@@ -2475,10 +2774,11 @@
         <w:ind w:left="4320" w:hanging="360"/>
       </w:pPr>
       <w:rPr>
-        <w:rFonts w:ascii="Wingdings" w:hAnsi="Wingdings" w:cs="Wingdings" w:hint="default"/>
+        <w:rFonts w:ascii="Wingdings" w:hAnsi="Wingdings" w:hint="default"/>
       </w:rPr>
     </w:lvl>
-    <w:lvl w:ilvl="6">
+    <w:lvl w:ilvl="6" w:tplc="04090001" w:tentative="1">
+      <w:start w:val="1"/>
       <w:numFmt w:val="bullet"/>
       <w:lvlText w:val=""/>
       <w:lvlJc w:val="left"/>
@@ -2486,10 +2786,11 @@
         <w:ind w:left="5040" w:hanging="360"/>
       </w:pPr>
       <w:rPr>
-        <w:rFonts w:ascii="Symbol" w:hAnsi="Symbol" w:cs="Symbol" w:hint="default"/>
+        <w:rFonts w:ascii="Symbol" w:hAnsi="Symbol" w:hint="default"/>
       </w:rPr>
     </w:lvl>
-    <w:lvl w:ilvl="7">
+    <w:lvl w:ilvl="7" w:tplc="04090003" w:tentative="1">
+      <w:start w:val="1"/>
       <w:numFmt w:val="bullet"/>
       <w:lvlText w:val="o"/>
       <w:lvlJc w:val="left"/>
@@ -2500,7 +2801,8 @@
         <w:rFonts w:ascii="Courier New" w:hAnsi="Courier New" w:cs="Courier New" w:hint="default"/>
       </w:rPr>
     </w:lvl>
-    <w:lvl w:ilvl="8">
+    <w:lvl w:ilvl="8" w:tplc="04090005" w:tentative="1">
+      <w:start w:val="1"/>
       <w:numFmt w:val="bullet"/>
       <w:lvlText w:val=""/>
       <w:lvlJc w:val="left"/>
@@ -2508,15 +2810,15 @@
         <w:ind w:left="6480" w:hanging="360"/>
       </w:pPr>
       <w:rPr>
-        <w:rFonts w:ascii="Wingdings" w:hAnsi="Wingdings" w:cs="Wingdings" w:hint="default"/>
+        <w:rFonts w:ascii="Wingdings" w:hAnsi="Wingdings" w:hint="default"/>
       </w:rPr>
     </w:lvl>
   </w:abstractNum>
-  <w:num w:numId="1000">
-    <w:abstractNumId w:val="990"/>
+  <w:num w:numId="1" w16cid:durableId="342441454">
+    <w:abstractNumId w:val="0"/>
   </w:num>
-  <w:num w:numId="1001">
-    <w:abstractNumId w:val="99411"/>
+  <w:num w:numId="2" w16cid:durableId="739401236">
+    <w:abstractNumId w:val="3"/>
     <w:lvlOverride w:ilvl="0">
       <w:startOverride w:val="1"/>
     </w:lvlOverride>
@@ -2545,20 +2847,20 @@
       <w:startOverride w:val="1"/>
     </w:lvlOverride>
   </w:num>
-  <w:num w:numId="1002">
-    <w:abstractNumId w:val="991"/>
+  <w:num w:numId="3" w16cid:durableId="1062219113">
+    <w:abstractNumId w:val="1"/>
   </w:num>
-  <w:num w:numId="1003">
-    <w:abstractNumId w:val="991"/>
+  <w:num w:numId="4" w16cid:durableId="1093623838">
+    <w:abstractNumId w:val="1"/>
   </w:num>
-  <w:num w:numId="1004">
-    <w:abstractNumId w:val="991"/>
+  <w:num w:numId="5" w16cid:durableId="1584214968">
+    <w:abstractNumId w:val="1"/>
   </w:num>
-  <w:num w:numId="1005">
-    <w:abstractNumId w:val="991"/>
+  <w:num w:numId="6" w16cid:durableId="960957669">
+    <w:abstractNumId w:val="1"/>
   </w:num>
-  <w:num w:numId="1006">
-    <w:abstractNumId w:val="99411"/>
+  <w:num w:numId="7" w16cid:durableId="1105031549">
+    <w:abstractNumId w:val="3"/>
     <w:lvlOverride w:ilvl="0">
       <w:startOverride w:val="1"/>
     </w:lvlOverride>
@@ -2587,11 +2889,11 @@
       <w:startOverride w:val="1"/>
     </w:lvlOverride>
   </w:num>
-  <w:num w:numId="1007">
-    <w:abstractNumId w:val="991"/>
+  <w:num w:numId="8" w16cid:durableId="137842240">
+    <w:abstractNumId w:val="1"/>
   </w:num>
-  <w:num w:numId="1008">
-    <w:abstractNumId w:val="99411"/>
+  <w:num w:numId="9" w16cid:durableId="1528374010">
+    <w:abstractNumId w:val="3"/>
     <w:lvlOverride w:ilvl="0">
       <w:startOverride w:val="1"/>
     </w:lvlOverride>
@@ -2620,8 +2922,8 @@
       <w:startOverride w:val="1"/>
     </w:lvlOverride>
   </w:num>
-  <w:num w:numId="1009">
-    <w:abstractNumId w:val="99411"/>
+  <w:num w:numId="10" w16cid:durableId="707604133">
+    <w:abstractNumId w:val="3"/>
     <w:lvlOverride w:ilvl="0">
       <w:startOverride w:val="1"/>
     </w:lvlOverride>
@@ -2650,8 +2952,8 @@
       <w:startOverride w:val="1"/>
     </w:lvlOverride>
   </w:num>
-  <w:num w:numId="1010">
-    <w:abstractNumId w:val="99411"/>
+  <w:num w:numId="11" w16cid:durableId="205408061">
+    <w:abstractNumId w:val="3"/>
     <w:lvlOverride w:ilvl="0">
       <w:startOverride w:val="1"/>
     </w:lvlOverride>
@@ -2680,21 +2982,30 @@
       <w:startOverride w:val="1"/>
     </w:lvlOverride>
   </w:num>
-  <w:num w:numId="1011">
-    <w:abstractNumId w:val="991"/>
+  <w:num w:numId="12" w16cid:durableId="1858302388">
+    <w:abstractNumId w:val="1"/>
+  </w:num>
+  <w:num w:numId="13" w16cid:durableId="1004744045">
+    <w:abstractNumId w:val="4"/>
+  </w:num>
+  <w:num w:numId="14" w16cid:durableId="1028606840">
+    <w:abstractNumId w:val="5"/>
+  </w:num>
+  <w:num w:numId="15" w16cid:durableId="1144663138">
+    <w:abstractNumId w:val="2"/>
   </w:num>
 </w:numbering>
 </file>
 
 <file path=word/styles.xml><?xml version="1.0" encoding="utf-8"?>
-<w:styles xmlns:r="http://schemas.openxmlformats.org/officeDocument/2006/relationships" xmlns:w="http://schemas.openxmlformats.org/wordprocessingml/2006/main">
+<w:styles xmlns:mc="http://schemas.openxmlformats.org/markup-compatibility/2006" xmlns:r="http://schemas.openxmlformats.org/officeDocument/2006/relationships" xmlns:w="http://schemas.openxmlformats.org/wordprocessingml/2006/main" xmlns:w14="http://schemas.microsoft.com/office/word/2010/wordml" xmlns:w15="http://schemas.microsoft.com/office/word/2012/wordml" xmlns:w16cex="http://schemas.microsoft.com/office/word/2018/wordml/cex" xmlns:w16cid="http://schemas.microsoft.com/office/word/2016/wordml/cid" xmlns:w16="http://schemas.microsoft.com/office/word/2018/wordml" xmlns:w16du="http://schemas.microsoft.com/office/word/2023/wordml/word16du" xmlns:w16sdtdh="http://schemas.microsoft.com/office/word/2020/wordml/sdtdatahash" xmlns:w16sdtfl="http://schemas.microsoft.com/office/word/2024/wordml/sdtformatlock" xmlns:w16se="http://schemas.microsoft.com/office/word/2015/wordml/symex" mc:Ignorable="w14 w15 w16se w16cid w16 w16cex w16sdtdh w16sdtfl w16du">
   <w:docDefaults>
     <w:rPrDefault>
       <w:rPr>
-        <w:rFonts w:asciiTheme="minorHAnsi" w:cstheme="minorBidi" w:eastAsiaTheme="minorHAnsi" w:hAnsiTheme="minorHAnsi"/>
+        <w:rFonts w:asciiTheme="minorHAnsi" w:eastAsiaTheme="minorHAnsi" w:hAnsiTheme="minorHAnsi" w:cstheme="minorBidi"/>
         <w:sz w:val="24"/>
         <w:szCs w:val="24"/>
-        <w:lang w:bidi="ar-SA" w:eastAsia="en-US" w:val="en-US"/>
+        <w:lang w:val="en-US" w:eastAsia="en-US" w:bidi="ar-SA"/>
       </w:rPr>
     </w:rPrDefault>
     <w:pPrDefault>
@@ -2703,164 +3014,255 @@
       </w:pPr>
     </w:pPrDefault>
   </w:docDefaults>
-  <w:latentStyles w:count="276" w:defLockedState="0" w:defQFormat="0" w:defSemiHidden="0" w:defUIPriority="0" w:defUnhideWhenUsed="0"/>
-  <w:style w:default="1" w:styleId="Normal" w:type="paragraph">
+  <w:latentStyles w:defLockedState="0" w:defUIPriority="0" w:defSemiHidden="0" w:defUnhideWhenUsed="0" w:defQFormat="0" w:count="376">
+    <w:lsdException w:name="Normal Table" w:semiHidden="1" w:unhideWhenUsed="1"/>
+    <w:lsdException w:name="Table Simple 1" w:semiHidden="1" w:unhideWhenUsed="1"/>
+    <w:lsdException w:name="Table Simple 2" w:semiHidden="1" w:unhideWhenUsed="1"/>
+    <w:lsdException w:name="Table Simple 3" w:semiHidden="1" w:unhideWhenUsed="1"/>
+    <w:lsdException w:name="Table Classic 1" w:semiHidden="1" w:unhideWhenUsed="1"/>
+    <w:lsdException w:name="Table Classic 2" w:semiHidden="1" w:unhideWhenUsed="1"/>
+    <w:lsdException w:name="Table Classic 3" w:semiHidden="1" w:unhideWhenUsed="1"/>
+    <w:lsdException w:name="Table Classic 4" w:semiHidden="1" w:unhideWhenUsed="1"/>
+    <w:lsdException w:name="Table Colorful 1" w:semiHidden="1" w:unhideWhenUsed="1"/>
+    <w:lsdException w:name="Table Colorful 2" w:semiHidden="1" w:unhideWhenUsed="1"/>
+    <w:lsdException w:name="Table Colorful 3" w:semiHidden="1" w:unhideWhenUsed="1"/>
+    <w:lsdException w:name="Table Columns 1" w:semiHidden="1" w:unhideWhenUsed="1"/>
+    <w:lsdException w:name="Table Columns 2" w:semiHidden="1" w:unhideWhenUsed="1"/>
+    <w:lsdException w:name="Table Columns 3" w:semiHidden="1" w:unhideWhenUsed="1"/>
+    <w:lsdException w:name="Table Columns 4" w:semiHidden="1" w:unhideWhenUsed="1"/>
+    <w:lsdException w:name="Table Columns 5" w:semiHidden="1" w:unhideWhenUsed="1"/>
+    <w:lsdException w:name="Table Grid 1" w:semiHidden="1" w:unhideWhenUsed="1"/>
+    <w:lsdException w:name="Table Grid 2" w:semiHidden="1" w:unhideWhenUsed="1"/>
+    <w:lsdException w:name="Table Grid 3" w:semiHidden="1" w:unhideWhenUsed="1"/>
+    <w:lsdException w:name="Table Grid 4" w:semiHidden="1" w:unhideWhenUsed="1"/>
+    <w:lsdException w:name="Table Grid 5" w:semiHidden="1" w:unhideWhenUsed="1"/>
+    <w:lsdException w:name="Table Grid 6" w:semiHidden="1" w:unhideWhenUsed="1"/>
+    <w:lsdException w:name="Table Grid 7" w:semiHidden="1" w:unhideWhenUsed="1"/>
+    <w:lsdException w:name="Table Grid 8" w:semiHidden="1" w:unhideWhenUsed="1"/>
+    <w:lsdException w:name="Table List 1" w:semiHidden="1" w:unhideWhenUsed="1"/>
+    <w:lsdException w:name="Table List 2" w:semiHidden="1" w:unhideWhenUsed="1"/>
+    <w:lsdException w:name="Table List 3" w:semiHidden="1" w:unhideWhenUsed="1"/>
+    <w:lsdException w:name="Table List 4" w:semiHidden="1" w:unhideWhenUsed="1"/>
+    <w:lsdException w:name="Table List 5" w:semiHidden="1" w:unhideWhenUsed="1"/>
+    <w:lsdException w:name="Table List 6" w:semiHidden="1" w:unhideWhenUsed="1"/>
+    <w:lsdException w:name="Table List 7" w:semiHidden="1" w:unhideWhenUsed="1"/>
+    <w:lsdException w:name="Table List 8" w:semiHidden="1" w:unhideWhenUsed="1"/>
+    <w:lsdException w:name="Table 3D effects 1" w:semiHidden="1" w:unhideWhenUsed="1"/>
+    <w:lsdException w:name="Table 3D effects 2" w:semiHidden="1" w:unhideWhenUsed="1"/>
+    <w:lsdException w:name="Table 3D effects 3" w:semiHidden="1" w:unhideWhenUsed="1"/>
+    <w:lsdException w:name="Table Contemporary" w:semiHidden="1" w:unhideWhenUsed="1"/>
+    <w:lsdException w:name="Table Elegant" w:semiHidden="1" w:unhideWhenUsed="1"/>
+    <w:lsdException w:name="Table Professional" w:semiHidden="1" w:unhideWhenUsed="1"/>
+    <w:lsdException w:name="Table Subtle 1" w:semiHidden="1" w:unhideWhenUsed="1"/>
+    <w:lsdException w:name="Table Subtle 2" w:semiHidden="1" w:unhideWhenUsed="1"/>
+    <w:lsdException w:name="Table Web 1" w:semiHidden="1" w:unhideWhenUsed="1"/>
+    <w:lsdException w:name="Table Web 2" w:semiHidden="1" w:unhideWhenUsed="1"/>
+    <w:lsdException w:name="Table Web 3" w:semiHidden="1" w:unhideWhenUsed="1"/>
+    <w:lsdException w:name="Table Theme" w:semiHidden="1" w:unhideWhenUsed="1"/>
+    <w:lsdException w:name="Light Shading"/>
+    <w:lsdException w:name="Light List"/>
+    <w:lsdException w:name="Light Grid"/>
+    <w:lsdException w:name="Medium Shading 1"/>
+    <w:lsdException w:name="Medium Shading 2"/>
+    <w:lsdException w:name="Medium List 1"/>
+    <w:lsdException w:name="Medium List 2"/>
+    <w:lsdException w:name="Medium Grid 1"/>
+    <w:lsdException w:name="Medium Grid 2"/>
+    <w:lsdException w:name="Medium Grid 3"/>
+    <w:lsdException w:name="Dark List"/>
+    <w:lsdException w:name="Colorful Shading"/>
+    <w:lsdException w:name="Colorful List"/>
+    <w:lsdException w:name="Colorful Grid"/>
+    <w:lsdException w:name="Light Shading Accent 1"/>
+    <w:lsdException w:name="Light List Accent 1"/>
+    <w:lsdException w:name="Light Grid Accent 1"/>
+    <w:lsdException w:name="Medium Shading 1 Accent 1"/>
+    <w:lsdException w:name="Medium Shading 2 Accent 1"/>
+    <w:lsdException w:name="Medium List 1 Accent 1"/>
+    <w:lsdException w:name="Medium List 2 Accent 1"/>
+    <w:lsdException w:name="Medium Grid 1 Accent 1"/>
+    <w:lsdException w:name="Medium Grid 2 Accent 1"/>
+    <w:lsdException w:name="Medium Grid 3 Accent 1"/>
+    <w:lsdException w:name="Dark List Accent 1"/>
+    <w:lsdException w:name="Colorful Shading Accent 1"/>
+    <w:lsdException w:name="Colorful List Accent 1"/>
+    <w:lsdException w:name="Colorful Grid Accent 1"/>
+    <w:lsdException w:name="Light Shading Accent 2"/>
+    <w:lsdException w:name="Light List Accent 2"/>
+    <w:lsdException w:name="Light Grid Accent 2"/>
+    <w:lsdException w:name="Medium Shading 1 Accent 2"/>
+    <w:lsdException w:name="Medium Shading 2 Accent 2"/>
+    <w:lsdException w:name="Medium List 1 Accent 2"/>
+    <w:lsdException w:name="Medium List 2 Accent 2"/>
+    <w:lsdException w:name="Medium Grid 1 Accent 2"/>
+    <w:lsdException w:name="Medium Grid 2 Accent 2"/>
+    <w:lsdException w:name="Medium Grid 3 Accent 2"/>
+    <w:lsdException w:name="Dark List Accent 2"/>
+    <w:lsdException w:name="Colorful Shading Accent 2"/>
+    <w:lsdException w:name="Colorful List Accent 2"/>
+    <w:lsdException w:name="Colorful Grid Accent 2"/>
+    <w:lsdException w:name="Light Shading Accent 3"/>
+    <w:lsdException w:name="Light List Accent 3"/>
+    <w:lsdException w:name="Light Grid Accent 3"/>
+    <w:lsdException w:name="Medium Shading 1 Accent 3"/>
+    <w:lsdException w:name="Medium Shading 2 Accent 3"/>
+    <w:lsdException w:name="Medium List 1 Accent 3"/>
+    <w:lsdException w:name="Medium List 2 Accent 3"/>
+    <w:lsdException w:name="Medium Grid 1 Accent 3"/>
+    <w:lsdException w:name="Medium Grid 2 Accent 3"/>
+    <w:lsdException w:name="Medium Grid 3 Accent 3"/>
+    <w:lsdException w:name="Dark List Accent 3"/>
+    <w:lsdException w:name="Colorful Shading Accent 3"/>
+    <w:lsdException w:name="Colorful List Accent 3"/>
+    <w:lsdException w:name="Colorful Grid Accent 3"/>
+    <w:lsdException w:name="Light Shading Accent 4"/>
+    <w:lsdException w:name="Light List Accent 4"/>
+    <w:lsdException w:name="Light Grid Accent 4"/>
+    <w:lsdException w:name="Medium Shading 1 Accent 4"/>
+    <w:lsdException w:name="Medium Shading 2 Accent 4"/>
+    <w:lsdException w:name="Medium List 1 Accent 4"/>
+    <w:lsdException w:name="Medium List 2 Accent 4"/>
+    <w:lsdException w:name="Medium Grid 1 Accent 4"/>
+    <w:lsdException w:name="Medium Grid 2 Accent 4"/>
+    <w:lsdException w:name="Medium Grid 3 Accent 4"/>
+    <w:lsdException w:name="Dark List Accent 4"/>
+    <w:lsdException w:name="Colorful Shading Accent 4"/>
+    <w:lsdException w:name="Colorful List Accent 4"/>
+    <w:lsdException w:name="Colorful Grid Accent 4"/>
+    <w:lsdException w:name="Light Shading Accent 5"/>
+    <w:lsdException w:name="Light List Accent 5"/>
+    <w:lsdException w:name="Light Grid Accent 5"/>
+    <w:lsdException w:name="Medium Shading 1 Accent 5"/>
+    <w:lsdException w:name="Medium Shading 2 Accent 5"/>
+    <w:lsdException w:name="Medium List 1 Accent 5"/>
+    <w:lsdException w:name="Medium List 2 Accent 5"/>
+    <w:lsdException w:name="Medium Grid 1 Accent 5"/>
+    <w:lsdException w:name="Medium Grid 2 Accent 5"/>
+    <w:lsdException w:name="Medium Grid 3 Accent 5"/>
+    <w:lsdException w:name="Dark List Accent 5"/>
+    <w:lsdException w:name="Colorful Shading Accent 5"/>
+    <w:lsdException w:name="Colorful List Accent 5"/>
+    <w:lsdException w:name="Colorful Grid Accent 5"/>
+    <w:lsdException w:name="Light Shading Accent 6"/>
+    <w:lsdException w:name="Light List Accent 6"/>
+    <w:lsdException w:name="Light Grid Accent 6"/>
+    <w:lsdException w:name="Medium Shading 1 Accent 6"/>
+    <w:lsdException w:name="Medium Shading 2 Accent 6"/>
+    <w:lsdException w:name="Medium List 1 Accent 6"/>
+    <w:lsdException w:name="Medium List 2 Accent 6"/>
+    <w:lsdException w:name="Medium Grid 1 Accent 6"/>
+    <w:lsdException w:name="Medium Grid 2 Accent 6"/>
+    <w:lsdException w:name="Medium Grid 3 Accent 6"/>
+    <w:lsdException w:name="Dark List Accent 6"/>
+    <w:lsdException w:name="Colorful Shading Accent 6"/>
+    <w:lsdException w:name="Colorful List Accent 6"/>
+    <w:lsdException w:name="Colorful Grid Accent 6"/>
+    <w:lsdException w:name="Grid Table 4" w:uiPriority="49"/>
+    <w:lsdException w:name="Grid Table 5 Dark" w:uiPriority="50"/>
+    <w:lsdException w:name="Grid Table 6 Colorful" w:uiPriority="51"/>
+    <w:lsdException w:name="Grid Table 7 Colorful" w:uiPriority="52"/>
+    <w:lsdException w:name="Grid Table 1 Light Accent 1" w:uiPriority="46"/>
+    <w:lsdException w:name="Grid Table 2 Accent 1" w:uiPriority="47"/>
+    <w:lsdException w:name="Grid Table 3 Accent 1" w:uiPriority="48"/>
+    <w:lsdException w:name="Grid Table 4 Accent 1" w:uiPriority="49"/>
+    <w:lsdException w:name="Grid Table 5 Dark Accent 1" w:uiPriority="50"/>
+    <w:lsdException w:name="Grid Table 6 Colorful Accent 1" w:uiPriority="51"/>
+    <w:lsdException w:name="Grid Table 7 Colorful Accent 1" w:uiPriority="52"/>
+    <w:lsdException w:name="Grid Table 1 Light Accent 2" w:uiPriority="46"/>
+    <w:lsdException w:name="Grid Table 2 Accent 2" w:uiPriority="47"/>
+    <w:lsdException w:name="Grid Table 3 Accent 2" w:uiPriority="48"/>
+    <w:lsdException w:name="Grid Table 4 Accent 2" w:uiPriority="49"/>
+    <w:lsdException w:name="Grid Table 5 Dark Accent 2" w:uiPriority="50"/>
+    <w:lsdException w:name="Grid Table 6 Colorful Accent 2" w:uiPriority="51"/>
+    <w:lsdException w:name="Grid Table 7 Colorful Accent 2" w:uiPriority="52"/>
+    <w:lsdException w:name="Grid Table 1 Light Accent 3" w:uiPriority="46"/>
+    <w:lsdException w:name="Grid Table 2 Accent 3" w:uiPriority="47"/>
+    <w:lsdException w:name="Grid Table 3 Accent 3" w:uiPriority="48"/>
+    <w:lsdException w:name="Grid Table 4 Accent 3" w:uiPriority="49"/>
+    <w:lsdException w:name="Grid Table 5 Dark Accent 3" w:uiPriority="50"/>
+    <w:lsdException w:name="Grid Table 6 Colorful Accent 3" w:uiPriority="51"/>
+    <w:lsdException w:name="Grid Table 7 Colorful Accent 3" w:uiPriority="52"/>
+    <w:lsdException w:name="Grid Table 1 Light Accent 4" w:uiPriority="46"/>
+    <w:lsdException w:name="Grid Table 2 Accent 4" w:uiPriority="47"/>
+    <w:lsdException w:name="Grid Table 3 Accent 4" w:uiPriority="48"/>
+    <w:lsdException w:name="Grid Table 4 Accent 4" w:uiPriority="49"/>
+    <w:lsdException w:name="Grid Table 5 Dark Accent 4" w:uiPriority="50"/>
+    <w:lsdException w:name="Grid Table 6 Colorful Accent 4" w:uiPriority="51"/>
+    <w:lsdException w:name="Grid Table 7 Colorful Accent 4" w:uiPriority="52"/>
+    <w:lsdException w:name="Grid Table 1 Light Accent 5" w:uiPriority="46"/>
+    <w:lsdException w:name="Grid Table 2 Accent 5" w:uiPriority="47"/>
+    <w:lsdException w:name="Grid Table 3 Accent 5" w:uiPriority="48"/>
+    <w:lsdException w:name="Grid Table 4 Accent 5" w:uiPriority="49"/>
+    <w:lsdException w:name="Grid Table 5 Dark Accent 5" w:uiPriority="50"/>
+    <w:lsdException w:name="Grid Table 6 Colorful Accent 5" w:uiPriority="51"/>
+    <w:lsdException w:name="Grid Table 7 Colorful Accent 5" w:uiPriority="52"/>
+    <w:lsdException w:name="Grid Table 1 Light Accent 6" w:uiPriority="46"/>
+    <w:lsdException w:name="Grid Table 2 Accent 6" w:uiPriority="47"/>
+    <w:lsdException w:name="Grid Table 3 Accent 6" w:uiPriority="48"/>
+    <w:lsdException w:name="Grid Table 4 Accent 6" w:uiPriority="49"/>
+    <w:lsdException w:name="Grid Table 5 Dark Accent 6" w:uiPriority="50"/>
+    <w:lsdException w:name="Grid Table 6 Colorful Accent 6" w:uiPriority="51"/>
+    <w:lsdException w:name="Grid Table 7 Colorful Accent 6" w:uiPriority="52"/>
+    <w:lsdException w:name="List Table 1 Light" w:uiPriority="46"/>
+    <w:lsdException w:name="List Table 2" w:uiPriority="47"/>
+    <w:lsdException w:name="List Table 3" w:uiPriority="48"/>
+    <w:lsdException w:name="List Table 4" w:uiPriority="49"/>
+    <w:lsdException w:name="List Table 5 Dark" w:uiPriority="50"/>
+    <w:lsdException w:name="List Table 6 Colorful" w:uiPriority="51"/>
+    <w:lsdException w:name="List Table 7 Colorful" w:uiPriority="52"/>
+    <w:lsdException w:name="List Table 1 Light Accent 1" w:uiPriority="46"/>
+    <w:lsdException w:name="List Table 2 Accent 1" w:uiPriority="47"/>
+    <w:lsdException w:name="List Table 3 Accent 1" w:uiPriority="48"/>
+    <w:lsdException w:name="List Table 4 Accent 1" w:uiPriority="49"/>
+    <w:lsdException w:name="List Table 5 Dark Accent 1" w:uiPriority="50"/>
+    <w:lsdException w:name="List Table 6 Colorful Accent 1" w:uiPriority="51"/>
+    <w:lsdException w:name="List Table 7 Colorful Accent 1" w:uiPriority="52"/>
+    <w:lsdException w:name="List Table 1 Light Accent 2" w:uiPriority="46"/>
+    <w:lsdException w:name="List Table 2 Accent 2" w:uiPriority="47"/>
+    <w:lsdException w:name="List Table 3 Accent 2" w:uiPriority="48"/>
+    <w:lsdException w:name="List Table 4 Accent 2" w:uiPriority="49"/>
+    <w:lsdException w:name="List Table 5 Dark Accent 2" w:uiPriority="50"/>
+    <w:lsdException w:name="List Table 6 Colorful Accent 2" w:uiPriority="51"/>
+    <w:lsdException w:name="List Table 7 Colorful Accent 2" w:uiPriority="52"/>
+    <w:lsdException w:name="List Table 1 Light Accent 3" w:uiPriority="46"/>
+    <w:lsdException w:name="List Table 2 Accent 3" w:uiPriority="47"/>
+    <w:lsdException w:name="List Table 3 Accent 3" w:uiPriority="48"/>
+    <w:lsdException w:name="List Table 4 Accent 3" w:uiPriority="49"/>
+    <w:lsdException w:name="List Table 5 Dark Accent 3" w:uiPriority="50"/>
+    <w:lsdException w:name="List Table 6 Colorful Accent 3" w:uiPriority="51"/>
+    <w:lsdException w:name="List Table 7 Colorful Accent 3" w:uiPriority="52"/>
+    <w:lsdException w:name="List Table 1 Light Accent 4" w:uiPriority="46"/>
+    <w:lsdException w:name="List Table 2 Accent 4" w:uiPriority="47"/>
+    <w:lsdException w:name="List Table 3 Accent 4" w:uiPriority="48"/>
+    <w:lsdException w:name="List Table 4 Accent 4" w:uiPriority="49"/>
+    <w:lsdException w:name="List Table 5 Dark Accent 4" w:uiPriority="50"/>
+    <w:lsdException w:name="List Table 6 Colorful Accent 4" w:uiPriority="51"/>
+    <w:lsdException w:name="List Table 7 Colorful Accent 4" w:uiPriority="52"/>
+    <w:lsdException w:name="List Table 1 Light Accent 5" w:uiPriority="46"/>
+    <w:lsdException w:name="List Table 2 Accent 5" w:uiPriority="47"/>
+    <w:lsdException w:name="List Table 3 Accent 5" w:uiPriority="48"/>
+    <w:lsdException w:name="List Table 4 Accent 5" w:uiPriority="49"/>
+    <w:lsdException w:name="List Table 5 Dark Accent 5" w:uiPriority="50"/>
+    <w:lsdException w:name="List Table 6 Colorful Accent 5" w:uiPriority="51"/>
+    <w:lsdException w:name="List Table 7 Colorful Accent 5" w:uiPriority="52"/>
+    <w:lsdException w:name="List Table 1 Light Accent 6" w:uiPriority="46"/>
+    <w:lsdException w:name="List Table 2 Accent 6" w:uiPriority="47"/>
+    <w:lsdException w:name="List Table 3 Accent 6" w:uiPriority="48"/>
+    <w:lsdException w:name="List Table 4 Accent 6" w:uiPriority="49"/>
+    <w:lsdException w:name="List Table 5 Dark Accent 6" w:uiPriority="50"/>
+    <w:lsdException w:name="List Table 6 Colorful Accent 6" w:uiPriority="51"/>
+    <w:lsdException w:name="List Table 7 Colorful Accent 6" w:uiPriority="52"/>
+    <w:lsdException w:name="Mention" w:semiHidden="1" w:uiPriority="99" w:unhideWhenUsed="1"/>
+    <w:lsdException w:name="Smart Hyperlink" w:semiHidden="1" w:uiPriority="99" w:unhideWhenUsed="1"/>
+    <w:lsdException w:name="Hashtag" w:semiHidden="1" w:uiPriority="99" w:unhideWhenUsed="1"/>
+    <w:lsdException w:name="Unresolved Mention" w:semiHidden="1" w:uiPriority="99" w:unhideWhenUsed="1"/>
+    <w:lsdException w:name="Smart Link" w:semiHidden="1" w:uiPriority="99" w:unhideWhenUsed="1"/>
+  </w:latentStyles>
+  <w:style w:type="paragraph" w:default="1" w:styleId="Normal">
     <w:name w:val="Normal"/>
     <w:qFormat/>
   </w:style>
-  <w:style w:styleId="BodyText" w:type="paragraph">
-    <w:name w:val="Body Text"/>
-    <w:basedOn w:val="Normal"/>
-    <w:link w:val="BodyTextChar"/>
-    <w:qFormat/>
-    <w:pPr>
-      <w:spacing w:after="180" w:before="180"/>
-    </w:pPr>
-  </w:style>
-  <w:style w:customStyle="1" w:styleId="FirstParagraph" w:type="paragraph">
-    <w:name w:val="First Paragraph"/>
-    <w:basedOn w:val="BodyText"/>
-    <w:next w:val="BodyText"/>
-    <w:qFormat/>
-  </w:style>
-  <w:style w:customStyle="1" w:styleId="Compact" w:type="paragraph">
-    <w:name w:val="Compact"/>
-    <w:basedOn w:val="BodyText"/>
-    <w:qFormat/>
-    <w:pPr>
-      <w:spacing w:after="36" w:before="36"/>
-    </w:pPr>
-  </w:style>
-  <w:style w:styleId="Title" w:type="paragraph">
-    <w:name w:val="Title"/>
-    <w:basedOn w:val="Normal"/>
-    <w:next w:val="BodyText"/>
-    <w:link w:val="TitleChar"/>
-    <w:uiPriority w:val="10"/>
-    <w:qFormat/>
-    <w:rsid w:val="00A10FD9"/>
-    <w:pPr>
-      <w:spacing w:after="80" w:line="240" w:lineRule="auto"/>
-      <w:contextualSpacing/>
-      <w:jc w:val="center"/>
-    </w:pPr>
-    <w:rPr>
-      <w:rFonts w:asciiTheme="majorHAnsi" w:cstheme="majorBidi" w:eastAsiaTheme="majorEastAsia" w:hAnsiTheme="majorHAnsi"/>
-      <w:spacing w:val="-10"/>
-      <w:kern w:val="28"/>
-      <w:sz w:val="56"/>
-      <w:szCs w:val="56"/>
-    </w:rPr>
-  </w:style>
-  <w:style w:customStyle="1" w:styleId="TitleChar" w:type="character">
-    <w:name w:val="Title Char"/>
-    <w:basedOn w:val="DefaultParagraphFont"/>
-    <w:link w:val="Title"/>
-    <w:uiPriority w:val="10"/>
-    <w:rsid w:val="00A10FD9"/>
-    <w:rPr>
-      <w:rFonts w:asciiTheme="majorHAnsi" w:cstheme="majorBidi" w:eastAsiaTheme="majorEastAsia" w:hAnsiTheme="majorHAnsi"/>
-      <w:spacing w:val="-10"/>
-      <w:kern w:val="28"/>
-      <w:sz w:val="56"/>
-      <w:szCs w:val="56"/>
-    </w:rPr>
-  </w:style>
-  <w:style w:styleId="Subtitle" w:type="paragraph">
-    <w:name w:val="Subtitle"/>
-    <w:basedOn w:val="Title"/>
-    <w:next w:val="BodyText"/>
-    <w:link w:val="SubtitleChar"/>
-    <w:uiPriority w:val="11"/>
-    <w:qFormat/>
-    <w:rsid w:val="00A10FD9"/>
-    <w:pPr>
-      <w:numPr>
-        <w:ilvl w:val="1"/>
-      </w:numPr>
-    </w:pPr>
-    <w:rPr>
-      <w:rFonts w:cstheme="majorBidi" w:eastAsiaTheme="majorEastAsia"/>
-      <w:spacing w:val="15"/>
-      <w:sz w:val="28"/>
-      <w:szCs w:val="28"/>
-    </w:rPr>
-  </w:style>
-  <w:style w:customStyle="1" w:styleId="SubtitleChar" w:type="character">
-    <w:name w:val="Subtitle Char"/>
-    <w:basedOn w:val="DefaultParagraphFont"/>
-    <w:link w:val="Subtitle"/>
-    <w:uiPriority w:val="11"/>
-    <w:rsid w:val="00A10FD9"/>
-    <w:rPr>
-      <w:rFonts w:cstheme="majorBidi" w:eastAsiaTheme="majorEastAsia"/>
-      <w:color w:themeColor="text1" w:themeTint="A6" w:val="595959"/>
-      <w:spacing w:val="15"/>
-      <w:sz w:val="28"/>
-      <w:szCs w:val="28"/>
-    </w:rPr>
-  </w:style>
-  <w:style w:customStyle="1" w:styleId="Author" w:type="paragraph">
-    <w:name w:val="Author"/>
-    <w:next w:val="BodyText"/>
-    <w:qFormat/>
-    <w:pPr>
-      <w:keepNext/>
-      <w:keepLines/>
-      <w:jc w:val="center"/>
-    </w:pPr>
-  </w:style>
-  <w:style w:styleId="Date" w:type="paragraph">
-    <w:name w:val="Date"/>
-    <w:next w:val="BodyText"/>
-    <w:qFormat/>
-    <w:pPr>
-      <w:keepNext/>
-      <w:keepLines/>
-      <w:jc w:val="center"/>
-    </w:pPr>
-  </w:style>
-  <w:style w:customStyle="1" w:styleId="AbstractTitle" w:type="paragraph">
-    <w:name w:val="Abstract Title"/>
-    <w:basedOn w:val="Normal"/>
-    <w:next w:val="Abstract"/>
-    <w:qFormat/>
-    <w:pPr>
-      <w:keepNext/>
-      <w:keepLines/>
-      <w:spacing w:after="0" w:before="300"/>
-      <w:jc w:val="center"/>
-    </w:pPr>
-    <w:rPr>
-      <w:b/>
-      <w:sz w:val="20"/>
-      <w:szCs w:val="20"/>
-    </w:rPr>
-  </w:style>
-  <w:style w:customStyle="1" w:styleId="Abstract" w:type="paragraph">
-    <w:name w:val="Abstract"/>
-    <w:basedOn w:val="Normal"/>
-    <w:next w:val="BodyText"/>
-    <w:qFormat/>
-    <w:pPr>
-      <w:keepNext/>
-      <w:keepLines/>
-      <w:spacing w:after="300" w:before="100"/>
-    </w:pPr>
-    <w:rPr>
-      <w:sz w:val="20"/>
-      <w:szCs w:val="20"/>
-    </w:rPr>
-  </w:style>
-  <w:style w:styleId="Bibliography" w:type="paragraph">
-    <w:name w:val="Bibliography"/>
-    <w:basedOn w:val="Normal"/>
-    <w:next w:val="Bibliography"/>
-    <w:qFormat/>
-    <w:pPr/>
-    <w:rPr/>
-  </w:style>
-  <w:style w:styleId="Heading1" w:type="paragraph">
+  <w:style w:type="paragraph" w:styleId="Heading1">
     <w:name w:val="heading 1"/>
     <w:basedOn w:val="Normal"/>
     <w:next w:val="BodyText"/>
@@ -2871,107 +3273,103 @@
     <w:pPr>
       <w:keepNext/>
       <w:keepLines/>
-      <w:spacing w:after="80" w:before="360"/>
+      <w:spacing w:before="360" w:after="80"/>
       <w:outlineLvl w:val="0"/>
     </w:pPr>
     <w:rPr>
-      <w:rFonts w:asciiTheme="majorHAnsi" w:cstheme="majorBidi" w:eastAsiaTheme="majorEastAsia" w:hAnsiTheme="majorHAnsi"/>
-      <w:color w:themeColor="accent1" w:themeShade="BF" w:val="0F4761"/>
+      <w:rFonts w:asciiTheme="majorHAnsi" w:eastAsiaTheme="majorEastAsia" w:hAnsiTheme="majorHAnsi" w:cstheme="majorBidi"/>
+      <w:color w:val="0F4761" w:themeColor="accent1" w:themeShade="BF"/>
       <w:sz w:val="40"/>
       <w:szCs w:val="40"/>
     </w:rPr>
   </w:style>
-  <w:style w:styleId="Heading2" w:type="paragraph">
+  <w:style w:type="paragraph" w:styleId="Heading2">
     <w:name w:val="heading 2"/>
     <w:basedOn w:val="Normal"/>
     <w:next w:val="BodyText"/>
     <w:link w:val="Heading2Char"/>
     <w:uiPriority w:val="9"/>
-    <w:semiHidden/>
     <w:unhideWhenUsed/>
     <w:qFormat/>
     <w:rsid w:val="00A10FD9"/>
     <w:pPr>
       <w:keepNext/>
       <w:keepLines/>
-      <w:spacing w:after="80" w:before="160"/>
+      <w:spacing w:before="160" w:after="80"/>
       <w:outlineLvl w:val="1"/>
     </w:pPr>
     <w:rPr>
-      <w:rFonts w:asciiTheme="majorHAnsi" w:cstheme="majorBidi" w:eastAsiaTheme="majorEastAsia" w:hAnsiTheme="majorHAnsi"/>
-      <w:color w:themeColor="accent1" w:themeShade="BF" w:val="0F4761"/>
+      <w:rFonts w:asciiTheme="majorHAnsi" w:eastAsiaTheme="majorEastAsia" w:hAnsiTheme="majorHAnsi" w:cstheme="majorBidi"/>
+      <w:color w:val="0F4761" w:themeColor="accent1" w:themeShade="BF"/>
       <w:sz w:val="32"/>
       <w:szCs w:val="32"/>
     </w:rPr>
   </w:style>
-  <w:style w:styleId="Heading3" w:type="paragraph">
+  <w:style w:type="paragraph" w:styleId="Heading3">
     <w:name w:val="heading 3"/>
     <w:basedOn w:val="Normal"/>
     <w:next w:val="BodyText"/>
     <w:link w:val="Heading3Char"/>
     <w:uiPriority w:val="9"/>
-    <w:semiHidden/>
     <w:unhideWhenUsed/>
     <w:qFormat/>
     <w:rsid w:val="00A10FD9"/>
     <w:pPr>
       <w:keepNext/>
       <w:keepLines/>
-      <w:spacing w:after="80" w:before="160"/>
+      <w:spacing w:before="160" w:after="80"/>
       <w:outlineLvl w:val="2"/>
     </w:pPr>
     <w:rPr>
-      <w:rFonts w:cstheme="majorBidi" w:eastAsiaTheme="majorEastAsia"/>
-      <w:color w:themeColor="accent1" w:themeShade="BF" w:val="0F4761"/>
+      <w:rFonts w:eastAsiaTheme="majorEastAsia" w:cstheme="majorBidi"/>
+      <w:color w:val="0F4761" w:themeColor="accent1" w:themeShade="BF"/>
       <w:sz w:val="28"/>
       <w:szCs w:val="28"/>
     </w:rPr>
   </w:style>
-  <w:style w:styleId="Heading4" w:type="paragraph">
+  <w:style w:type="paragraph" w:styleId="Heading4">
     <w:name w:val="heading 4"/>
     <w:basedOn w:val="Normal"/>
     <w:next w:val="BodyText"/>
     <w:link w:val="Heading4Char"/>
     <w:uiPriority w:val="9"/>
-    <w:semiHidden/>
     <w:unhideWhenUsed/>
     <w:qFormat/>
     <w:rsid w:val="00A10FD9"/>
     <w:pPr>
       <w:keepNext/>
       <w:keepLines/>
-      <w:spacing w:after="40" w:before="80"/>
+      <w:spacing w:before="80" w:after="40"/>
       <w:outlineLvl w:val="3"/>
     </w:pPr>
     <w:rPr>
-      <w:rFonts w:cstheme="majorBidi" w:eastAsiaTheme="majorEastAsia"/>
+      <w:rFonts w:eastAsiaTheme="majorEastAsia" w:cstheme="majorBidi"/>
       <w:i/>
       <w:iCs/>
-      <w:color w:themeColor="accent1" w:themeShade="BF" w:val="0F4761"/>
-    </w:rPr>
-  </w:style>
-  <w:style w:styleId="Heading5" w:type="paragraph">
+      <w:color w:val="0F4761" w:themeColor="accent1" w:themeShade="BF"/>
+    </w:rPr>
+  </w:style>
+  <w:style w:type="paragraph" w:styleId="Heading5">
     <w:name w:val="heading 5"/>
     <w:basedOn w:val="Normal"/>
     <w:next w:val="BodyText"/>
     <w:link w:val="Heading5Char"/>
     <w:uiPriority w:val="9"/>
-    <w:semiHidden/>
     <w:unhideWhenUsed/>
     <w:qFormat/>
     <w:rsid w:val="00A10FD9"/>
     <w:pPr>
       <w:keepNext/>
       <w:keepLines/>
-      <w:spacing w:after="40" w:before="80"/>
+      <w:spacing w:before="80" w:after="40"/>
       <w:outlineLvl w:val="4"/>
     </w:pPr>
     <w:rPr>
-      <w:rFonts w:cstheme="majorBidi" w:eastAsiaTheme="majorEastAsia"/>
-      <w:color w:themeColor="accent1" w:themeShade="BF" w:val="0F4761"/>
-    </w:rPr>
-  </w:style>
-  <w:style w:styleId="Heading6" w:type="paragraph">
+      <w:rFonts w:eastAsiaTheme="majorEastAsia" w:cstheme="majorBidi"/>
+      <w:color w:val="0F4761" w:themeColor="accent1" w:themeShade="BF"/>
+    </w:rPr>
+  </w:style>
+  <w:style w:type="paragraph" w:styleId="Heading6">
     <w:name w:val="heading 6"/>
     <w:basedOn w:val="Normal"/>
     <w:next w:val="BodyText"/>
@@ -2984,17 +3382,17 @@
     <w:pPr>
       <w:keepNext/>
       <w:keepLines/>
-      <w:spacing w:after="0" w:before="40"/>
+      <w:spacing w:before="40" w:after="0"/>
       <w:outlineLvl w:val="5"/>
     </w:pPr>
     <w:rPr>
-      <w:rFonts w:cstheme="majorBidi" w:eastAsiaTheme="majorEastAsia"/>
+      <w:rFonts w:eastAsiaTheme="majorEastAsia" w:cstheme="majorBidi"/>
       <w:i/>
       <w:iCs/>
-      <w:color w:themeColor="text1" w:themeTint="A6" w:val="595959"/>
-    </w:rPr>
-  </w:style>
-  <w:style w:styleId="Heading7" w:type="paragraph">
+      <w:color w:val="595959" w:themeColor="text1" w:themeTint="A6"/>
+    </w:rPr>
+  </w:style>
+  <w:style w:type="paragraph" w:styleId="Heading7">
     <w:name w:val="heading 7"/>
     <w:basedOn w:val="Normal"/>
     <w:next w:val="BodyText"/>
@@ -3007,15 +3405,15 @@
     <w:pPr>
       <w:keepNext/>
       <w:keepLines/>
-      <w:spacing w:after="0" w:before="40"/>
+      <w:spacing w:before="40" w:after="0"/>
       <w:outlineLvl w:val="6"/>
     </w:pPr>
     <w:rPr>
-      <w:rFonts w:cstheme="majorBidi" w:eastAsiaTheme="majorEastAsia"/>
-      <w:color w:themeColor="text1" w:themeTint="A6" w:val="595959"/>
-    </w:rPr>
-  </w:style>
-  <w:style w:styleId="Heading8" w:type="paragraph">
+      <w:rFonts w:eastAsiaTheme="majorEastAsia" w:cstheme="majorBidi"/>
+      <w:color w:val="595959" w:themeColor="text1" w:themeTint="A6"/>
+    </w:rPr>
+  </w:style>
+  <w:style w:type="paragraph" w:styleId="Heading8">
     <w:name w:val="heading 8"/>
     <w:basedOn w:val="Normal"/>
     <w:next w:val="BodyText"/>
@@ -3032,13 +3430,13 @@
       <w:outlineLvl w:val="7"/>
     </w:pPr>
     <w:rPr>
-      <w:rFonts w:cstheme="majorBidi" w:eastAsiaTheme="majorEastAsia"/>
+      <w:rFonts w:eastAsiaTheme="majorEastAsia" w:cstheme="majorBidi"/>
       <w:i/>
       <w:iCs/>
-      <w:color w:themeColor="text1" w:themeTint="D8" w:val="272727"/>
-    </w:rPr>
-  </w:style>
-  <w:style w:styleId="Heading9" w:type="paragraph">
+      <w:color w:val="272727" w:themeColor="text1" w:themeTint="D8"/>
+    </w:rPr>
+  </w:style>
+  <w:style w:type="paragraph" w:styleId="Heading9">
     <w:name w:val="heading 9"/>
     <w:basedOn w:val="Normal"/>
     <w:next w:val="BodyText"/>
@@ -3055,78 +3453,247 @@
       <w:outlineLvl w:val="8"/>
     </w:pPr>
     <w:rPr>
-      <w:rFonts w:cstheme="majorBidi" w:eastAsiaTheme="majorEastAsia"/>
-      <w:color w:themeColor="text1" w:themeTint="D8" w:val="272727"/>
-    </w:rPr>
-  </w:style>
-  <w:style w:customStyle="1" w:styleId="Heading1Char" w:type="character">
+      <w:rFonts w:eastAsiaTheme="majorEastAsia" w:cstheme="majorBidi"/>
+      <w:color w:val="272727" w:themeColor="text1" w:themeTint="D8"/>
+    </w:rPr>
+  </w:style>
+  <w:style w:type="character" w:default="1" w:styleId="DefaultParagraphFont">
+    <w:name w:val="Default Paragraph Font"/>
+    <w:uiPriority w:val="1"/>
+    <w:unhideWhenUsed/>
+  </w:style>
+  <w:style w:type="table" w:default="1" w:styleId="TableNormal">
+    <w:name w:val="Normal Table"/>
+    <w:uiPriority w:val="99"/>
+    <w:semiHidden/>
+    <w:unhideWhenUsed/>
+    <w:tblPr>
+      <w:tblInd w:w="0" w:type="dxa"/>
+      <w:tblCellMar>
+        <w:top w:w="0" w:type="dxa"/>
+        <w:left w:w="108" w:type="dxa"/>
+        <w:bottom w:w="0" w:type="dxa"/>
+        <w:right w:w="108" w:type="dxa"/>
+      </w:tblCellMar>
+    </w:tblPr>
+  </w:style>
+  <w:style w:type="numbering" w:default="1" w:styleId="NoList">
+    <w:name w:val="No List"/>
+    <w:uiPriority w:val="99"/>
+    <w:semiHidden/>
+    <w:unhideWhenUsed/>
+  </w:style>
+  <w:style w:type="paragraph" w:styleId="BodyText">
+    <w:name w:val="Body Text"/>
+    <w:basedOn w:val="Normal"/>
+    <w:qFormat/>
+    <w:pPr>
+      <w:spacing w:before="180" w:after="180"/>
+    </w:pPr>
+  </w:style>
+  <w:style w:type="paragraph" w:customStyle="1" w:styleId="FirstParagraph">
+    <w:name w:val="First Paragraph"/>
+    <w:basedOn w:val="BodyText"/>
+    <w:next w:val="BodyText"/>
+    <w:qFormat/>
+  </w:style>
+  <w:style w:type="paragraph" w:customStyle="1" w:styleId="Compact">
+    <w:name w:val="Compact"/>
+    <w:basedOn w:val="BodyText"/>
+    <w:qFormat/>
+    <w:pPr>
+      <w:spacing w:before="36" w:after="36"/>
+    </w:pPr>
+  </w:style>
+  <w:style w:type="paragraph" w:styleId="Title">
+    <w:name w:val="Title"/>
+    <w:basedOn w:val="Normal"/>
+    <w:next w:val="BodyText"/>
+    <w:link w:val="TitleChar"/>
+    <w:uiPriority w:val="10"/>
+    <w:qFormat/>
+    <w:rsid w:val="00A10FD9"/>
+    <w:pPr>
+      <w:spacing w:after="80"/>
+      <w:contextualSpacing/>
+      <w:jc w:val="center"/>
+    </w:pPr>
+    <w:rPr>
+      <w:rFonts w:asciiTheme="majorHAnsi" w:eastAsiaTheme="majorEastAsia" w:hAnsiTheme="majorHAnsi" w:cstheme="majorBidi"/>
+      <w:spacing w:val="-10"/>
+      <w:kern w:val="28"/>
+      <w:sz w:val="56"/>
+      <w:szCs w:val="56"/>
+    </w:rPr>
+  </w:style>
+  <w:style w:type="character" w:customStyle="1" w:styleId="TitleChar">
+    <w:name w:val="Title Char"/>
+    <w:basedOn w:val="DefaultParagraphFont"/>
+    <w:link w:val="Title"/>
+    <w:uiPriority w:val="10"/>
+    <w:rsid w:val="00A10FD9"/>
+    <w:rPr>
+      <w:rFonts w:asciiTheme="majorHAnsi" w:eastAsiaTheme="majorEastAsia" w:hAnsiTheme="majorHAnsi" w:cstheme="majorBidi"/>
+      <w:spacing w:val="-10"/>
+      <w:kern w:val="28"/>
+      <w:sz w:val="56"/>
+      <w:szCs w:val="56"/>
+    </w:rPr>
+  </w:style>
+  <w:style w:type="paragraph" w:styleId="Subtitle">
+    <w:name w:val="Subtitle"/>
+    <w:basedOn w:val="Title"/>
+    <w:next w:val="BodyText"/>
+    <w:link w:val="SubtitleChar"/>
+    <w:uiPriority w:val="11"/>
+    <w:qFormat/>
+    <w:rsid w:val="00A10FD9"/>
+    <w:pPr>
+      <w:numPr>
+        <w:ilvl w:val="1"/>
+      </w:numPr>
+    </w:pPr>
+    <w:rPr>
+      <w:spacing w:val="15"/>
+      <w:sz w:val="28"/>
+      <w:szCs w:val="28"/>
+    </w:rPr>
+  </w:style>
+  <w:style w:type="character" w:customStyle="1" w:styleId="SubtitleChar">
+    <w:name w:val="Subtitle Char"/>
+    <w:basedOn w:val="DefaultParagraphFont"/>
+    <w:link w:val="Subtitle"/>
+    <w:uiPriority w:val="11"/>
+    <w:rsid w:val="00A10FD9"/>
+    <w:rPr>
+      <w:rFonts w:eastAsiaTheme="majorEastAsia" w:cstheme="majorBidi"/>
+      <w:color w:val="595959" w:themeColor="text1" w:themeTint="A6"/>
+      <w:spacing w:val="15"/>
+      <w:sz w:val="28"/>
+      <w:szCs w:val="28"/>
+    </w:rPr>
+  </w:style>
+  <w:style w:type="paragraph" w:customStyle="1" w:styleId="Author">
+    <w:name w:val="Author"/>
+    <w:next w:val="BodyText"/>
+    <w:qFormat/>
+    <w:pPr>
+      <w:keepNext/>
+      <w:keepLines/>
+      <w:jc w:val="center"/>
+    </w:pPr>
+  </w:style>
+  <w:style w:type="paragraph" w:styleId="Date">
+    <w:name w:val="Date"/>
+    <w:next w:val="BodyText"/>
+    <w:qFormat/>
+    <w:pPr>
+      <w:keepNext/>
+      <w:keepLines/>
+      <w:jc w:val="center"/>
+    </w:pPr>
+  </w:style>
+  <w:style w:type="paragraph" w:customStyle="1" w:styleId="AbstractTitle">
+    <w:name w:val="Abstract Title"/>
+    <w:basedOn w:val="Normal"/>
+    <w:next w:val="Abstract"/>
+    <w:qFormat/>
+    <w:pPr>
+      <w:keepNext/>
+      <w:keepLines/>
+      <w:spacing w:before="300" w:after="0"/>
+      <w:jc w:val="center"/>
+    </w:pPr>
+    <w:rPr>
+      <w:b/>
+      <w:sz w:val="20"/>
+      <w:szCs w:val="20"/>
+    </w:rPr>
+  </w:style>
+  <w:style w:type="paragraph" w:customStyle="1" w:styleId="Abstract">
+    <w:name w:val="Abstract"/>
+    <w:basedOn w:val="Normal"/>
+    <w:next w:val="BodyText"/>
+    <w:qFormat/>
+    <w:pPr>
+      <w:keepNext/>
+      <w:keepLines/>
+      <w:spacing w:before="100" w:after="300"/>
+    </w:pPr>
+    <w:rPr>
+      <w:sz w:val="20"/>
+      <w:szCs w:val="20"/>
+    </w:rPr>
+  </w:style>
+  <w:style w:type="paragraph" w:styleId="Bibliography">
+    <w:name w:val="Bibliography"/>
+    <w:basedOn w:val="Normal"/>
+    <w:qFormat/>
+  </w:style>
+  <w:style w:type="character" w:customStyle="1" w:styleId="Heading1Char">
     <w:name w:val="Heading 1 Char"/>
     <w:basedOn w:val="DefaultParagraphFont"/>
     <w:link w:val="Heading1"/>
     <w:uiPriority w:val="9"/>
     <w:rsid w:val="00A10FD9"/>
     <w:rPr>
-      <w:rFonts w:asciiTheme="majorHAnsi" w:cstheme="majorBidi" w:eastAsiaTheme="majorEastAsia" w:hAnsiTheme="majorHAnsi"/>
-      <w:color w:themeColor="accent1" w:themeShade="BF" w:val="0F4761"/>
+      <w:rFonts w:asciiTheme="majorHAnsi" w:eastAsiaTheme="majorEastAsia" w:hAnsiTheme="majorHAnsi" w:cstheme="majorBidi"/>
+      <w:color w:val="0F4761" w:themeColor="accent1" w:themeShade="BF"/>
       <w:sz w:val="40"/>
       <w:szCs w:val="40"/>
     </w:rPr>
   </w:style>
-  <w:style w:customStyle="1" w:styleId="Heading2Char" w:type="character">
+  <w:style w:type="character" w:customStyle="1" w:styleId="Heading2Char">
     <w:name w:val="Heading 2 Char"/>
     <w:basedOn w:val="DefaultParagraphFont"/>
     <w:link w:val="Heading2"/>
     <w:uiPriority w:val="9"/>
-    <w:semiHidden/>
     <w:rsid w:val="00A10FD9"/>
     <w:rPr>
-      <w:rFonts w:asciiTheme="majorHAnsi" w:cstheme="majorBidi" w:eastAsiaTheme="majorEastAsia" w:hAnsiTheme="majorHAnsi"/>
-      <w:color w:themeColor="accent1" w:themeShade="BF" w:val="0F4761"/>
+      <w:rFonts w:asciiTheme="majorHAnsi" w:eastAsiaTheme="majorEastAsia" w:hAnsiTheme="majorHAnsi" w:cstheme="majorBidi"/>
+      <w:color w:val="0F4761" w:themeColor="accent1" w:themeShade="BF"/>
       <w:sz w:val="32"/>
       <w:szCs w:val="32"/>
     </w:rPr>
   </w:style>
-  <w:style w:customStyle="1" w:styleId="Heading3Char" w:type="character">
+  <w:style w:type="character" w:customStyle="1" w:styleId="Heading3Char">
     <w:name w:val="Heading 3 Char"/>
     <w:basedOn w:val="DefaultParagraphFont"/>
     <w:link w:val="Heading3"/>
     <w:uiPriority w:val="9"/>
-    <w:semiHidden/>
     <w:rsid w:val="00A10FD9"/>
     <w:rPr>
-      <w:rFonts w:cstheme="majorBidi" w:eastAsiaTheme="majorEastAsia"/>
-      <w:color w:themeColor="accent1" w:themeShade="BF" w:val="0F4761"/>
+      <w:rFonts w:eastAsiaTheme="majorEastAsia" w:cstheme="majorBidi"/>
+      <w:color w:val="0F4761" w:themeColor="accent1" w:themeShade="BF"/>
       <w:sz w:val="28"/>
       <w:szCs w:val="28"/>
     </w:rPr>
   </w:style>
-  <w:style w:customStyle="1" w:styleId="Heading4Char" w:type="character">
+  <w:style w:type="character" w:customStyle="1" w:styleId="Heading4Char">
     <w:name w:val="Heading 4 Char"/>
     <w:basedOn w:val="DefaultParagraphFont"/>
     <w:link w:val="Heading4"/>
     <w:uiPriority w:val="9"/>
-    <w:semiHidden/>
     <w:rsid w:val="00A10FD9"/>
     <w:rPr>
-      <w:rFonts w:cstheme="majorBidi" w:eastAsiaTheme="majorEastAsia"/>
+      <w:rFonts w:eastAsiaTheme="majorEastAsia" w:cstheme="majorBidi"/>
       <w:i/>
       <w:iCs/>
-      <w:color w:themeColor="accent1" w:themeShade="BF" w:val="0F4761"/>
-    </w:rPr>
-  </w:style>
-  <w:style w:customStyle="1" w:styleId="Heading5Char" w:type="character">
+      <w:color w:val="0F4761" w:themeColor="accent1" w:themeShade="BF"/>
+    </w:rPr>
+  </w:style>
+  <w:style w:type="character" w:customStyle="1" w:styleId="Heading5Char">
     <w:name w:val="Heading 5 Char"/>
     <w:basedOn w:val="DefaultParagraphFont"/>
     <w:link w:val="Heading5"/>
     <w:uiPriority w:val="9"/>
-    <w:semiHidden/>
     <w:rsid w:val="00A10FD9"/>
     <w:rPr>
-      <w:rFonts w:cstheme="majorBidi" w:eastAsiaTheme="majorEastAsia"/>
-      <w:color w:themeColor="accent1" w:themeShade="BF" w:val="0F4761"/>
-    </w:rPr>
-  </w:style>
-  <w:style w:customStyle="1" w:styleId="Heading6Char" w:type="character">
+      <w:rFonts w:eastAsiaTheme="majorEastAsia" w:cstheme="majorBidi"/>
+      <w:color w:val="0F4761" w:themeColor="accent1" w:themeShade="BF"/>
+    </w:rPr>
+  </w:style>
+  <w:style w:type="character" w:customStyle="1" w:styleId="Heading6Char">
     <w:name w:val="Heading 6 Char"/>
     <w:basedOn w:val="DefaultParagraphFont"/>
     <w:link w:val="Heading6"/>
@@ -3134,13 +3701,13 @@
     <w:semiHidden/>
     <w:rsid w:val="00A10FD9"/>
     <w:rPr>
-      <w:rFonts w:cstheme="majorBidi" w:eastAsiaTheme="majorEastAsia"/>
+      <w:rFonts w:eastAsiaTheme="majorEastAsia" w:cstheme="majorBidi"/>
       <w:i/>
       <w:iCs/>
-      <w:color w:themeColor="text1" w:themeTint="A6" w:val="595959"/>
-    </w:rPr>
-  </w:style>
-  <w:style w:customStyle="1" w:styleId="Heading7Char" w:type="character">
+      <w:color w:val="595959" w:themeColor="text1" w:themeTint="A6"/>
+    </w:rPr>
+  </w:style>
+  <w:style w:type="character" w:customStyle="1" w:styleId="Heading7Char">
     <w:name w:val="Heading 7 Char"/>
     <w:basedOn w:val="DefaultParagraphFont"/>
     <w:link w:val="Heading7"/>
@@ -3148,11 +3715,11 @@
     <w:semiHidden/>
     <w:rsid w:val="00A10FD9"/>
     <w:rPr>
-      <w:rFonts w:cstheme="majorBidi" w:eastAsiaTheme="majorEastAsia"/>
-      <w:color w:themeColor="text1" w:themeTint="A6" w:val="595959"/>
-    </w:rPr>
-  </w:style>
-  <w:style w:customStyle="1" w:styleId="Heading8Char" w:type="character">
+      <w:rFonts w:eastAsiaTheme="majorEastAsia" w:cstheme="majorBidi"/>
+      <w:color w:val="595959" w:themeColor="text1" w:themeTint="A6"/>
+    </w:rPr>
+  </w:style>
+  <w:style w:type="character" w:customStyle="1" w:styleId="Heading8Char">
     <w:name w:val="Heading 8 Char"/>
     <w:basedOn w:val="DefaultParagraphFont"/>
     <w:link w:val="Heading8"/>
@@ -3160,13 +3727,13 @@
     <w:semiHidden/>
     <w:rsid w:val="00A10FD9"/>
     <w:rPr>
-      <w:rFonts w:cstheme="majorBidi" w:eastAsiaTheme="majorEastAsia"/>
+      <w:rFonts w:eastAsiaTheme="majorEastAsia" w:cstheme="majorBidi"/>
       <w:i/>
       <w:iCs/>
-      <w:color w:themeColor="text1" w:themeTint="D8" w:val="272727"/>
-    </w:rPr>
-  </w:style>
-  <w:style w:customStyle="1" w:styleId="Heading9Char" w:type="character">
+      <w:color w:val="272727" w:themeColor="text1" w:themeTint="D8"/>
+    </w:rPr>
+  </w:style>
+  <w:style w:type="character" w:customStyle="1" w:styleId="Heading9Char">
     <w:name w:val="Heading 9 Char"/>
     <w:basedOn w:val="DefaultParagraphFont"/>
     <w:link w:val="Heading9"/>
@@ -3174,11 +3741,11 @@
     <w:semiHidden/>
     <w:rsid w:val="00A10FD9"/>
     <w:rPr>
-      <w:rFonts w:cstheme="majorBidi" w:eastAsiaTheme="majorEastAsia"/>
-      <w:color w:themeColor="text1" w:themeTint="D8" w:val="272727"/>
-    </w:rPr>
-  </w:style>
-  <w:style w:styleId="BlockText" w:type="paragraph">
+      <w:rFonts w:eastAsiaTheme="majorEastAsia" w:cstheme="majorBidi"/>
+      <w:color w:val="272727" w:themeColor="text1" w:themeTint="D8"/>
+    </w:rPr>
+  </w:style>
+  <w:style w:type="paragraph" w:styleId="BlockText">
     <w:name w:val="Block Text"/>
     <w:basedOn w:val="BodyText"/>
     <w:next w:val="BodyText"/>
@@ -3186,19 +3753,18 @@
     <w:unhideWhenUsed/>
     <w:qFormat/>
     <w:pPr>
-      <w:spacing w:after="100" w:before="100"/>
-      <w:ind w:firstLine="0" w:left="480" w:right="480"/>
+      <w:spacing w:before="100" w:after="100"/>
+      <w:ind w:left="480" w:right="480"/>
     </w:pPr>
   </w:style>
-  <w:style w:styleId="FootnoteText" w:type="paragraph">
-    <w:name w:val="Footnote Text"/>
+  <w:style w:type="paragraph" w:styleId="FootnoteText">
+    <w:name w:val="footnote text"/>
     <w:basedOn w:val="Normal"/>
-    <w:next w:val="FootnoteText"/>
     <w:uiPriority w:val="9"/>
     <w:unhideWhenUsed/>
     <w:qFormat/>
   </w:style>
-  <w:style w:styleId="FootnoteBlockText" w:type="paragraph">
+  <w:style w:type="paragraph" w:customStyle="1" w:styleId="FootnoteBlockText">
     <w:name w:val="Footnote Block Text"/>
     <w:basedOn w:val="FootnoteText"/>
     <w:next w:val="FootnoteText"/>
@@ -3206,47 +3772,40 @@
     <w:unhideWhenUsed/>
     <w:qFormat/>
     <w:pPr>
-      <w:spacing w:after="100" w:before="100"/>
-      <w:ind w:firstLine="0" w:left="480" w:right="480"/>
+      <w:spacing w:before="100" w:after="100"/>
+      <w:ind w:left="480" w:right="480"/>
     </w:pPr>
   </w:style>
-  <w:style w:default="1" w:styleId="DefaultParagraphFont" w:type="character">
-    <w:name w:val="Default Paragraph Font"/>
-    <w:semiHidden/>
-    <w:unhideWhenUsed/>
-  </w:style>
-  <w:style w:default="1" w:styleId="Table" w:type="table">
+  <w:style w:type="table" w:customStyle="1" w:styleId="Table">
     <w:name w:val="Table"/>
-    <w:basedOn w:val="TableNormal"/>
     <w:semiHidden/>
     <w:unhideWhenUsed/>
     <w:qFormat/>
     <w:tblPr>
-      <w:tblInd w:type="dxa" w:w="0"/>
+      <w:tblInd w:w="0" w:type="dxa"/>
       <w:tblCellMar>
-        <w:top w:type="dxa" w:w="0"/>
-        <w:left w:type="dxa" w:w="108"/>
-        <w:bottom w:type="dxa" w:w="0"/>
-        <w:right w:type="dxa" w:w="108"/>
+        <w:top w:w="0" w:type="dxa"/>
+        <w:left w:w="108" w:type="dxa"/>
+        <w:bottom w:w="0" w:type="dxa"/>
+        <w:right w:w="108" w:type="dxa"/>
       </w:tblCellMar>
     </w:tblPr>
     <w:tblStylePr w:type="firstRow">
       <w:tblPr>
         <w:jc w:val="left"/>
-        <w:tblInd w:type="dxa" w:w="0"/>
       </w:tblPr>
       <w:trPr>
         <w:jc w:val="left"/>
       </w:trPr>
       <w:tcPr>
         <w:tcBorders>
-          <w:bottom w:val="single"/>
+          <w:bottom w:val="single" w:sz="0" w:space="0" w:color="auto"/>
         </w:tcBorders>
         <w:vAlign w:val="bottom"/>
       </w:tcPr>
     </w:tblStylePr>
   </w:style>
-  <w:style w:customStyle="1" w:styleId="DefinitionTerm" w:type="paragraph">
+  <w:style w:type="paragraph" w:customStyle="1" w:styleId="DefinitionTerm">
     <w:name w:val="Definition Term"/>
     <w:basedOn w:val="Normal"/>
     <w:next w:val="Definition"/>
@@ -3259,75 +3818,76 @@
       <w:b/>
     </w:rPr>
   </w:style>
-  <w:style w:customStyle="1" w:styleId="Definition" w:type="paragraph">
+  <w:style w:type="paragraph" w:customStyle="1" w:styleId="Definition">
     <w:name w:val="Definition"/>
     <w:basedOn w:val="Normal"/>
   </w:style>
-  <w:style w:styleId="Caption" w:type="paragraph">
-    <w:name w:val="Caption"/>
+  <w:style w:type="paragraph" w:styleId="Caption">
+    <w:name w:val="caption"/>
     <w:basedOn w:val="Normal"/>
-    <w:link w:val="BodyTextChar"/>
+    <w:link w:val="CaptionChar"/>
     <w:pPr>
-      <w:spacing w:after="120" w:before="0"/>
+      <w:spacing w:after="120"/>
     </w:pPr>
     <w:rPr>
       <w:i/>
     </w:rPr>
   </w:style>
-  <w:style w:customStyle="1" w:styleId="TableCaption" w:type="paragraph">
+  <w:style w:type="paragraph" w:customStyle="1" w:styleId="TableCaption">
     <w:name w:val="Table Caption"/>
     <w:basedOn w:val="Caption"/>
     <w:pPr>
       <w:keepNext/>
     </w:pPr>
   </w:style>
-  <w:style w:customStyle="1" w:styleId="ImageCaption" w:type="paragraph">
+  <w:style w:type="paragraph" w:customStyle="1" w:styleId="ImageCaption">
     <w:name w:val="Image Caption"/>
     <w:basedOn w:val="Caption"/>
   </w:style>
-  <w:style w:customStyle="1" w:styleId="Figure" w:type="paragraph">
+  <w:style w:type="paragraph" w:customStyle="1" w:styleId="Figure">
     <w:name w:val="Figure"/>
     <w:basedOn w:val="Normal"/>
   </w:style>
-  <w:style w:customStyle="1" w:styleId="CaptionedFigure" w:type="paragraph">
+  <w:style w:type="paragraph" w:customStyle="1" w:styleId="CaptionedFigure">
     <w:name w:val="Captioned Figure"/>
     <w:basedOn w:val="Figure"/>
     <w:pPr>
       <w:keepNext/>
     </w:pPr>
   </w:style>
-  <w:style w:customStyle="1" w:styleId="BodyTextChar" w:type="character">
-    <w:name w:val="Body Text Char"/>
+  <w:style w:type="character" w:customStyle="1" w:styleId="CaptionChar">
+    <w:name w:val="Caption Char"/>
     <w:basedOn w:val="DefaultParagraphFont"/>
-    <w:link w:val="BodyText"/>
-  </w:style>
-  <w:style w:customStyle="1" w:styleId="VerbatimChar" w:type="character">
+    <w:link w:val="Caption"/>
+  </w:style>
+  <w:style w:type="character" w:customStyle="1" w:styleId="VerbatimChar">
     <w:name w:val="Verbatim Char"/>
-    <w:basedOn w:val="BodyTextChar"/>
+    <w:basedOn w:val="CaptionChar"/>
+    <w:link w:val="SourceCode"/>
     <w:rPr>
       <w:rFonts w:ascii="Consolas" w:hAnsi="Consolas"/>
       <w:sz w:val="22"/>
     </w:rPr>
   </w:style>
-  <w:style w:customStyle="1" w:styleId="SectionNumber" w:type="character">
+  <w:style w:type="character" w:customStyle="1" w:styleId="SectionNumber">
     <w:name w:val="Section Number"/>
-    <w:basedOn w:val="BodyTextChar"/>
-  </w:style>
-  <w:style w:styleId="FootnoteReference" w:type="character">
-    <w:name w:val="Footnote Reference"/>
-    <w:basedOn w:val="BodyTextChar"/>
+    <w:basedOn w:val="CaptionChar"/>
+  </w:style>
+  <w:style w:type="character" w:styleId="FootnoteReference">
+    <w:name w:val="footnote reference"/>
+    <w:basedOn w:val="CaptionChar"/>
     <w:rPr>
       <w:vertAlign w:val="superscript"/>
     </w:rPr>
   </w:style>
-  <w:style w:styleId="Hyperlink" w:type="character">
+  <w:style w:type="character" w:styleId="Hyperlink">
     <w:name w:val="Hyperlink"/>
-    <w:basedOn w:val="BodyTextChar"/>
-    <w:rPr>
-      <w:color w:themeColor="accent1" w:val="4F81BD"/>
-    </w:rPr>
-  </w:style>
-  <w:style w:styleId="TOCHeading" w:type="paragraph">
+    <w:basedOn w:val="CaptionChar"/>
+    <w:rPr>
+      <w:color w:val="156082" w:themeColor="accent1"/>
+    </w:rPr>
+  </w:style>
+  <w:style w:type="paragraph" w:styleId="TOCHeading">
     <w:name w:val="TOC Heading"/>
     <w:basedOn w:val="Heading1"/>
     <w:next w:val="BodyText"/>
@@ -3338,246 +3898,314 @@
       <w:spacing w:before="240" w:line="259" w:lineRule="auto"/>
       <w:outlineLvl w:val="9"/>
     </w:pPr>
-    <w:rPr>
-      <w:rFonts w:asciiTheme="majorHAnsi" w:cstheme="majorBidi" w:eastAsiaTheme="majorEastAsia" w:hAnsiTheme="majorHAnsi"/>
-      <w:b w:val="0"/>
-      <w:bCs w:val="0"/>
-      <w:color w:themeColor="accent1" w:themeShade="BF" w:val="365F91"/>
-    </w:rPr>
   </w:style>
   <w:style w:type="paragraph" w:customStyle="1" w:styleId="SourceCode">
     <w:name w:val="Source Code"/>
     <w:basedOn w:val="Normal"/>
     <w:link w:val="VerbatimChar"/>
     <w:pPr>
-      <w:wordWrap w:val="off"/>
+      <w:wordWrap w:val="0"/>
     </w:pPr>
   </w:style>
   <w:style w:type="character" w:customStyle="1" w:styleId="KeywordTok">
     <w:name w:val="KeywordTok"/>
     <w:basedOn w:val="VerbatimChar"/>
     <w:rPr>
+      <w:rFonts w:ascii="Consolas" w:hAnsi="Consolas"/>
       <w:b/>
       <w:color w:val="007020"/>
+      <w:sz w:val="22"/>
     </w:rPr>
   </w:style>
   <w:style w:type="character" w:customStyle="1" w:styleId="DataTypeTok">
     <w:name w:val="DataTypeTok"/>
     <w:basedOn w:val="VerbatimChar"/>
     <w:rPr>
+      <w:rFonts w:ascii="Consolas" w:hAnsi="Consolas"/>
       <w:color w:val="902000"/>
+      <w:sz w:val="22"/>
     </w:rPr>
   </w:style>
   <w:style w:type="character" w:customStyle="1" w:styleId="DecValTok">
     <w:name w:val="DecValTok"/>
     <w:basedOn w:val="VerbatimChar"/>
     <w:rPr>
-      <w:color w:val="40a070"/>
+      <w:rFonts w:ascii="Consolas" w:hAnsi="Consolas"/>
+      <w:color w:val="40A070"/>
+      <w:sz w:val="22"/>
     </w:rPr>
   </w:style>
   <w:style w:type="character" w:customStyle="1" w:styleId="BaseNTok">
     <w:name w:val="BaseNTok"/>
     <w:basedOn w:val="VerbatimChar"/>
     <w:rPr>
-      <w:color w:val="40a070"/>
+      <w:rFonts w:ascii="Consolas" w:hAnsi="Consolas"/>
+      <w:color w:val="40A070"/>
+      <w:sz w:val="22"/>
     </w:rPr>
   </w:style>
   <w:style w:type="character" w:customStyle="1" w:styleId="FloatTok">
     <w:name w:val="FloatTok"/>
     <w:basedOn w:val="VerbatimChar"/>
     <w:rPr>
-      <w:color w:val="40a070"/>
+      <w:rFonts w:ascii="Consolas" w:hAnsi="Consolas"/>
+      <w:color w:val="40A070"/>
+      <w:sz w:val="22"/>
     </w:rPr>
   </w:style>
   <w:style w:type="character" w:customStyle="1" w:styleId="ConstantTok">
     <w:name w:val="ConstantTok"/>
     <w:basedOn w:val="VerbatimChar"/>
     <w:rPr>
+      <w:rFonts w:ascii="Consolas" w:hAnsi="Consolas"/>
       <w:color w:val="880000"/>
+      <w:sz w:val="22"/>
     </w:rPr>
   </w:style>
   <w:style w:type="character" w:customStyle="1" w:styleId="CharTok">
     <w:name w:val="CharTok"/>
     <w:basedOn w:val="VerbatimChar"/>
     <w:rPr>
-      <w:color w:val="4070a0"/>
+      <w:rFonts w:ascii="Consolas" w:hAnsi="Consolas"/>
+      <w:color w:val="4070A0"/>
+      <w:sz w:val="22"/>
     </w:rPr>
   </w:style>
   <w:style w:type="character" w:customStyle="1" w:styleId="SpecialCharTok">
     <w:name w:val="SpecialCharTok"/>
     <w:basedOn w:val="VerbatimChar"/>
     <w:rPr>
-      <w:color w:val="4070a0"/>
+      <w:rFonts w:ascii="Consolas" w:hAnsi="Consolas"/>
+      <w:color w:val="4070A0"/>
+      <w:sz w:val="22"/>
     </w:rPr>
   </w:style>
   <w:style w:type="character" w:customStyle="1" w:styleId="StringTok">
     <w:name w:val="StringTok"/>
     <w:basedOn w:val="VerbatimChar"/>
     <w:rPr>
-      <w:color w:val="4070a0"/>
+      <w:rFonts w:ascii="Consolas" w:hAnsi="Consolas"/>
+      <w:color w:val="4070A0"/>
+      <w:sz w:val="22"/>
     </w:rPr>
   </w:style>
   <w:style w:type="character" w:customStyle="1" w:styleId="VerbatimStringTok">
     <w:name w:val="VerbatimStringTok"/>
     <w:basedOn w:val="VerbatimChar"/>
     <w:rPr>
-      <w:color w:val="4070a0"/>
+      <w:rFonts w:ascii="Consolas" w:hAnsi="Consolas"/>
+      <w:color w:val="4070A0"/>
+      <w:sz w:val="22"/>
     </w:rPr>
   </w:style>
   <w:style w:type="character" w:customStyle="1" w:styleId="SpecialStringTok">
     <w:name w:val="SpecialStringTok"/>
     <w:basedOn w:val="VerbatimChar"/>
     <w:rPr>
-      <w:color w:val="bb6688"/>
+      <w:rFonts w:ascii="Consolas" w:hAnsi="Consolas"/>
+      <w:color w:val="BB6688"/>
+      <w:sz w:val="22"/>
     </w:rPr>
   </w:style>
   <w:style w:type="character" w:customStyle="1" w:styleId="ImportTok">
     <w:name w:val="ImportTok"/>
     <w:basedOn w:val="VerbatimChar"/>
     <w:rPr>
+      <w:rFonts w:ascii="Consolas" w:hAnsi="Consolas"/>
       <w:b/>
       <w:color w:val="008000"/>
+      <w:sz w:val="22"/>
     </w:rPr>
   </w:style>
   <w:style w:type="character" w:customStyle="1" w:styleId="CommentTok">
     <w:name w:val="CommentTok"/>
     <w:basedOn w:val="VerbatimChar"/>
     <w:rPr>
+      <w:rFonts w:ascii="Consolas" w:hAnsi="Consolas"/>
       <w:i/>
-      <w:color w:val="60a0b0"/>
+      <w:color w:val="60A0B0"/>
+      <w:sz w:val="22"/>
     </w:rPr>
   </w:style>
   <w:style w:type="character" w:customStyle="1" w:styleId="DocumentationTok">
     <w:name w:val="DocumentationTok"/>
     <w:basedOn w:val="VerbatimChar"/>
     <w:rPr>
+      <w:rFonts w:ascii="Consolas" w:hAnsi="Consolas"/>
       <w:i/>
-      <w:color w:val="ba2121"/>
+      <w:color w:val="BA2121"/>
+      <w:sz w:val="22"/>
     </w:rPr>
   </w:style>
   <w:style w:type="character" w:customStyle="1" w:styleId="AnnotationTok">
     <w:name w:val="AnnotationTok"/>
     <w:basedOn w:val="VerbatimChar"/>
     <w:rPr>
+      <w:rFonts w:ascii="Consolas" w:hAnsi="Consolas"/>
       <w:b/>
       <w:i/>
-      <w:color w:val="60a0b0"/>
+      <w:color w:val="60A0B0"/>
+      <w:sz w:val="22"/>
     </w:rPr>
   </w:style>
   <w:style w:type="character" w:customStyle="1" w:styleId="CommentVarTok">
     <w:name w:val="CommentVarTok"/>
     <w:basedOn w:val="VerbatimChar"/>
     <w:rPr>
+      <w:rFonts w:ascii="Consolas" w:hAnsi="Consolas"/>
       <w:b/>
       <w:i/>
-      <w:color w:val="60a0b0"/>
+      <w:color w:val="60A0B0"/>
+      <w:sz w:val="22"/>
     </w:rPr>
   </w:style>
   <w:style w:type="character" w:customStyle="1" w:styleId="OtherTok">
     <w:name w:val="OtherTok"/>
     <w:basedOn w:val="VerbatimChar"/>
     <w:rPr>
+      <w:rFonts w:ascii="Consolas" w:hAnsi="Consolas"/>
       <w:color w:val="007020"/>
+      <w:sz w:val="22"/>
     </w:rPr>
   </w:style>
   <w:style w:type="character" w:customStyle="1" w:styleId="FunctionTok">
     <w:name w:val="FunctionTok"/>
     <w:basedOn w:val="VerbatimChar"/>
     <w:rPr>
-      <w:color w:val="06287e"/>
+      <w:rFonts w:ascii="Consolas" w:hAnsi="Consolas"/>
+      <w:color w:val="06287E"/>
+      <w:sz w:val="22"/>
     </w:rPr>
   </w:style>
   <w:style w:type="character" w:customStyle="1" w:styleId="VariableTok">
     <w:name w:val="VariableTok"/>
     <w:basedOn w:val="VerbatimChar"/>
     <w:rPr>
-      <w:color w:val="19177c"/>
+      <w:rFonts w:ascii="Consolas" w:hAnsi="Consolas"/>
+      <w:color w:val="19177C"/>
+      <w:sz w:val="22"/>
     </w:rPr>
   </w:style>
   <w:style w:type="character" w:customStyle="1" w:styleId="ControlFlowTok">
     <w:name w:val="ControlFlowTok"/>
     <w:basedOn w:val="VerbatimChar"/>
     <w:rPr>
+      <w:rFonts w:ascii="Consolas" w:hAnsi="Consolas"/>
       <w:b/>
       <w:color w:val="007020"/>
+      <w:sz w:val="22"/>
     </w:rPr>
   </w:style>
   <w:style w:type="character" w:customStyle="1" w:styleId="OperatorTok">
     <w:name w:val="OperatorTok"/>
     <w:basedOn w:val="VerbatimChar"/>
     <w:rPr>
+      <w:rFonts w:ascii="Consolas" w:hAnsi="Consolas"/>
       <w:color w:val="666666"/>
+      <w:sz w:val="22"/>
     </w:rPr>
   </w:style>
   <w:style w:type="character" w:customStyle="1" w:styleId="BuiltInTok">
     <w:name w:val="BuiltInTok"/>
     <w:basedOn w:val="VerbatimChar"/>
     <w:rPr>
+      <w:rFonts w:ascii="Consolas" w:hAnsi="Consolas"/>
       <w:color w:val="008000"/>
+      <w:sz w:val="22"/>
     </w:rPr>
   </w:style>
   <w:style w:type="character" w:customStyle="1" w:styleId="ExtensionTok">
     <w:name w:val="ExtensionTok"/>
     <w:basedOn w:val="VerbatimChar"/>
-    <w:rPr/>
+    <w:rPr>
+      <w:rFonts w:ascii="Consolas" w:hAnsi="Consolas"/>
+      <w:sz w:val="22"/>
+    </w:rPr>
   </w:style>
   <w:style w:type="character" w:customStyle="1" w:styleId="PreprocessorTok">
     <w:name w:val="PreprocessorTok"/>
     <w:basedOn w:val="VerbatimChar"/>
     <w:rPr>
-      <w:color w:val="bc7a00"/>
+      <w:rFonts w:ascii="Consolas" w:hAnsi="Consolas"/>
+      <w:color w:val="BC7A00"/>
+      <w:sz w:val="22"/>
     </w:rPr>
   </w:style>
   <w:style w:type="character" w:customStyle="1" w:styleId="AttributeTok">
     <w:name w:val="AttributeTok"/>
     <w:basedOn w:val="VerbatimChar"/>
     <w:rPr>
-      <w:color w:val="7d9029"/>
+      <w:rFonts w:ascii="Consolas" w:hAnsi="Consolas"/>
+      <w:color w:val="7D9029"/>
+      <w:sz w:val="22"/>
     </w:rPr>
   </w:style>
   <w:style w:type="character" w:customStyle="1" w:styleId="RegionMarkerTok">
     <w:name w:val="RegionMarkerTok"/>
     <w:basedOn w:val="VerbatimChar"/>
-    <w:rPr/>
+    <w:rPr>
+      <w:rFonts w:ascii="Consolas" w:hAnsi="Consolas"/>
+      <w:sz w:val="22"/>
+    </w:rPr>
   </w:style>
   <w:style w:type="character" w:customStyle="1" w:styleId="InformationTok">
     <w:name w:val="InformationTok"/>
     <w:basedOn w:val="VerbatimChar"/>
     <w:rPr>
+      <w:rFonts w:ascii="Consolas" w:hAnsi="Consolas"/>
       <w:b/>
       <w:i/>
-      <w:color w:val="60a0b0"/>
+      <w:color w:val="60A0B0"/>
+      <w:sz w:val="22"/>
     </w:rPr>
   </w:style>
   <w:style w:type="character" w:customStyle="1" w:styleId="WarningTok">
     <w:name w:val="WarningTok"/>
     <w:basedOn w:val="VerbatimChar"/>
     <w:rPr>
+      <w:rFonts w:ascii="Consolas" w:hAnsi="Consolas"/>
       <w:b/>
       <w:i/>
-      <w:color w:val="60a0b0"/>
+      <w:color w:val="60A0B0"/>
+      <w:sz w:val="22"/>
     </w:rPr>
   </w:style>
   <w:style w:type="character" w:customStyle="1" w:styleId="AlertTok">
     <w:name w:val="AlertTok"/>
     <w:basedOn w:val="VerbatimChar"/>
     <w:rPr>
+      <w:rFonts w:ascii="Consolas" w:hAnsi="Consolas"/>
       <w:b/>
-      <w:color w:val="ff0000"/>
+      <w:color w:val="FF0000"/>
+      <w:sz w:val="22"/>
     </w:rPr>
   </w:style>
   <w:style w:type="character" w:customStyle="1" w:styleId="ErrorTok">
     <w:name w:val="ErrorTok"/>
     <w:basedOn w:val="VerbatimChar"/>
     <w:rPr>
+      <w:rFonts w:ascii="Consolas" w:hAnsi="Consolas"/>
       <w:b/>
-      <w:color w:val="ff0000"/>
+      <w:color w:val="FF0000"/>
+      <w:sz w:val="22"/>
     </w:rPr>
   </w:style>
   <w:style w:type="character" w:customStyle="1" w:styleId="NormalTok">
     <w:name w:val="NormalTok"/>
     <w:basedOn w:val="VerbatimChar"/>
-    <w:rPr/>
+    <w:rPr>
+      <w:rFonts w:ascii="Consolas" w:hAnsi="Consolas"/>
+      <w:sz w:val="22"/>
+    </w:rPr>
+  </w:style>
+  <w:style w:type="paragraph" w:styleId="ListParagraph">
+    <w:name w:val="List Paragraph"/>
+    <w:basedOn w:val="Normal"/>
+    <w:rsid w:val="00F74DC6"/>
+    <w:pPr>
+      <w:ind w:left="720"/>
+      <w:contextualSpacing/>
+    </w:pPr>
   </w:style>
 </w:styles>
 </file>
